--- a/docs/ocs_sim_qms.docx
+++ b/docs/ocs_sim_qms.docx
@@ -1279,7 +1279,1652 @@
           <w:color w:val="0090A0"/>
           <w:sz w:val="16"/>
         </w:rPr>
-        <w:t>2. 구성품·사양·금액</w:t>
+        <w:t>2. 로컬 관제 센터 공간 구성</w:t>
+      </w:r>
+    </w:p>
+    <w:p>
+      <w:pPr>
+        <w:keepNext/>
+        <w:spacing w:before="120" w:after="80" w:line="240" w:lineRule="auto"/>
+      </w:pPr>
+      <w:r>
+        <w:rPr>
+          <w:rFonts w:ascii="맑은 고딕" w:hAnsi="맑은 고딕" w:eastAsia="맑은 고딕"/>
+          <w:b/>
+          <w:color w:val="10214B"/>
+          <w:sz w:val="28"/>
+        </w:rPr>
+        <w:t>서버실·운영실 2D 평면과 3D 배치, 연결 경로</w:t>
+      </w:r>
+    </w:p>
+    <w:p>
+      <w:pPr>
+        <w:spacing w:before="40" w:after="80" w:line="276" w:lineRule="auto"/>
+        <w:pBdr>
+          <w:left w:val="single" w:sz="24" w:color="E07A1F" w:space="6"/>
+        </w:pBdr>
+        <w:shd w:val="clear" w:color="auto" w:fill="FFF6EC"/>
+      </w:pPr>
+      <w:r>
+        <w:rPr>
+          <w:rFonts w:ascii="맑은 고딕" w:hAnsi="맑은 고딕" w:eastAsia="맑은 고딕"/>
+          <w:b w:val="0"/>
+          <w:color w:val="13203F"/>
+          <w:sz w:val="17"/>
+        </w:rPr>
+        <w:t>견적서 항목2·3·4 장비를 (임시) 창조2관 3층에 서버실 + 운영실로 설치하는 경우의 배치안. 치수·랙 실장·전력은 가정이며, 견적서에 없는 항온항습기·분전반 공사는 점선·비고로 표시함. 장비를 누르면 구성품 표의 해당 행으로 이동함.</w:t>
+      </w:r>
+    </w:p>
+    <w:p>
+      <w:pPr>
+        <w:keepNext/>
+        <w:spacing w:before="160" w:after="80" w:line="240" w:lineRule="auto"/>
+      </w:pPr>
+      <w:r>
+        <w:rPr>
+          <w:rFonts w:ascii="맑은 고딕" w:hAnsi="맑은 고딕" w:eastAsia="맑은 고딕"/>
+          <w:b/>
+          <w:color w:val="1B3A73"/>
+          <w:sz w:val="22"/>
+        </w:rPr>
+        <w:t>2D 평면 (1칸 = 1m)</w:t>
+      </w:r>
+    </w:p>
+    <w:p>
+      <w:pPr>
+        <w:keepNext/>
+        <w:spacing w:before="80" w:after="80" w:line="240" w:lineRule="auto"/>
+        <w:jc w:val="center"/>
+      </w:pPr>
+      <w:r>
+        <w:drawing>
+          <wp:inline xmlns:a="http://schemas.openxmlformats.org/drawingml/2006/main" xmlns:pic="http://schemas.openxmlformats.org/drawingml/2006/picture">
+            <wp:extent cx="10526400" cy="7742167"/>
+            <wp:docPr id="2" name="Picture 2"/>
+            <wp:cNvGraphicFramePr>
+              <a:graphicFrameLocks noChangeAspect="1"/>
+            </wp:cNvGraphicFramePr>
+            <a:graphic>
+              <a:graphicData uri="http://schemas.openxmlformats.org/drawingml/2006/picture">
+                <pic:pic>
+                  <pic:nvPicPr>
+                    <pic:cNvPr id="0" name="f1.png"/>
+                    <pic:cNvPicPr/>
+                  </pic:nvPicPr>
+                  <pic:blipFill>
+                    <a:blip r:embed="rId10"/>
+                    <a:stretch>
+                      <a:fillRect/>
+                    </a:stretch>
+                  </pic:blipFill>
+                  <pic:spPr>
+                    <a:xfrm>
+                      <a:off x="0" y="0"/>
+                      <a:ext cx="10526400" cy="7742167"/>
+                    </a:xfrm>
+                    <a:prstGeom prst="rect"/>
+                  </pic:spPr>
+                </pic:pic>
+              </a:graphicData>
+            </a:graphic>
+          </wp:inline>
+        </w:drawing>
+      </w:r>
+    </w:p>
+    <w:p>
+      <w:pPr>
+        <w:spacing w:before="0" w:after="80" w:line="240" w:lineRule="auto"/>
+      </w:pPr>
+      <w:r>
+        <w:rPr>
+          <w:rFonts w:ascii="맑은 고딕" w:hAnsi="맑은 고딕" w:eastAsia="맑은 고딕"/>
+          <w:b/>
+          <w:color w:val="1B3A73"/>
+          <w:sz w:val="16"/>
+        </w:rPr>
+        <w:t xml:space="preserve">범례  </w:t>
+      </w:r>
+      <w:r>
+        <w:rPr>
+          <w:rFonts w:ascii="맑은 고딕" w:hAnsi="맑은 고딕" w:eastAsia="맑은 고딕"/>
+          <w:b w:val="0"/>
+          <w:color w:val="56637F"/>
+          <w:sz w:val="16"/>
+        </w:rPr>
+        <w:t>건물 광 인입 (중앙 Server)  ·  랙 간 25GbE · 상부 트레이  ·  운영실 10GbE (데스크·표시장치)  ·  Cell 캐비닛 이중 광 업링크  ·  UPS 전원  ·  스캐너 연결 (유선)  ·  스캐너 연결 (무선)</w:t>
+      </w:r>
+    </w:p>
+    <w:p>
+      <w:pPr>
+        <w:keepNext/>
+        <w:spacing w:before="160" w:after="80" w:line="240" w:lineRule="auto"/>
+      </w:pPr>
+      <w:r>
+        <w:rPr>
+          <w:rFonts w:ascii="맑은 고딕" w:hAnsi="맑은 고딕" w:eastAsia="맑은 고딕"/>
+          <w:b/>
+          <w:color w:val="1B3A73"/>
+          <w:sz w:val="22"/>
+        </w:rPr>
+        <w:t>3D 배치 (아이소메트릭, 앞쪽 벽 생략)</w:t>
+      </w:r>
+    </w:p>
+    <w:p>
+      <w:pPr>
+        <w:keepNext/>
+        <w:spacing w:before="80" w:after="80" w:line="240" w:lineRule="auto"/>
+        <w:jc w:val="center"/>
+      </w:pPr>
+      <w:r>
+        <w:drawing>
+          <wp:inline xmlns:a="http://schemas.openxmlformats.org/drawingml/2006/main" xmlns:pic="http://schemas.openxmlformats.org/drawingml/2006/picture">
+            <wp:extent cx="10178630" cy="7740848"/>
+            <wp:docPr id="3" name="Picture 3"/>
+            <wp:cNvGraphicFramePr>
+              <a:graphicFrameLocks noChangeAspect="1"/>
+            </wp:cNvGraphicFramePr>
+            <a:graphic>
+              <a:graphicData uri="http://schemas.openxmlformats.org/drawingml/2006/picture">
+                <pic:pic>
+                  <pic:nvPicPr>
+                    <pic:cNvPr id="0" name="f2.png"/>
+                    <pic:cNvPicPr/>
+                  </pic:nvPicPr>
+                  <pic:blipFill>
+                    <a:blip r:embed="rId11"/>
+                    <a:stretch>
+                      <a:fillRect/>
+                    </a:stretch>
+                  </pic:blipFill>
+                  <pic:spPr>
+                    <a:xfrm>
+                      <a:off x="0" y="0"/>
+                      <a:ext cx="10178630" cy="7740848"/>
+                    </a:xfrm>
+                    <a:prstGeom prst="rect"/>
+                  </pic:spPr>
+                </pic:pic>
+              </a:graphicData>
+            </a:graphic>
+          </wp:inline>
+        </w:drawing>
+      </w:r>
+    </w:p>
+    <w:p>
+      <w:pPr>
+        <w:spacing w:before="0" w:after="80" w:line="240" w:lineRule="auto"/>
+      </w:pPr>
+      <w:r>
+        <w:rPr>
+          <w:rFonts w:ascii="맑은 고딕" w:hAnsi="맑은 고딕" w:eastAsia="맑은 고딕"/>
+          <w:b/>
+          <w:color w:val="1B3A73"/>
+          <w:sz w:val="16"/>
+        </w:rPr>
+        <w:t xml:space="preserve">범례  </w:t>
+      </w:r>
+      <w:r>
+        <w:rPr>
+          <w:rFonts w:ascii="맑은 고딕" w:hAnsi="맑은 고딕" w:eastAsia="맑은 고딕"/>
+          <w:b w:val="0"/>
+          <w:color w:val="56637F"/>
+          <w:sz w:val="16"/>
+        </w:rPr>
+        <w:t>건물 광 인입 (중앙 Server)  ·  랙 간 25GbE · 상부 트레이  ·  운영실 10GbE (데스크·표시장치)  ·  Cell 캐비닛 이중 광 업링크  ·  UPS 전원  ·  스캐너 연결 (유선)  ·  스캐너 연결 (무선)</w:t>
+      </w:r>
+    </w:p>
+    <w:p>
+      <w:pPr>
+        <w:spacing w:before="40" w:after="80" w:line="276" w:lineRule="auto"/>
+      </w:pPr>
+      <w:r>
+        <w:rPr>
+          <w:rFonts w:ascii="맑은 고딕" w:hAnsi="맑은 고딕" w:eastAsia="맑은 고딕"/>
+          <w:b w:val="0"/>
+          <w:i/>
+          <w:color w:val="56637F"/>
+          <w:sz w:val="16"/>
+        </w:rPr>
+        <w:t>천장 트레이(높이 2.3m)를 따라 랙 → 운영실 데스크·표시장치로 내려가고, 서버실 앞쪽 벽을 지나 복도 트레이로 각 Cell 캐비닛에 연결됨.</w:t>
+      </w:r>
+    </w:p>
+    <w:p>
+      <w:pPr>
+        <w:keepNext/>
+        <w:spacing w:before="160" w:after="80" w:line="240" w:lineRule="auto"/>
+      </w:pPr>
+      <w:r>
+        <w:rPr>
+          <w:rFonts w:ascii="맑은 고딕" w:hAnsi="맑은 고딕" w:eastAsia="맑은 고딕"/>
+          <w:b/>
+          <w:color w:val="1B3A73"/>
+          <w:sz w:val="22"/>
+        </w:rPr>
+        <w:t>랙 실장도 (42U)</w:t>
+      </w:r>
+    </w:p>
+    <w:p>
+      <w:pPr>
+        <w:keepNext/>
+        <w:spacing w:before="80" w:after="80" w:line="240" w:lineRule="auto"/>
+        <w:jc w:val="center"/>
+      </w:pPr>
+      <w:r>
+        <w:drawing>
+          <wp:inline xmlns:a="http://schemas.openxmlformats.org/drawingml/2006/main" xmlns:pic="http://schemas.openxmlformats.org/drawingml/2006/picture">
+            <wp:extent cx="12654752" cy="7738381"/>
+            <wp:docPr id="4" name="Picture 4"/>
+            <wp:cNvGraphicFramePr>
+              <a:graphicFrameLocks noChangeAspect="1"/>
+            </wp:cNvGraphicFramePr>
+            <a:graphic>
+              <a:graphicData uri="http://schemas.openxmlformats.org/drawingml/2006/picture">
+                <pic:pic>
+                  <pic:nvPicPr>
+                    <pic:cNvPr id="0" name="f3.png"/>
+                    <pic:cNvPicPr/>
+                  </pic:nvPicPr>
+                  <pic:blipFill>
+                    <a:blip r:embed="rId12"/>
+                    <a:stretch>
+                      <a:fillRect/>
+                    </a:stretch>
+                  </pic:blipFill>
+                  <pic:spPr>
+                    <a:xfrm>
+                      <a:off x="0" y="0"/>
+                      <a:ext cx="12654752" cy="7738381"/>
+                    </a:xfrm>
+                    <a:prstGeom prst="rect"/>
+                  </pic:spPr>
+                </pic:pic>
+              </a:graphicData>
+            </a:graphic>
+          </wp:inline>
+        </w:drawing>
+      </w:r>
+    </w:p>
+    <w:p>
+      <w:pPr>
+        <w:keepNext/>
+        <w:spacing w:before="160" w:after="80" w:line="240" w:lineRule="auto"/>
+      </w:pPr>
+      <w:r>
+        <w:rPr>
+          <w:rFonts w:ascii="맑은 고딕" w:hAnsi="맑은 고딕" w:eastAsia="맑은 고딕"/>
+          <w:b/>
+          <w:color w:val="1B3A73"/>
+          <w:sz w:val="22"/>
+        </w:rPr>
+        <w:t>공간·전력·냉방 요건</w:t>
+      </w:r>
+    </w:p>
+    <w:tbl>
+      <w:tblPr>
+        <w:tblW w:type="auto" w:w="0"/>
+        <w:jc w:val="center"/>
+        <w:tblLayout w:type="fixed"/>
+        <w:tblLook w:firstColumn="1" w:firstRow="1" w:lastColumn="0" w:lastRow="0" w:noHBand="0" w:noVBand="1" w:val="04A0"/>
+        <w:tblBorders>
+          <w:top w:val="single" w:sz="4" w:color="C9D3E3"/>
+          <w:left w:val="single" w:sz="4" w:color="C9D3E3"/>
+          <w:bottom w:val="single" w:sz="4" w:color="C9D3E3"/>
+          <w:right w:val="single" w:sz="4" w:color="C9D3E3"/>
+          <w:insideH w:val="single" w:sz="4" w:color="C9D3E3"/>
+          <w:insideV w:val="single" w:sz="4" w:color="C9D3E3"/>
+        </w:tblBorders>
+        <w:tblLayout w:type="fixed"/>
+        <w:tblCellMar>
+          <w:top w:w="40" w:type="dxa"/>
+          <w:left w:w="60" w:type="dxa"/>
+          <w:bottom w:w="40" w:type="dxa"/>
+          <w:right w:w="60" w:type="dxa"/>
+        </w:tblCellMar>
+      </w:tblPr>
+      <w:tblGrid>
+        <w:gridCol w:w="1060"/>
+        <w:gridCol w:w="15321"/>
+        <w:gridCol w:w="6069"/>
+      </w:tblGrid>
+      <w:tr>
+        <w:trPr>
+          <w:cantSplit/>
+          <w:tblHeader w:val="true"/>
+        </w:trPr>
+        <w:tc>
+          <w:tcPr>
+            <w:tcW w:type="dxa" w:w="1060"/>
+            <w:shd w:val="clear" w:color="auto" w:fill="10214B"/>
+          </w:tcPr>
+          <w:p>
+            <w:pPr>
+              <w:spacing w:before="0" w:after="0" w:line="252" w:lineRule="auto"/>
+            </w:pPr>
+            <w:r>
+              <w:rPr>
+                <w:rFonts w:ascii="맑은 고딕" w:hAnsi="맑은 고딕" w:eastAsia="맑은 고딕"/>
+                <w:b/>
+                <w:color w:val="FFFFFF"/>
+                <w:sz w:val="16"/>
+              </w:rPr>
+              <w:t>항목</w:t>
+            </w:r>
+          </w:p>
+        </w:tc>
+        <w:tc>
+          <w:tcPr>
+            <w:tcW w:type="dxa" w:w="15321"/>
+            <w:shd w:val="clear" w:color="auto" w:fill="10214B"/>
+          </w:tcPr>
+          <w:p>
+            <w:pPr>
+              <w:spacing w:before="0" w:after="0" w:line="252" w:lineRule="auto"/>
+            </w:pPr>
+            <w:r>
+              <w:rPr>
+                <w:rFonts w:ascii="맑은 고딕" w:hAnsi="맑은 고딕" w:eastAsia="맑은 고딕"/>
+                <w:b/>
+                <w:color w:val="FFFFFF"/>
+                <w:sz w:val="16"/>
+              </w:rPr>
+              <w:t>구성</w:t>
+            </w:r>
+          </w:p>
+        </w:tc>
+        <w:tc>
+          <w:tcPr>
+            <w:tcW w:type="dxa" w:w="6069"/>
+            <w:shd w:val="clear" w:color="auto" w:fill="10214B"/>
+          </w:tcPr>
+          <w:p>
+            <w:pPr>
+              <w:spacing w:before="0" w:after="0" w:line="252" w:lineRule="auto"/>
+            </w:pPr>
+            <w:r>
+              <w:rPr>
+                <w:rFonts w:ascii="맑은 고딕" w:hAnsi="맑은 고딕" w:eastAsia="맑은 고딕"/>
+                <w:b/>
+                <w:color w:val="FFFFFF"/>
+                <w:sz w:val="16"/>
+              </w:rPr>
+              <w:t>비고</w:t>
+            </w:r>
+          </w:p>
+        </w:tc>
+      </w:tr>
+      <w:tr>
+        <w:trPr>
+          <w:cantSplit/>
+        </w:trPr>
+        <w:tc>
+          <w:tcPr>
+            <w:tcW w:type="dxa" w:w="1060"/>
+            <w:shd w:val="clear" w:color="auto" w:fill="EEF2F9"/>
+          </w:tcPr>
+          <w:p>
+            <w:pPr>
+              <w:spacing w:before="0" w:after="0" w:line="252" w:lineRule="auto"/>
+            </w:pPr>
+            <w:r>
+              <w:rPr>
+                <w:rFonts w:ascii="맑은 고딕" w:hAnsi="맑은 고딕" w:eastAsia="맑은 고딕"/>
+                <w:b/>
+                <w:color w:val="1B3A73"/>
+                <w:sz w:val="16"/>
+              </w:rPr>
+              <w:t>서버실 면적</w:t>
+            </w:r>
+          </w:p>
+        </w:tc>
+        <w:tc>
+          <w:tcPr>
+            <w:tcW w:type="dxa" w:w="15321"/>
+          </w:tcPr>
+          <w:p>
+            <w:pPr>
+              <w:spacing w:before="0" w:after="0" w:line="252" w:lineRule="auto"/>
+            </w:pPr>
+            <w:r>
+              <w:rPr>
+                <w:rFonts w:ascii="맑은 고딕" w:hAnsi="맑은 고딕" w:eastAsia="맑은 고딕"/>
+                <w:b w:val="0"/>
+                <w:color w:val="13203F"/>
+                <w:sz w:val="16"/>
+              </w:rPr>
+              <w:t>3.4 × 5.4 m (약 18㎡) — 42U 랙 3대 + UPS·배터리 + 항온항습기, 전면 1.0m·후면 0.8m 작업공간</w:t>
+            </w:r>
+          </w:p>
+        </w:tc>
+        <w:tc>
+          <w:tcPr>
+            <w:tcW w:type="dxa" w:w="6069"/>
+          </w:tcPr>
+          <w:p>
+            <w:pPr>
+              <w:spacing w:before="0" w:after="0" w:line="252" w:lineRule="auto"/>
+            </w:pPr>
+            <w:r>
+              <w:rPr>
+                <w:rFonts w:ascii="맑은 고딕" w:hAnsi="맑은 고딕" w:eastAsia="맑은 고딕"/>
+                <w:b w:val="0"/>
+                <w:color w:val="56637F"/>
+                <w:sz w:val="16"/>
+              </w:rPr>
+              <w:t>가정 치수. 창조2관 3층 실측 후 확정</w:t>
+            </w:r>
+          </w:p>
+        </w:tc>
+      </w:tr>
+      <w:tr>
+        <w:trPr>
+          <w:cantSplit/>
+        </w:trPr>
+        <w:tc>
+          <w:tcPr>
+            <w:tcW w:type="dxa" w:w="1060"/>
+            <w:shd w:val="clear" w:color="auto" w:fill="EEF2F9"/>
+          </w:tcPr>
+          <w:p>
+            <w:pPr>
+              <w:spacing w:before="0" w:after="0" w:line="252" w:lineRule="auto"/>
+            </w:pPr>
+            <w:r>
+              <w:rPr>
+                <w:rFonts w:ascii="맑은 고딕" w:hAnsi="맑은 고딕" w:eastAsia="맑은 고딕"/>
+                <w:b/>
+                <w:color w:val="1B3A73"/>
+                <w:sz w:val="16"/>
+              </w:rPr>
+              <w:t>운영실 면적</w:t>
+            </w:r>
+          </w:p>
+        </w:tc>
+        <w:tc>
+          <w:tcPr>
+            <w:tcW w:type="dxa" w:w="15321"/>
+          </w:tcPr>
+          <w:p>
+            <w:pPr>
+              <w:spacing w:before="0" w:after="0" w:line="252" w:lineRule="auto"/>
+            </w:pPr>
+            <w:r>
+              <w:rPr>
+                <w:rFonts w:ascii="맑은 고딕" w:hAnsi="맑은 고딕" w:eastAsia="맑은 고딕"/>
+                <w:b w:val="0"/>
+                <w:color w:val="13203F"/>
+                <w:sz w:val="16"/>
+              </w:rPr>
+              <w:t>5.0 × 5.4 m (약 27㎡) — 표시장치 벽면, 운영 데스크 2석, 스캔 장비 공간</w:t>
+            </w:r>
+          </w:p>
+        </w:tc>
+        <w:tc>
+          <w:tcPr>
+            <w:tcW w:type="dxa" w:w="6069"/>
+          </w:tcPr>
+          <w:p>
+            <w:pPr>
+              <w:spacing w:before="0" w:after="0" w:line="252" w:lineRule="auto"/>
+            </w:pPr>
+            <w:r>
+              <w:rPr>
+                <w:rFonts w:ascii="맑은 고딕" w:hAnsi="맑은 고딕" w:eastAsia="맑은 고딕"/>
+                <w:b w:val="0"/>
+                <w:color w:val="56637F"/>
+                <w:sz w:val="16"/>
+              </w:rPr>
+              <w:t>기업 실증 참관 인원에 따라 확대</w:t>
+            </w:r>
+          </w:p>
+        </w:tc>
+      </w:tr>
+      <w:tr>
+        <w:trPr>
+          <w:cantSplit/>
+        </w:trPr>
+        <w:tc>
+          <w:tcPr>
+            <w:tcW w:type="dxa" w:w="1060"/>
+            <w:shd w:val="clear" w:color="auto" w:fill="EEF2F9"/>
+          </w:tcPr>
+          <w:p>
+            <w:pPr>
+              <w:keepNext/>
+              <w:spacing w:before="0" w:after="0" w:line="252" w:lineRule="auto"/>
+            </w:pPr>
+            <w:r>
+              <w:rPr>
+                <w:rFonts w:ascii="맑은 고딕" w:hAnsi="맑은 고딕" w:eastAsia="맑은 고딕"/>
+                <w:b/>
+                <w:color w:val="1B3A73"/>
+                <w:sz w:val="16"/>
+              </w:rPr>
+              <w:t>전기</w:t>
+            </w:r>
+          </w:p>
+        </w:tc>
+        <w:tc>
+          <w:tcPr>
+            <w:tcW w:type="dxa" w:w="15321"/>
+          </w:tcPr>
+          <w:p>
+            <w:pPr>
+              <w:keepNext/>
+              <w:spacing w:before="0" w:after="0" w:line="252" w:lineRule="auto"/>
+            </w:pPr>
+            <w:r>
+              <w:rPr>
+                <w:rFonts w:ascii="맑은 고딕" w:hAnsi="맑은 고딕" w:eastAsia="맑은 고딕"/>
+                <w:b w:val="0"/>
+                <w:color w:val="13203F"/>
+                <w:sz w:val="16"/>
+              </w:rPr>
+              <w:t>서버실 전용 분전반(3상 380V), 랙별 이중 PDU, UPS 경유 급전</w:t>
+            </w:r>
+          </w:p>
+        </w:tc>
+        <w:tc>
+          <w:tcPr>
+            <w:tcW w:type="dxa" w:w="6069"/>
+          </w:tcPr>
+          <w:p>
+            <w:pPr>
+              <w:keepNext/>
+              <w:spacing w:before="0" w:after="0" w:line="252" w:lineRule="auto"/>
+            </w:pPr>
+            <w:r>
+              <w:rPr>
+                <w:rFonts w:ascii="맑은 고딕" w:hAnsi="맑은 고딕" w:eastAsia="맑은 고딕"/>
+                <w:b w:val="0"/>
+                <w:color w:val="56637F"/>
+                <w:sz w:val="16"/>
+              </w:rPr>
+              <w:t>분전반·배선 공사는 견적에 없음</w:t>
+            </w:r>
+          </w:p>
+        </w:tc>
+      </w:tr>
+      <w:tr>
+        <w:trPr>
+          <w:cantSplit/>
+        </w:trPr>
+        <w:tc>
+          <w:tcPr>
+            <w:tcW w:type="dxa" w:w="1060"/>
+            <w:shd w:val="clear" w:color="auto" w:fill="EEF2F9"/>
+          </w:tcPr>
+          <w:p>
+            <w:pPr>
+              <w:keepNext/>
+              <w:spacing w:before="0" w:after="0" w:line="252" w:lineRule="auto"/>
+            </w:pPr>
+            <w:r>
+              <w:rPr>
+                <w:rFonts w:ascii="맑은 고딕" w:hAnsi="맑은 고딕" w:eastAsia="맑은 고딕"/>
+                <w:b/>
+                <w:color w:val="1B3A73"/>
+                <w:sz w:val="16"/>
+              </w:rPr>
+              <w:t>냉방</w:t>
+            </w:r>
+          </w:p>
+        </w:tc>
+        <w:tc>
+          <w:tcPr>
+            <w:tcW w:type="dxa" w:w="15321"/>
+          </w:tcPr>
+          <w:p>
+            <w:pPr>
+              <w:keepNext/>
+              <w:spacing w:before="0" w:after="0" w:line="252" w:lineRule="auto"/>
+            </w:pPr>
+            <w:r>
+              <w:rPr>
+                <w:rFonts w:ascii="맑은 고딕" w:hAnsi="맑은 고딕" w:eastAsia="맑은 고딕"/>
+                <w:b w:val="0"/>
+                <w:color w:val="13203F"/>
+                <w:sz w:val="16"/>
+              </w:rPr>
+              <w:t>IT 부하 약 9kW 상시 → 항온항습기 10kW급, 서버실 전용</w:t>
+            </w:r>
+          </w:p>
+        </w:tc>
+        <w:tc>
+          <w:tcPr>
+            <w:tcW w:type="dxa" w:w="6069"/>
+          </w:tcPr>
+          <w:p>
+            <w:pPr>
+              <w:keepNext/>
+              <w:spacing w:before="0" w:after="0" w:line="252" w:lineRule="auto"/>
+            </w:pPr>
+            <w:r>
+              <w:rPr>
+                <w:rFonts w:ascii="맑은 고딕" w:hAnsi="맑은 고딕" w:eastAsia="맑은 고딕"/>
+                <w:b w:val="0"/>
+                <w:color w:val="56637F"/>
+                <w:sz w:val="16"/>
+              </w:rPr>
+              <w:t>견적에 없음 — 별도 확보 필요</w:t>
+            </w:r>
+          </w:p>
+        </w:tc>
+      </w:tr>
+      <w:tr>
+        <w:trPr>
+          <w:cantSplit/>
+        </w:trPr>
+        <w:tc>
+          <w:tcPr>
+            <w:tcW w:type="dxa" w:w="1060"/>
+            <w:shd w:val="clear" w:color="auto" w:fill="EEF2F9"/>
+          </w:tcPr>
+          <w:p>
+            <w:pPr>
+              <w:keepNext/>
+              <w:spacing w:before="0" w:after="0" w:line="252" w:lineRule="auto"/>
+            </w:pPr>
+            <w:r>
+              <w:rPr>
+                <w:rFonts w:ascii="맑은 고딕" w:hAnsi="맑은 고딕" w:eastAsia="맑은 고딕"/>
+                <w:b/>
+                <w:color w:val="1B3A73"/>
+                <w:sz w:val="16"/>
+              </w:rPr>
+              <w:t>통신 인입</w:t>
+            </w:r>
+          </w:p>
+        </w:tc>
+        <w:tc>
+          <w:tcPr>
+            <w:tcW w:type="dxa" w:w="15321"/>
+          </w:tcPr>
+          <w:p>
+            <w:pPr>
+              <w:keepNext/>
+              <w:spacing w:before="0" w:after="0" w:line="252" w:lineRule="auto"/>
+            </w:pPr>
+            <w:r>
+              <w:rPr>
+                <w:rFonts w:ascii="맑은 고딕" w:hAnsi="맑은 고딕" w:eastAsia="맑은 고딕"/>
+                <w:b w:val="0"/>
+                <w:color w:val="13203F"/>
+                <w:sz w:val="16"/>
+              </w:rPr>
+              <w:t>건물 광 인입(중앙 Server·DCC 연계), 복도 상부 트레이로 Cell 캐비닛 이중 광</w:t>
+            </w:r>
+          </w:p>
+        </w:tc>
+        <w:tc>
+          <w:tcPr>
+            <w:tcW w:type="dxa" w:w="6069"/>
+          </w:tcPr>
+          <w:p>
+            <w:pPr>
+              <w:keepNext/>
+              <w:spacing w:before="0" w:after="0" w:line="252" w:lineRule="auto"/>
+            </w:pPr>
+            <w:r>
+              <w:rPr>
+                <w:rFonts w:ascii="맑은 고딕" w:hAnsi="맑은 고딕" w:eastAsia="맑은 고딕"/>
+                <w:b w:val="0"/>
+                <w:color w:val="56637F"/>
+                <w:sz w:val="16"/>
+              </w:rPr>
+              <w:t>건물 측 광 경로 확인</w:t>
+            </w:r>
+          </w:p>
+        </w:tc>
+      </w:tr>
+      <w:tr>
+        <w:trPr>
+          <w:cantSplit/>
+        </w:trPr>
+        <w:tc>
+          <w:tcPr>
+            <w:tcW w:type="dxa" w:w="1060"/>
+            <w:shd w:val="clear" w:color="auto" w:fill="EEF2F9"/>
+          </w:tcPr>
+          <w:p>
+            <w:pPr>
+              <w:spacing w:before="0" w:after="0" w:line="252" w:lineRule="auto"/>
+            </w:pPr>
+            <w:r>
+              <w:rPr>
+                <w:rFonts w:ascii="맑은 고딕" w:hAnsi="맑은 고딕" w:eastAsia="맑은 고딕"/>
+                <w:b/>
+                <w:color w:val="1B3A73"/>
+                <w:sz w:val="16"/>
+              </w:rPr>
+              <w:t>이전</w:t>
+            </w:r>
+          </w:p>
+        </w:tc>
+        <w:tc>
+          <w:tcPr>
+            <w:tcW w:type="dxa" w:w="15321"/>
+          </w:tcPr>
+          <w:p>
+            <w:pPr>
+              <w:spacing w:before="0" w:after="0" w:line="252" w:lineRule="auto"/>
+            </w:pPr>
+            <w:r>
+              <w:rPr>
+                <w:rFonts w:ascii="맑은 고딕" w:hAnsi="맑은 고딕" w:eastAsia="맑은 고딕"/>
+                <w:b w:val="0"/>
+                <w:color w:val="13203F"/>
+                <w:sz w:val="16"/>
+              </w:rPr>
+              <w:t>'29년 메타팩토리 이전 시 랙 단위 이설 — 랙 3대·UPS를 그대로 옮기는 구성</w:t>
+            </w:r>
+          </w:p>
+        </w:tc>
+        <w:tc>
+          <w:tcPr>
+            <w:tcW w:type="dxa" w:w="6069"/>
+          </w:tcPr>
+          <w:p>
+            <w:pPr>
+              <w:spacing w:before="0" w:after="0" w:line="252" w:lineRule="auto"/>
+            </w:pPr>
+            <w:r>
+              <w:rPr>
+                <w:rFonts w:ascii="맑은 고딕" w:hAnsi="맑은 고딕" w:eastAsia="맑은 고딕"/>
+                <w:b w:val="0"/>
+                <w:color w:val="56637F"/>
+                <w:sz w:val="16"/>
+              </w:rPr>
+              <w:t>이설 비용·중단 기간 운영계획에 반영</w:t>
+            </w:r>
+          </w:p>
+        </w:tc>
+      </w:tr>
+    </w:tbl>
+    <w:p>
+      <w:pPr>
+        <w:spacing w:before="0" w:after="80" w:line="240" w:lineRule="auto"/>
+      </w:pPr>
+    </w:p>
+    <w:tbl>
+      <w:tblPr>
+        <w:tblW w:type="auto" w:w="0"/>
+        <w:jc w:val="center"/>
+        <w:tblLayout w:type="fixed"/>
+        <w:tblLook w:firstColumn="1" w:firstRow="1" w:lastColumn="0" w:lastRow="0" w:noHBand="0" w:noVBand="1" w:val="04A0"/>
+        <w:tblBorders>
+          <w:top w:val="single" w:sz="4" w:color="C9D3E3"/>
+          <w:left w:val="single" w:sz="4" w:color="C9D3E3"/>
+          <w:bottom w:val="single" w:sz="4" w:color="C9D3E3"/>
+          <w:right w:val="single" w:sz="4" w:color="C9D3E3"/>
+          <w:insideH w:val="single" w:sz="4" w:color="C9D3E3"/>
+          <w:insideV w:val="single" w:sz="4" w:color="C9D3E3"/>
+        </w:tblBorders>
+        <w:tblLayout w:type="fixed"/>
+        <w:tblCellMar>
+          <w:top w:w="40" w:type="dxa"/>
+          <w:left w:w="60" w:type="dxa"/>
+          <w:bottom w:w="40" w:type="dxa"/>
+          <w:right w:w="60" w:type="dxa"/>
+        </w:tblCellMar>
+      </w:tblPr>
+      <w:tblGrid>
+        <w:gridCol w:w="1949"/>
+        <w:gridCol w:w="490"/>
+        <w:gridCol w:w="759"/>
+        <w:gridCol w:w="887"/>
+        <w:gridCol w:w="18365"/>
+      </w:tblGrid>
+      <w:tr>
+        <w:trPr>
+          <w:cantSplit/>
+          <w:tblHeader w:val="true"/>
+        </w:trPr>
+        <w:tc>
+          <w:tcPr>
+            <w:tcW w:type="dxa" w:w="1949"/>
+            <w:shd w:val="clear" w:color="auto" w:fill="10214B"/>
+          </w:tcPr>
+          <w:p>
+            <w:pPr>
+              <w:spacing w:before="0" w:after="0" w:line="252" w:lineRule="auto"/>
+            </w:pPr>
+            <w:r>
+              <w:rPr>
+                <w:rFonts w:ascii="맑은 고딕" w:hAnsi="맑은 고딕" w:eastAsia="맑은 고딕"/>
+                <w:b/>
+                <w:color w:val="FFFFFF"/>
+                <w:sz w:val="16"/>
+              </w:rPr>
+              <w:t>장비</w:t>
+            </w:r>
+          </w:p>
+        </w:tc>
+        <w:tc>
+          <w:tcPr>
+            <w:tcW w:type="dxa" w:w="490"/>
+            <w:shd w:val="clear" w:color="auto" w:fill="10214B"/>
+          </w:tcPr>
+          <w:p>
+            <w:pPr>
+              <w:spacing w:before="0" w:after="0" w:line="252" w:lineRule="auto"/>
+              <w:jc w:val="center"/>
+            </w:pPr>
+            <w:r>
+              <w:rPr>
+                <w:rFonts w:ascii="맑은 고딕" w:hAnsi="맑은 고딕" w:eastAsia="맑은 고딕"/>
+                <w:b/>
+                <w:color w:val="FFFFFF"/>
+                <w:sz w:val="16"/>
+              </w:rPr>
+              <w:t>수량</w:t>
+            </w:r>
+          </w:p>
+        </w:tc>
+        <w:tc>
+          <w:tcPr>
+            <w:tcW w:type="dxa" w:w="759"/>
+            <w:shd w:val="clear" w:color="auto" w:fill="10214B"/>
+          </w:tcPr>
+          <w:p>
+            <w:pPr>
+              <w:spacing w:before="0" w:after="0" w:line="252" w:lineRule="auto"/>
+              <w:jc w:val="right"/>
+            </w:pPr>
+            <w:r>
+              <w:rPr>
+                <w:rFonts w:ascii="맑은 고딕" w:hAnsi="맑은 고딕" w:eastAsia="맑은 고딕"/>
+                <w:b/>
+                <w:color w:val="FFFFFF"/>
+                <w:sz w:val="16"/>
+              </w:rPr>
+              <w:t>대당 kW</w:t>
+            </w:r>
+          </w:p>
+        </w:tc>
+        <w:tc>
+          <w:tcPr>
+            <w:tcW w:type="dxa" w:w="887"/>
+            <w:shd w:val="clear" w:color="auto" w:fill="10214B"/>
+          </w:tcPr>
+          <w:p>
+            <w:pPr>
+              <w:spacing w:before="0" w:after="0" w:line="252" w:lineRule="auto"/>
+              <w:jc w:val="right"/>
+            </w:pPr>
+            <w:r>
+              <w:rPr>
+                <w:rFonts w:ascii="맑은 고딕" w:hAnsi="맑은 고딕" w:eastAsia="맑은 고딕"/>
+                <w:b/>
+                <w:color w:val="FFFFFF"/>
+                <w:sz w:val="16"/>
+              </w:rPr>
+              <w:t>합계 kW</w:t>
+            </w:r>
+          </w:p>
+        </w:tc>
+        <w:tc>
+          <w:tcPr>
+            <w:tcW w:type="dxa" w:w="18365"/>
+            <w:shd w:val="clear" w:color="auto" w:fill="10214B"/>
+          </w:tcPr>
+          <w:p>
+            <w:pPr>
+              <w:spacing w:before="0" w:after="0" w:line="252" w:lineRule="auto"/>
+            </w:pPr>
+            <w:r>
+              <w:rPr>
+                <w:rFonts w:ascii="맑은 고딕" w:hAnsi="맑은 고딕" w:eastAsia="맑은 고딕"/>
+                <w:b/>
+                <w:color w:val="FFFFFF"/>
+                <w:sz w:val="16"/>
+              </w:rPr>
+              <w:t>근거</w:t>
+            </w:r>
+          </w:p>
+        </w:tc>
+      </w:tr>
+      <w:tr>
+        <w:trPr>
+          <w:cantSplit/>
+        </w:trPr>
+        <w:tc>
+          <w:tcPr>
+            <w:tcW w:type="dxa" w:w="1949"/>
+          </w:tcPr>
+          <w:p>
+            <w:pPr>
+              <w:spacing w:before="0" w:after="0" w:line="252" w:lineRule="auto"/>
+            </w:pPr>
+            <w:r>
+              <w:rPr>
+                <w:rFonts w:ascii="맑은 고딕" w:hAnsi="맑은 고딕" w:eastAsia="맑은 고딕"/>
+                <w:b/>
+                <w:color w:val="13203F"/>
+                <w:sz w:val="16"/>
+              </w:rPr>
+              <w:t>DT·AI 연산 서버</w:t>
+            </w:r>
+          </w:p>
+        </w:tc>
+        <w:tc>
+          <w:tcPr>
+            <w:tcW w:type="dxa" w:w="490"/>
+          </w:tcPr>
+          <w:p>
+            <w:pPr>
+              <w:spacing w:before="0" w:after="0" w:line="252" w:lineRule="auto"/>
+              <w:jc w:val="center"/>
+            </w:pPr>
+            <w:r>
+              <w:rPr>
+                <w:rFonts w:ascii="맑은 고딕" w:hAnsi="맑은 고딕" w:eastAsia="맑은 고딕"/>
+                <w:b w:val="0"/>
+                <w:color w:val="13203F"/>
+                <w:sz w:val="16"/>
+              </w:rPr>
+              <w:t>1</w:t>
+            </w:r>
+          </w:p>
+        </w:tc>
+        <w:tc>
+          <w:tcPr>
+            <w:tcW w:type="dxa" w:w="759"/>
+          </w:tcPr>
+          <w:p>
+            <w:pPr>
+              <w:spacing w:before="0" w:after="0" w:line="252" w:lineRule="auto"/>
+              <w:jc w:val="right"/>
+            </w:pPr>
+            <w:r>
+              <w:rPr>
+                <w:rFonts w:ascii="맑은 고딕" w:hAnsi="맑은 고딕" w:eastAsia="맑은 고딕"/>
+                <w:b w:val="0"/>
+                <w:color w:val="13203F"/>
+                <w:sz w:val="16"/>
+              </w:rPr>
+              <w:t>3.8</w:t>
+            </w:r>
+          </w:p>
+        </w:tc>
+        <w:tc>
+          <w:tcPr>
+            <w:tcW w:type="dxa" w:w="887"/>
+          </w:tcPr>
+          <w:p>
+            <w:pPr>
+              <w:spacing w:before="0" w:after="0" w:line="252" w:lineRule="auto"/>
+              <w:jc w:val="right"/>
+            </w:pPr>
+            <w:r>
+              <w:rPr>
+                <w:rFonts w:ascii="맑은 고딕" w:hAnsi="맑은 고딕" w:eastAsia="맑은 고딕"/>
+                <w:b w:val="0"/>
+                <w:color w:val="13203F"/>
+                <w:sz w:val="16"/>
+              </w:rPr>
+              <w:t>3.8</w:t>
+            </w:r>
+          </w:p>
+        </w:tc>
+        <w:tc>
+          <w:tcPr>
+            <w:tcW w:type="dxa" w:w="18365"/>
+          </w:tcPr>
+          <w:p>
+            <w:pPr>
+              <w:spacing w:before="0" w:after="0" w:line="252" w:lineRule="auto"/>
+            </w:pPr>
+            <w:r>
+              <w:rPr>
+                <w:rFonts w:ascii="맑은 고딕" w:hAnsi="맑은 고딕" w:eastAsia="맑은 고딕"/>
+                <w:b w:val="0"/>
+                <w:color w:val="56637F"/>
+                <w:sz w:val="16"/>
+              </w:rPr>
+              <w:t>GPU 600W ×4 + CPU ×2 + 기타, 최대 부하 (추정)</w:t>
+            </w:r>
+          </w:p>
+        </w:tc>
+      </w:tr>
+      <w:tr>
+        <w:trPr>
+          <w:cantSplit/>
+        </w:trPr>
+        <w:tc>
+          <w:tcPr>
+            <w:tcW w:type="dxa" w:w="1949"/>
+          </w:tcPr>
+          <w:p>
+            <w:pPr>
+              <w:spacing w:before="0" w:after="0" w:line="252" w:lineRule="auto"/>
+            </w:pPr>
+            <w:r>
+              <w:rPr>
+                <w:rFonts w:ascii="맑은 고딕" w:hAnsi="맑은 고딕" w:eastAsia="맑은 고딕"/>
+                <w:b/>
+                <w:color w:val="13203F"/>
+                <w:sz w:val="16"/>
+              </w:rPr>
+              <w:t>데이터 처리 서버</w:t>
+            </w:r>
+          </w:p>
+        </w:tc>
+        <w:tc>
+          <w:tcPr>
+            <w:tcW w:type="dxa" w:w="490"/>
+          </w:tcPr>
+          <w:p>
+            <w:pPr>
+              <w:spacing w:before="0" w:after="0" w:line="252" w:lineRule="auto"/>
+              <w:jc w:val="center"/>
+            </w:pPr>
+            <w:r>
+              <w:rPr>
+                <w:rFonts w:ascii="맑은 고딕" w:hAnsi="맑은 고딕" w:eastAsia="맑은 고딕"/>
+                <w:b w:val="0"/>
+                <w:color w:val="13203F"/>
+                <w:sz w:val="16"/>
+              </w:rPr>
+              <w:t>5</w:t>
+            </w:r>
+          </w:p>
+        </w:tc>
+        <w:tc>
+          <w:tcPr>
+            <w:tcW w:type="dxa" w:w="759"/>
+          </w:tcPr>
+          <w:p>
+            <w:pPr>
+              <w:spacing w:before="0" w:after="0" w:line="252" w:lineRule="auto"/>
+              <w:jc w:val="right"/>
+            </w:pPr>
+            <w:r>
+              <w:rPr>
+                <w:rFonts w:ascii="맑은 고딕" w:hAnsi="맑은 고딕" w:eastAsia="맑은 고딕"/>
+                <w:b w:val="0"/>
+                <w:color w:val="13203F"/>
+                <w:sz w:val="16"/>
+              </w:rPr>
+              <w:t>0.6</w:t>
+            </w:r>
+          </w:p>
+        </w:tc>
+        <w:tc>
+          <w:tcPr>
+            <w:tcW w:type="dxa" w:w="887"/>
+          </w:tcPr>
+          <w:p>
+            <w:pPr>
+              <w:spacing w:before="0" w:after="0" w:line="252" w:lineRule="auto"/>
+              <w:jc w:val="right"/>
+            </w:pPr>
+            <w:r>
+              <w:rPr>
+                <w:rFonts w:ascii="맑은 고딕" w:hAnsi="맑은 고딕" w:eastAsia="맑은 고딕"/>
+                <w:b w:val="0"/>
+                <w:color w:val="13203F"/>
+                <w:sz w:val="16"/>
+              </w:rPr>
+              <w:t>3.0</w:t>
+            </w:r>
+          </w:p>
+        </w:tc>
+        <w:tc>
+          <w:tcPr>
+            <w:tcW w:type="dxa" w:w="18365"/>
+          </w:tcPr>
+          <w:p>
+            <w:pPr>
+              <w:spacing w:before="0" w:after="0" w:line="252" w:lineRule="auto"/>
+            </w:pPr>
+            <w:r>
+              <w:rPr>
+                <w:rFonts w:ascii="맑은 고딕" w:hAnsi="맑은 고딕" w:eastAsia="맑은 고딕"/>
+                <w:b w:val="0"/>
+                <w:color w:val="56637F"/>
+                <w:sz w:val="16"/>
+              </w:rPr>
+              <w:t>2U 2소켓, 평상 부하 (추정)</w:t>
+            </w:r>
+          </w:p>
+        </w:tc>
+      </w:tr>
+      <w:tr>
+        <w:trPr>
+          <w:cantSplit/>
+        </w:trPr>
+        <w:tc>
+          <w:tcPr>
+            <w:tcW w:type="dxa" w:w="1949"/>
+          </w:tcPr>
+          <w:p>
+            <w:pPr>
+              <w:spacing w:before="0" w:after="0" w:line="252" w:lineRule="auto"/>
+            </w:pPr>
+            <w:r>
+              <w:rPr>
+                <w:rFonts w:ascii="맑은 고딕" w:hAnsi="맑은 고딕" w:eastAsia="맑은 고딕"/>
+                <w:b/>
+                <w:color w:val="13203F"/>
+                <w:sz w:val="16"/>
+              </w:rPr>
+              <w:t>통합 스토리지</w:t>
+            </w:r>
+          </w:p>
+        </w:tc>
+        <w:tc>
+          <w:tcPr>
+            <w:tcW w:type="dxa" w:w="490"/>
+          </w:tcPr>
+          <w:p>
+            <w:pPr>
+              <w:spacing w:before="0" w:after="0" w:line="252" w:lineRule="auto"/>
+              <w:jc w:val="center"/>
+            </w:pPr>
+            <w:r>
+              <w:rPr>
+                <w:rFonts w:ascii="맑은 고딕" w:hAnsi="맑은 고딕" w:eastAsia="맑은 고딕"/>
+                <w:b w:val="0"/>
+                <w:color w:val="13203F"/>
+                <w:sz w:val="16"/>
+              </w:rPr>
+              <w:t>1</w:t>
+            </w:r>
+          </w:p>
+        </w:tc>
+        <w:tc>
+          <w:tcPr>
+            <w:tcW w:type="dxa" w:w="759"/>
+          </w:tcPr>
+          <w:p>
+            <w:pPr>
+              <w:spacing w:before="0" w:after="0" w:line="252" w:lineRule="auto"/>
+              <w:jc w:val="right"/>
+            </w:pPr>
+            <w:r>
+              <w:rPr>
+                <w:rFonts w:ascii="맑은 고딕" w:hAnsi="맑은 고딕" w:eastAsia="맑은 고딕"/>
+                <w:b w:val="0"/>
+                <w:color w:val="13203F"/>
+                <w:sz w:val="16"/>
+              </w:rPr>
+              <w:t>1.0</w:t>
+            </w:r>
+          </w:p>
+        </w:tc>
+        <w:tc>
+          <w:tcPr>
+            <w:tcW w:type="dxa" w:w="887"/>
+          </w:tcPr>
+          <w:p>
+            <w:pPr>
+              <w:spacing w:before="0" w:after="0" w:line="252" w:lineRule="auto"/>
+              <w:jc w:val="right"/>
+            </w:pPr>
+            <w:r>
+              <w:rPr>
+                <w:rFonts w:ascii="맑은 고딕" w:hAnsi="맑은 고딕" w:eastAsia="맑은 고딕"/>
+                <w:b w:val="0"/>
+                <w:color w:val="13203F"/>
+                <w:sz w:val="16"/>
+              </w:rPr>
+              <w:t>1.0</w:t>
+            </w:r>
+          </w:p>
+        </w:tc>
+        <w:tc>
+          <w:tcPr>
+            <w:tcW w:type="dxa" w:w="18365"/>
+          </w:tcPr>
+          <w:p>
+            <w:pPr>
+              <w:spacing w:before="0" w:after="0" w:line="252" w:lineRule="auto"/>
+            </w:pPr>
+            <w:r>
+              <w:rPr>
+                <w:rFonts w:ascii="맑은 고딕" w:hAnsi="맑은 고딕" w:eastAsia="맑은 고딕"/>
+                <w:b w:val="0"/>
+                <w:color w:val="56637F"/>
+                <w:sz w:val="16"/>
+              </w:rPr>
+              <w:t>올플래시 2U (추정)</w:t>
+            </w:r>
+          </w:p>
+        </w:tc>
+      </w:tr>
+      <w:tr>
+        <w:trPr>
+          <w:cantSplit/>
+        </w:trPr>
+        <w:tc>
+          <w:tcPr>
+            <w:tcW w:type="dxa" w:w="1949"/>
+          </w:tcPr>
+          <w:p>
+            <w:pPr>
+              <w:spacing w:before="0" w:after="0" w:line="252" w:lineRule="auto"/>
+            </w:pPr>
+            <w:r>
+              <w:rPr>
+                <w:rFonts w:ascii="맑은 고딕" w:hAnsi="맑은 고딕" w:eastAsia="맑은 고딕"/>
+                <w:b/>
+                <w:color w:val="13203F"/>
+                <w:sz w:val="16"/>
+              </w:rPr>
+              <w:t>백업 스토리지</w:t>
+            </w:r>
+          </w:p>
+        </w:tc>
+        <w:tc>
+          <w:tcPr>
+            <w:tcW w:type="dxa" w:w="490"/>
+          </w:tcPr>
+          <w:p>
+            <w:pPr>
+              <w:spacing w:before="0" w:after="0" w:line="252" w:lineRule="auto"/>
+              <w:jc w:val="center"/>
+            </w:pPr>
+            <w:r>
+              <w:rPr>
+                <w:rFonts w:ascii="맑은 고딕" w:hAnsi="맑은 고딕" w:eastAsia="맑은 고딕"/>
+                <w:b w:val="0"/>
+                <w:color w:val="13203F"/>
+                <w:sz w:val="16"/>
+              </w:rPr>
+              <w:t>1</w:t>
+            </w:r>
+          </w:p>
+        </w:tc>
+        <w:tc>
+          <w:tcPr>
+            <w:tcW w:type="dxa" w:w="759"/>
+          </w:tcPr>
+          <w:p>
+            <w:pPr>
+              <w:spacing w:before="0" w:after="0" w:line="252" w:lineRule="auto"/>
+              <w:jc w:val="right"/>
+            </w:pPr>
+            <w:r>
+              <w:rPr>
+                <w:rFonts w:ascii="맑은 고딕" w:hAnsi="맑은 고딕" w:eastAsia="맑은 고딕"/>
+                <w:b w:val="0"/>
+                <w:color w:val="13203F"/>
+                <w:sz w:val="16"/>
+              </w:rPr>
+              <w:t>0.4</w:t>
+            </w:r>
+          </w:p>
+        </w:tc>
+        <w:tc>
+          <w:tcPr>
+            <w:tcW w:type="dxa" w:w="887"/>
+          </w:tcPr>
+          <w:p>
+            <w:pPr>
+              <w:spacing w:before="0" w:after="0" w:line="252" w:lineRule="auto"/>
+              <w:jc w:val="right"/>
+            </w:pPr>
+            <w:r>
+              <w:rPr>
+                <w:rFonts w:ascii="맑은 고딕" w:hAnsi="맑은 고딕" w:eastAsia="맑은 고딕"/>
+                <w:b w:val="0"/>
+                <w:color w:val="13203F"/>
+                <w:sz w:val="16"/>
+              </w:rPr>
+              <w:t>0.4</w:t>
+            </w:r>
+          </w:p>
+        </w:tc>
+        <w:tc>
+          <w:tcPr>
+            <w:tcW w:type="dxa" w:w="18365"/>
+          </w:tcPr>
+          <w:p>
+            <w:pPr>
+              <w:spacing w:before="0" w:after="0" w:line="252" w:lineRule="auto"/>
+            </w:pPr>
+            <w:r>
+              <w:rPr>
+                <w:rFonts w:ascii="맑은 고딕" w:hAnsi="맑은 고딕" w:eastAsia="맑은 고딕"/>
+                <w:b w:val="0"/>
+                <w:color w:val="56637F"/>
+                <w:sz w:val="16"/>
+              </w:rPr>
+              <w:t>(추정)</w:t>
+            </w:r>
+          </w:p>
+        </w:tc>
+      </w:tr>
+      <w:tr>
+        <w:trPr>
+          <w:cantSplit/>
+        </w:trPr>
+        <w:tc>
+          <w:tcPr>
+            <w:tcW w:type="dxa" w:w="1949"/>
+          </w:tcPr>
+          <w:p>
+            <w:pPr>
+              <w:keepNext/>
+              <w:spacing w:before="0" w:after="0" w:line="252" w:lineRule="auto"/>
+            </w:pPr>
+            <w:r>
+              <w:rPr>
+                <w:rFonts w:ascii="맑은 고딕" w:hAnsi="맑은 고딕" w:eastAsia="맑은 고딕"/>
+                <w:b/>
+                <w:color w:val="13203F"/>
+                <w:sz w:val="16"/>
+              </w:rPr>
+              <w:t>네트워크·보안·시간동기</w:t>
+            </w:r>
+          </w:p>
+        </w:tc>
+        <w:tc>
+          <w:tcPr>
+            <w:tcW w:type="dxa" w:w="490"/>
+          </w:tcPr>
+          <w:p>
+            <w:pPr>
+              <w:keepNext/>
+              <w:spacing w:before="0" w:after="0" w:line="252" w:lineRule="auto"/>
+              <w:jc w:val="center"/>
+            </w:pPr>
+            <w:r>
+              <w:rPr>
+                <w:rFonts w:ascii="맑은 고딕" w:hAnsi="맑은 고딕" w:eastAsia="맑은 고딕"/>
+                <w:b w:val="0"/>
+                <w:color w:val="13203F"/>
+                <w:sz w:val="16"/>
+              </w:rPr>
+              <w:t>1</w:t>
+            </w:r>
+          </w:p>
+        </w:tc>
+        <w:tc>
+          <w:tcPr>
+            <w:tcW w:type="dxa" w:w="759"/>
+          </w:tcPr>
+          <w:p>
+            <w:pPr>
+              <w:keepNext/>
+              <w:spacing w:before="0" w:after="0" w:line="252" w:lineRule="auto"/>
+              <w:jc w:val="right"/>
+            </w:pPr>
+            <w:r>
+              <w:rPr>
+                <w:rFonts w:ascii="맑은 고딕" w:hAnsi="맑은 고딕" w:eastAsia="맑은 고딕"/>
+                <w:b w:val="0"/>
+                <w:color w:val="13203F"/>
+                <w:sz w:val="16"/>
+              </w:rPr>
+              <w:t>0.8</w:t>
+            </w:r>
+          </w:p>
+        </w:tc>
+        <w:tc>
+          <w:tcPr>
+            <w:tcW w:type="dxa" w:w="887"/>
+          </w:tcPr>
+          <w:p>
+            <w:pPr>
+              <w:keepNext/>
+              <w:spacing w:before="0" w:after="0" w:line="252" w:lineRule="auto"/>
+              <w:jc w:val="right"/>
+            </w:pPr>
+            <w:r>
+              <w:rPr>
+                <w:rFonts w:ascii="맑은 고딕" w:hAnsi="맑은 고딕" w:eastAsia="맑은 고딕"/>
+                <w:b w:val="0"/>
+                <w:color w:val="13203F"/>
+                <w:sz w:val="16"/>
+              </w:rPr>
+              <w:t>0.8</w:t>
+            </w:r>
+          </w:p>
+        </w:tc>
+        <w:tc>
+          <w:tcPr>
+            <w:tcW w:type="dxa" w:w="18365"/>
+          </w:tcPr>
+          <w:p>
+            <w:pPr>
+              <w:keepNext/>
+              <w:spacing w:before="0" w:after="0" w:line="252" w:lineRule="auto"/>
+            </w:pPr>
+            <w:r>
+              <w:rPr>
+                <w:rFonts w:ascii="맑은 고딕" w:hAnsi="맑은 고딕" w:eastAsia="맑은 고딕"/>
+                <w:b w:val="0"/>
+                <w:color w:val="56637F"/>
+                <w:sz w:val="16"/>
+              </w:rPr>
+              <w:t>방화벽 ×2 · 코어 ×2 · 관리·PTP·KVM (추정)</w:t>
+            </w:r>
+          </w:p>
+        </w:tc>
+      </w:tr>
+      <w:tr>
+        <w:trPr>
+          <w:cantSplit/>
+        </w:trPr>
+        <w:tc>
+          <w:tcPr>
+            <w:tcW w:type="dxa" w:w="759"/>
+            <w:gridSpan w:val="3"/>
+            <w:shd w:val="clear" w:color="auto" w:fill="EEF2F9"/>
+          </w:tcPr>
+          <w:p>
+            <w:pPr>
+              <w:keepNext/>
+              <w:spacing w:before="0" w:after="0" w:line="252" w:lineRule="auto"/>
+            </w:pPr>
+            <w:r>
+              <w:rPr>
+                <w:rFonts w:ascii="맑은 고딕" w:hAnsi="맑은 고딕" w:eastAsia="맑은 고딕"/>
+                <w:b/>
+                <w:color w:val="13203F"/>
+                <w:sz w:val="16"/>
+              </w:rPr>
+              <w:t>서버실 IT 부하</w:t>
+            </w:r>
+          </w:p>
+        </w:tc>
+        <w:tc>
+          <w:tcPr>
+            <w:tcW w:type="dxa" w:w="887"/>
+            <w:shd w:val="clear" w:color="auto" w:fill="EEF2F9"/>
+          </w:tcPr>
+          <w:p>
+            <w:pPr>
+              <w:keepNext/>
+              <w:spacing w:before="0" w:after="0" w:line="252" w:lineRule="auto"/>
+              <w:jc w:val="right"/>
+            </w:pPr>
+            <w:r>
+              <w:rPr>
+                <w:rFonts w:ascii="맑은 고딕" w:hAnsi="맑은 고딕" w:eastAsia="맑은 고딕"/>
+                <w:b/>
+                <w:color w:val="13203F"/>
+                <w:sz w:val="16"/>
+              </w:rPr>
+              <w:t>9.0 kW</w:t>
+            </w:r>
+          </w:p>
+        </w:tc>
+        <w:tc>
+          <w:tcPr>
+            <w:tcW w:type="dxa" w:w="18365"/>
+            <w:shd w:val="clear" w:color="auto" w:fill="EEF2F9"/>
+          </w:tcPr>
+          <w:p>
+            <w:pPr>
+              <w:keepNext/>
+              <w:spacing w:before="0" w:after="0" w:line="252" w:lineRule="auto"/>
+            </w:pPr>
+          </w:p>
+        </w:tc>
+      </w:tr>
+      <w:tr>
+        <w:trPr>
+          <w:cantSplit/>
+        </w:trPr>
+        <w:tc>
+          <w:tcPr>
+            <w:tcW w:type="dxa" w:w="759"/>
+            <w:gridSpan w:val="3"/>
+            <w:shd w:val="clear" w:color="auto" w:fill="EEF2F9"/>
+          </w:tcPr>
+          <w:p>
+            <w:pPr>
+              <w:keepNext/>
+              <w:spacing w:before="0" w:after="0" w:line="252" w:lineRule="auto"/>
+            </w:pPr>
+            <w:r>
+              <w:rPr>
+                <w:rFonts w:ascii="맑은 고딕" w:hAnsi="맑은 고딕" w:eastAsia="맑은 고딕"/>
+                <w:b/>
+                <w:color w:val="13203F"/>
+                <w:sz w:val="16"/>
+              </w:rPr>
+              <w:t>UPS (부하율 80%)</w:t>
+            </w:r>
+          </w:p>
+        </w:tc>
+        <w:tc>
+          <w:tcPr>
+            <w:tcW w:type="dxa" w:w="887"/>
+            <w:shd w:val="clear" w:color="auto" w:fill="EEF2F9"/>
+          </w:tcPr>
+          <w:p>
+            <w:pPr>
+              <w:keepNext/>
+              <w:spacing w:before="0" w:after="0" w:line="252" w:lineRule="auto"/>
+              <w:jc w:val="right"/>
+            </w:pPr>
+            <w:r>
+              <w:rPr>
+                <w:rFonts w:ascii="맑은 고딕" w:hAnsi="맑은 고딕" w:eastAsia="맑은 고딕"/>
+                <w:b/>
+                <w:color w:val="13203F"/>
+                <w:sz w:val="16"/>
+              </w:rPr>
+              <w:t>11.2 kW↑</w:t>
+            </w:r>
+          </w:p>
+        </w:tc>
+        <w:tc>
+          <w:tcPr>
+            <w:tcW w:type="dxa" w:w="18365"/>
+            <w:shd w:val="clear" w:color="auto" w:fill="EEF2F9"/>
+          </w:tcPr>
+          <w:p>
+            <w:pPr>
+              <w:keepNext/>
+              <w:spacing w:before="0" w:after="0" w:line="252" w:lineRule="auto"/>
+            </w:pPr>
+            <w:r>
+              <w:rPr>
+                <w:rFonts w:ascii="맑은 고딕" w:hAnsi="맑은 고딕" w:eastAsia="맑은 고딕"/>
+                <w:b/>
+                <w:color w:val="13203F"/>
+                <w:sz w:val="16"/>
+              </w:rPr>
+              <w:t>15kVA급 이상 권장 — 견적서 UPS 용량 미기재</w:t>
+            </w:r>
+          </w:p>
+        </w:tc>
+      </w:tr>
+      <w:tr>
+        <w:trPr>
+          <w:cantSplit/>
+        </w:trPr>
+        <w:tc>
+          <w:tcPr>
+            <w:tcW w:type="dxa" w:w="759"/>
+            <w:gridSpan w:val="3"/>
+            <w:shd w:val="clear" w:color="auto" w:fill="EEF2F9"/>
+          </w:tcPr>
+          <w:p>
+            <w:pPr>
+              <w:spacing w:before="0" w:after="0" w:line="252" w:lineRule="auto"/>
+            </w:pPr>
+            <w:r>
+              <w:rPr>
+                <w:rFonts w:ascii="맑은 고딕" w:hAnsi="맑은 고딕" w:eastAsia="맑은 고딕"/>
+                <w:b/>
+                <w:color w:val="13203F"/>
+                <w:sz w:val="16"/>
+              </w:rPr>
+              <w:t>냉방 (IT 부하 + 10%)</w:t>
+            </w:r>
+          </w:p>
+        </w:tc>
+        <w:tc>
+          <w:tcPr>
+            <w:tcW w:type="dxa" w:w="887"/>
+            <w:shd w:val="clear" w:color="auto" w:fill="EEF2F9"/>
+          </w:tcPr>
+          <w:p>
+            <w:pPr>
+              <w:spacing w:before="0" w:after="0" w:line="252" w:lineRule="auto"/>
+              <w:jc w:val="right"/>
+            </w:pPr>
+            <w:r>
+              <w:rPr>
+                <w:rFonts w:ascii="맑은 고딕" w:hAnsi="맑은 고딕" w:eastAsia="맑은 고딕"/>
+                <w:b/>
+                <w:color w:val="13203F"/>
+                <w:sz w:val="16"/>
+              </w:rPr>
+              <w:t>9.9 kW</w:t>
+            </w:r>
+          </w:p>
+        </w:tc>
+        <w:tc>
+          <w:tcPr>
+            <w:tcW w:type="dxa" w:w="18365"/>
+            <w:shd w:val="clear" w:color="auto" w:fill="EEF2F9"/>
+          </w:tcPr>
+          <w:p>
+            <w:pPr>
+              <w:spacing w:before="0" w:after="0" w:line="252" w:lineRule="auto"/>
+            </w:pPr>
+            <w:r>
+              <w:rPr>
+                <w:rFonts w:ascii="맑은 고딕" w:hAnsi="맑은 고딕" w:eastAsia="맑은 고딕"/>
+                <w:b/>
+                <w:color w:val="13203F"/>
+                <w:sz w:val="16"/>
+              </w:rPr>
+              <w:t>약 2.8 RT — 항온항습기는 견적에 없음</w:t>
+            </w:r>
+          </w:p>
+        </w:tc>
+      </w:tr>
+    </w:tbl>
+    <w:p>
+      <w:pPr>
+        <w:spacing w:before="0" w:after="80" w:line="240" w:lineRule="auto"/>
+      </w:pPr>
+    </w:p>
+    <w:p>
+      <w:r>
+        <w:br w:type="page"/>
+      </w:r>
+    </w:p>
+    <w:p>
+      <w:pPr>
+        <w:keepNext/>
+        <w:spacing w:before="120" w:after="0" w:line="240" w:lineRule="auto"/>
+      </w:pPr>
+      <w:r>
+        <w:rPr>
+          <w:rFonts w:ascii="맑은 고딕" w:hAnsi="맑은 고딕" w:eastAsia="맑은 고딕"/>
+          <w:b w:val="0"/>
+          <w:color w:val="0090A0"/>
+          <w:sz w:val="16"/>
+        </w:rPr>
+        <w:t>3. 구성품·사양·금액</w:t>
       </w:r>
     </w:p>
     <w:p>
@@ -10166,7 +11811,7 @@
           <w:color w:val="0090A0"/>
           <w:sz w:val="16"/>
         </w:rPr>
-        <w:t>3. 중장위 심의 준비 지침 점검</w:t>
+        <w:t>4. 중장위 심의 준비 지침 점검</w:t>
       </w:r>
     </w:p>
     <w:p>

--- a/docs/ocs_sim_qms.docx
+++ b/docs/ocs_sim_qms.docx
@@ -3019,15 +3019,15 @@
         </w:tblCellMar>
       </w:tblPr>
       <w:tblGrid>
-        <w:gridCol w:w="562"/>
-        <w:gridCol w:w="3268"/>
-        <w:gridCol w:w="7667"/>
+        <w:gridCol w:w="719"/>
+        <w:gridCol w:w="3241"/>
+        <w:gridCol w:w="7602"/>
         <w:gridCol w:w="450"/>
         <w:gridCol w:w="450"/>
         <w:gridCol w:w="719"/>
         <w:gridCol w:w="719"/>
         <w:gridCol w:w="949"/>
-        <w:gridCol w:w="7667"/>
+        <w:gridCol w:w="7602"/>
         <w:gridCol w:w="0"/>
         <w:gridCol w:w="0"/>
       </w:tblGrid>
@@ -3038,7 +3038,7 @@
         </w:trPr>
         <w:tc>
           <w:tcPr>
-            <w:tcW w:type="dxa" w:w="562"/>
+            <w:tcW w:type="dxa" w:w="719"/>
             <w:shd w:val="clear" w:color="auto" w:fill="10214B"/>
           </w:tcPr>
           <w:p>
@@ -3058,7 +3058,7 @@
         </w:tc>
         <w:tc>
           <w:tcPr>
-            <w:tcW w:type="dxa" w:w="3268"/>
+            <w:tcW w:type="dxa" w:w="3241"/>
             <w:shd w:val="clear" w:color="auto" w:fill="10214B"/>
           </w:tcPr>
           <w:p>
@@ -3078,7 +3078,7 @@
         </w:tc>
         <w:tc>
           <w:tcPr>
-            <w:tcW w:type="dxa" w:w="7667"/>
+            <w:tcW w:type="dxa" w:w="7602"/>
             <w:shd w:val="clear" w:color="auto" w:fill="10214B"/>
           </w:tcPr>
           <w:p>
@@ -3201,7 +3201,7 @@
         </w:tc>
         <w:tc>
           <w:tcPr>
-            <w:tcW w:type="dxa" w:w="7667"/>
+            <w:tcW w:type="dxa" w:w="7602"/>
             <w:shd w:val="clear" w:color="auto" w:fill="10214B"/>
           </w:tcPr>
           <w:p>
@@ -3306,7 +3306,7 @@
         </w:trPr>
         <w:tc>
           <w:tcPr>
-            <w:tcW w:type="dxa" w:w="562"/>
+            <w:tcW w:type="dxa" w:w="719"/>
           </w:tcPr>
           <w:p>
             <w:pPr>
@@ -3325,7 +3325,7 @@
         </w:tc>
         <w:tc>
           <w:tcPr>
-            <w:tcW w:type="dxa" w:w="3268"/>
+            <w:tcW w:type="dxa" w:w="3241"/>
           </w:tcPr>
           <w:p>
             <w:pPr>
@@ -3344,7 +3344,7 @@
         </w:tc>
         <w:tc>
           <w:tcPr>
-            <w:tcW w:type="dxa" w:w="7667"/>
+            <w:tcW w:type="dxa" w:w="7602"/>
           </w:tcPr>
           <w:p>
             <w:pPr>
@@ -3463,7 +3463,7 @@
         </w:tc>
         <w:tc>
           <w:tcPr>
-            <w:tcW w:type="dxa" w:w="7667"/>
+            <w:tcW w:type="dxa" w:w="7602"/>
           </w:tcPr>
           <w:p>
             <w:pPr>
@@ -3499,19 +3499,19 @@
         </w:trPr>
         <w:tc>
           <w:tcPr>
-            <w:tcW w:type="dxa" w:w="562"/>
+            <w:tcW w:type="dxa" w:w="719"/>
           </w:tcPr>
           <w:p/>
         </w:tc>
         <w:tc>
           <w:tcPr>
-            <w:tcW w:type="dxa" w:w="3268"/>
+            <w:tcW w:type="dxa" w:w="3241"/>
           </w:tcPr>
           <w:p/>
         </w:tc>
         <w:tc>
           <w:tcPr>
-            <w:tcW w:type="dxa" w:w="7667"/>
+            <w:tcW w:type="dxa" w:w="7602"/>
           </w:tcPr>
           <w:p/>
         </w:tc>
@@ -3547,7 +3547,7 @@
         </w:tc>
         <w:tc>
           <w:tcPr>
-            <w:tcW w:type="dxa" w:w="7667"/>
+            <w:tcW w:type="dxa" w:w="7602"/>
           </w:tcPr>
           <w:p/>
         </w:tc>
@@ -3570,7 +3570,7 @@
         </w:trPr>
         <w:tc>
           <w:tcPr>
-            <w:tcW w:type="dxa" w:w="562"/>
+            <w:tcW w:type="dxa" w:w="719"/>
           </w:tcPr>
           <w:p>
             <w:pPr>
@@ -3589,7 +3589,7 @@
         </w:tc>
         <w:tc>
           <w:tcPr>
-            <w:tcW w:type="dxa" w:w="3268"/>
+            <w:tcW w:type="dxa" w:w="3241"/>
           </w:tcPr>
           <w:p>
             <w:pPr>
@@ -3615,7 +3615,7 @@
         </w:tc>
         <w:tc>
           <w:tcPr>
-            <w:tcW w:type="dxa" w:w="7667"/>
+            <w:tcW w:type="dxa" w:w="7602"/>
           </w:tcPr>
           <w:p>
             <w:pPr>
@@ -3734,7 +3734,7 @@
         </w:tc>
         <w:tc>
           <w:tcPr>
-            <w:tcW w:type="dxa" w:w="7667"/>
+            <w:tcW w:type="dxa" w:w="7602"/>
           </w:tcPr>
           <w:p>
             <w:pPr>
@@ -3770,7 +3770,7 @@
         </w:trPr>
         <w:tc>
           <w:tcPr>
-            <w:tcW w:type="dxa" w:w="562"/>
+            <w:tcW w:type="dxa" w:w="719"/>
           </w:tcPr>
           <w:p>
             <w:pPr>
@@ -3789,7 +3789,7 @@
         </w:tc>
         <w:tc>
           <w:tcPr>
-            <w:tcW w:type="dxa" w:w="3268"/>
+            <w:tcW w:type="dxa" w:w="3241"/>
           </w:tcPr>
           <w:p>
             <w:pPr>
@@ -3808,7 +3808,7 @@
         </w:tc>
         <w:tc>
           <w:tcPr>
-            <w:tcW w:type="dxa" w:w="7667"/>
+            <w:tcW w:type="dxa" w:w="7602"/>
           </w:tcPr>
           <w:p>
             <w:pPr>
@@ -3927,7 +3927,7 @@
         </w:tc>
         <w:tc>
           <w:tcPr>
-            <w:tcW w:type="dxa" w:w="7667"/>
+            <w:tcW w:type="dxa" w:w="7602"/>
           </w:tcPr>
           <w:p>
             <w:pPr>
@@ -3963,7 +3963,7 @@
         </w:trPr>
         <w:tc>
           <w:tcPr>
-            <w:tcW w:type="dxa" w:w="562"/>
+            <w:tcW w:type="dxa" w:w="719"/>
           </w:tcPr>
           <w:p>
             <w:pPr>
@@ -3982,7 +3982,7 @@
         </w:tc>
         <w:tc>
           <w:tcPr>
-            <w:tcW w:type="dxa" w:w="3268"/>
+            <w:tcW w:type="dxa" w:w="3241"/>
           </w:tcPr>
           <w:p>
             <w:pPr>
@@ -4001,7 +4001,7 @@
         </w:tc>
         <w:tc>
           <w:tcPr>
-            <w:tcW w:type="dxa" w:w="7667"/>
+            <w:tcW w:type="dxa" w:w="7602"/>
           </w:tcPr>
           <w:p>
             <w:pPr>
@@ -4120,7 +4120,7 @@
         </w:tc>
         <w:tc>
           <w:tcPr>
-            <w:tcW w:type="dxa" w:w="7667"/>
+            <w:tcW w:type="dxa" w:w="7602"/>
           </w:tcPr>
           <w:p>
             <w:pPr>
@@ -4156,7 +4156,7 @@
         </w:trPr>
         <w:tc>
           <w:tcPr>
-            <w:tcW w:type="dxa" w:w="562"/>
+            <w:tcW w:type="dxa" w:w="719"/>
           </w:tcPr>
           <w:p>
             <w:pPr>
@@ -4175,7 +4175,7 @@
         </w:tc>
         <w:tc>
           <w:tcPr>
-            <w:tcW w:type="dxa" w:w="3268"/>
+            <w:tcW w:type="dxa" w:w="3241"/>
           </w:tcPr>
           <w:p>
             <w:pPr>
@@ -4194,7 +4194,7 @@
         </w:tc>
         <w:tc>
           <w:tcPr>
-            <w:tcW w:type="dxa" w:w="7667"/>
+            <w:tcW w:type="dxa" w:w="7602"/>
           </w:tcPr>
           <w:p>
             <w:pPr>
@@ -4313,7 +4313,7 @@
         </w:tc>
         <w:tc>
           <w:tcPr>
-            <w:tcW w:type="dxa" w:w="7667"/>
+            <w:tcW w:type="dxa" w:w="7602"/>
           </w:tcPr>
           <w:p>
             <w:pPr>
@@ -4349,7 +4349,7 @@
         </w:trPr>
         <w:tc>
           <w:tcPr>
-            <w:tcW w:type="dxa" w:w="562"/>
+            <w:tcW w:type="dxa" w:w="719"/>
           </w:tcPr>
           <w:p>
             <w:pPr>
@@ -4368,7 +4368,7 @@
         </w:tc>
         <w:tc>
           <w:tcPr>
-            <w:tcW w:type="dxa" w:w="3268"/>
+            <w:tcW w:type="dxa" w:w="3241"/>
           </w:tcPr>
           <w:p>
             <w:pPr>
@@ -4387,7 +4387,7 @@
         </w:tc>
         <w:tc>
           <w:tcPr>
-            <w:tcW w:type="dxa" w:w="7667"/>
+            <w:tcW w:type="dxa" w:w="7602"/>
           </w:tcPr>
           <w:p>
             <w:pPr>
@@ -4506,7 +4506,7 @@
         </w:tc>
         <w:tc>
           <w:tcPr>
-            <w:tcW w:type="dxa" w:w="7667"/>
+            <w:tcW w:type="dxa" w:w="7602"/>
           </w:tcPr>
           <w:p>
             <w:pPr>
@@ -4542,7 +4542,7 @@
         </w:trPr>
         <w:tc>
           <w:tcPr>
-            <w:tcW w:type="dxa" w:w="562"/>
+            <w:tcW w:type="dxa" w:w="719"/>
           </w:tcPr>
           <w:p>
             <w:pPr>
@@ -4561,7 +4561,7 @@
         </w:tc>
         <w:tc>
           <w:tcPr>
-            <w:tcW w:type="dxa" w:w="3268"/>
+            <w:tcW w:type="dxa" w:w="3241"/>
           </w:tcPr>
           <w:p>
             <w:pPr>
@@ -4580,7 +4580,7 @@
         </w:tc>
         <w:tc>
           <w:tcPr>
-            <w:tcW w:type="dxa" w:w="7667"/>
+            <w:tcW w:type="dxa" w:w="7602"/>
           </w:tcPr>
           <w:p>
             <w:pPr>
@@ -4699,7 +4699,7 @@
         </w:tc>
         <w:tc>
           <w:tcPr>
-            <w:tcW w:type="dxa" w:w="7667"/>
+            <w:tcW w:type="dxa" w:w="7602"/>
           </w:tcPr>
           <w:p>
             <w:pPr>
@@ -4735,7 +4735,7 @@
         </w:trPr>
         <w:tc>
           <w:tcPr>
-            <w:tcW w:type="dxa" w:w="562"/>
+            <w:tcW w:type="dxa" w:w="719"/>
           </w:tcPr>
           <w:p>
             <w:pPr>
@@ -4754,7 +4754,7 @@
         </w:tc>
         <w:tc>
           <w:tcPr>
-            <w:tcW w:type="dxa" w:w="3268"/>
+            <w:tcW w:type="dxa" w:w="3241"/>
           </w:tcPr>
           <w:p>
             <w:pPr>
@@ -4773,7 +4773,7 @@
         </w:tc>
         <w:tc>
           <w:tcPr>
-            <w:tcW w:type="dxa" w:w="7667"/>
+            <w:tcW w:type="dxa" w:w="7602"/>
           </w:tcPr>
           <w:p>
             <w:pPr>
@@ -4892,7 +4892,7 @@
         </w:tc>
         <w:tc>
           <w:tcPr>
-            <w:tcW w:type="dxa" w:w="7667"/>
+            <w:tcW w:type="dxa" w:w="7602"/>
           </w:tcPr>
           <w:p>
             <w:pPr>
@@ -4928,7 +4928,7 @@
         </w:trPr>
         <w:tc>
           <w:tcPr>
-            <w:tcW w:type="dxa" w:w="562"/>
+            <w:tcW w:type="dxa" w:w="719"/>
           </w:tcPr>
           <w:p>
             <w:pPr>
@@ -4947,7 +4947,7 @@
         </w:tc>
         <w:tc>
           <w:tcPr>
-            <w:tcW w:type="dxa" w:w="3268"/>
+            <w:tcW w:type="dxa" w:w="3241"/>
           </w:tcPr>
           <w:p>
             <w:pPr>
@@ -4966,7 +4966,7 @@
         </w:tc>
         <w:tc>
           <w:tcPr>
-            <w:tcW w:type="dxa" w:w="7667"/>
+            <w:tcW w:type="dxa" w:w="7602"/>
           </w:tcPr>
           <w:p>
             <w:pPr>
@@ -5085,7 +5085,7 @@
         </w:tc>
         <w:tc>
           <w:tcPr>
-            <w:tcW w:type="dxa" w:w="7667"/>
+            <w:tcW w:type="dxa" w:w="7602"/>
           </w:tcPr>
           <w:p>
             <w:pPr>
@@ -5121,7 +5121,7 @@
         </w:trPr>
         <w:tc>
           <w:tcPr>
-            <w:tcW w:type="dxa" w:w="562"/>
+            <w:tcW w:type="dxa" w:w="719"/>
           </w:tcPr>
           <w:p>
             <w:pPr>
@@ -5140,7 +5140,7 @@
         </w:tc>
         <w:tc>
           <w:tcPr>
-            <w:tcW w:type="dxa" w:w="3268"/>
+            <w:tcW w:type="dxa" w:w="3241"/>
           </w:tcPr>
           <w:p>
             <w:pPr>
@@ -5159,7 +5159,7 @@
         </w:tc>
         <w:tc>
           <w:tcPr>
-            <w:tcW w:type="dxa" w:w="7667"/>
+            <w:tcW w:type="dxa" w:w="7602"/>
           </w:tcPr>
           <w:p>
             <w:pPr>
@@ -5278,7 +5278,7 @@
         </w:tc>
         <w:tc>
           <w:tcPr>
-            <w:tcW w:type="dxa" w:w="7667"/>
+            <w:tcW w:type="dxa" w:w="7602"/>
           </w:tcPr>
           <w:p>
             <w:pPr>
@@ -5314,7 +5314,7 @@
         </w:trPr>
         <w:tc>
           <w:tcPr>
-            <w:tcW w:type="dxa" w:w="562"/>
+            <w:tcW w:type="dxa" w:w="719"/>
           </w:tcPr>
           <w:p>
             <w:pPr>
@@ -5333,7 +5333,7 @@
         </w:tc>
         <w:tc>
           <w:tcPr>
-            <w:tcW w:type="dxa" w:w="3268"/>
+            <w:tcW w:type="dxa" w:w="3241"/>
           </w:tcPr>
           <w:p>
             <w:pPr>
@@ -5352,7 +5352,7 @@
         </w:tc>
         <w:tc>
           <w:tcPr>
-            <w:tcW w:type="dxa" w:w="7667"/>
+            <w:tcW w:type="dxa" w:w="7602"/>
           </w:tcPr>
           <w:p>
             <w:pPr>
@@ -5471,7 +5471,7 @@
         </w:tc>
         <w:tc>
           <w:tcPr>
-            <w:tcW w:type="dxa" w:w="7667"/>
+            <w:tcW w:type="dxa" w:w="7602"/>
           </w:tcPr>
           <w:p>
             <w:pPr>
@@ -5507,7 +5507,7 @@
         </w:trPr>
         <w:tc>
           <w:tcPr>
-            <w:tcW w:type="dxa" w:w="562"/>
+            <w:tcW w:type="dxa" w:w="719"/>
           </w:tcPr>
           <w:p>
             <w:pPr>
@@ -5526,7 +5526,7 @@
         </w:tc>
         <w:tc>
           <w:tcPr>
-            <w:tcW w:type="dxa" w:w="3268"/>
+            <w:tcW w:type="dxa" w:w="3241"/>
           </w:tcPr>
           <w:p>
             <w:pPr>
@@ -5545,7 +5545,7 @@
         </w:tc>
         <w:tc>
           <w:tcPr>
-            <w:tcW w:type="dxa" w:w="7667"/>
+            <w:tcW w:type="dxa" w:w="7602"/>
           </w:tcPr>
           <w:p>
             <w:pPr>
@@ -5664,7 +5664,7 @@
         </w:tc>
         <w:tc>
           <w:tcPr>
-            <w:tcW w:type="dxa" w:w="7667"/>
+            <w:tcW w:type="dxa" w:w="7602"/>
           </w:tcPr>
           <w:p>
             <w:pPr>
@@ -5700,7 +5700,7 @@
         </w:trPr>
         <w:tc>
           <w:tcPr>
-            <w:tcW w:type="dxa" w:w="562"/>
+            <w:tcW w:type="dxa" w:w="719"/>
           </w:tcPr>
           <w:p>
             <w:pPr>
@@ -5719,7 +5719,7 @@
         </w:tc>
         <w:tc>
           <w:tcPr>
-            <w:tcW w:type="dxa" w:w="3268"/>
+            <w:tcW w:type="dxa" w:w="3241"/>
           </w:tcPr>
           <w:p>
             <w:pPr>
@@ -5738,7 +5738,7 @@
         </w:tc>
         <w:tc>
           <w:tcPr>
-            <w:tcW w:type="dxa" w:w="7667"/>
+            <w:tcW w:type="dxa" w:w="7602"/>
           </w:tcPr>
           <w:p>
             <w:pPr>
@@ -5857,7 +5857,7 @@
         </w:tc>
         <w:tc>
           <w:tcPr>
-            <w:tcW w:type="dxa" w:w="7667"/>
+            <w:tcW w:type="dxa" w:w="7602"/>
           </w:tcPr>
           <w:p>
             <w:pPr>
@@ -5893,7 +5893,7 @@
         </w:trPr>
         <w:tc>
           <w:tcPr>
-            <w:tcW w:type="dxa" w:w="562"/>
+            <w:tcW w:type="dxa" w:w="719"/>
           </w:tcPr>
           <w:p>
             <w:pPr>
@@ -5912,7 +5912,7 @@
         </w:tc>
         <w:tc>
           <w:tcPr>
-            <w:tcW w:type="dxa" w:w="3268"/>
+            <w:tcW w:type="dxa" w:w="3241"/>
           </w:tcPr>
           <w:p>
             <w:pPr>
@@ -5931,7 +5931,7 @@
         </w:tc>
         <w:tc>
           <w:tcPr>
-            <w:tcW w:type="dxa" w:w="7667"/>
+            <w:tcW w:type="dxa" w:w="7602"/>
           </w:tcPr>
           <w:p>
             <w:pPr>
@@ -6050,7 +6050,7 @@
         </w:tc>
         <w:tc>
           <w:tcPr>
-            <w:tcW w:type="dxa" w:w="7667"/>
+            <w:tcW w:type="dxa" w:w="7602"/>
           </w:tcPr>
           <w:p>
             <w:pPr>
@@ -6086,7 +6086,7 @@
         </w:trPr>
         <w:tc>
           <w:tcPr>
-            <w:tcW w:type="dxa" w:w="562"/>
+            <w:tcW w:type="dxa" w:w="719"/>
           </w:tcPr>
           <w:p>
             <w:pPr>
@@ -6105,7 +6105,7 @@
         </w:tc>
         <w:tc>
           <w:tcPr>
-            <w:tcW w:type="dxa" w:w="3268"/>
+            <w:tcW w:type="dxa" w:w="3241"/>
           </w:tcPr>
           <w:p>
             <w:pPr>
@@ -6124,7 +6124,7 @@
         </w:tc>
         <w:tc>
           <w:tcPr>
-            <w:tcW w:type="dxa" w:w="7667"/>
+            <w:tcW w:type="dxa" w:w="7602"/>
           </w:tcPr>
           <w:p>
             <w:pPr>
@@ -6243,7 +6243,7 @@
         </w:tc>
         <w:tc>
           <w:tcPr>
-            <w:tcW w:type="dxa" w:w="7667"/>
+            <w:tcW w:type="dxa" w:w="7602"/>
           </w:tcPr>
           <w:p>
             <w:pPr>
@@ -6279,7 +6279,7 @@
         </w:trPr>
         <w:tc>
           <w:tcPr>
-            <w:tcW w:type="dxa" w:w="562"/>
+            <w:tcW w:type="dxa" w:w="719"/>
           </w:tcPr>
           <w:p>
             <w:pPr>
@@ -6298,7 +6298,7 @@
         </w:tc>
         <w:tc>
           <w:tcPr>
-            <w:tcW w:type="dxa" w:w="3268"/>
+            <w:tcW w:type="dxa" w:w="3241"/>
           </w:tcPr>
           <w:p>
             <w:pPr>
@@ -6317,7 +6317,7 @@
         </w:tc>
         <w:tc>
           <w:tcPr>
-            <w:tcW w:type="dxa" w:w="7667"/>
+            <w:tcW w:type="dxa" w:w="7602"/>
           </w:tcPr>
           <w:p>
             <w:pPr>
@@ -6436,7 +6436,7 @@
         </w:tc>
         <w:tc>
           <w:tcPr>
-            <w:tcW w:type="dxa" w:w="7667"/>
+            <w:tcW w:type="dxa" w:w="7602"/>
           </w:tcPr>
           <w:p>
             <w:pPr>
@@ -6472,7 +6472,7 @@
         </w:trPr>
         <w:tc>
           <w:tcPr>
-            <w:tcW w:type="dxa" w:w="562"/>
+            <w:tcW w:type="dxa" w:w="719"/>
           </w:tcPr>
           <w:p>
             <w:pPr>
@@ -6491,7 +6491,7 @@
         </w:tc>
         <w:tc>
           <w:tcPr>
-            <w:tcW w:type="dxa" w:w="3268"/>
+            <w:tcW w:type="dxa" w:w="3241"/>
           </w:tcPr>
           <w:p>
             <w:pPr>
@@ -6510,7 +6510,7 @@
         </w:tc>
         <w:tc>
           <w:tcPr>
-            <w:tcW w:type="dxa" w:w="7667"/>
+            <w:tcW w:type="dxa" w:w="7602"/>
           </w:tcPr>
           <w:p>
             <w:pPr>
@@ -6629,7 +6629,7 @@
         </w:tc>
         <w:tc>
           <w:tcPr>
-            <w:tcW w:type="dxa" w:w="7667"/>
+            <w:tcW w:type="dxa" w:w="7602"/>
           </w:tcPr>
           <w:p>
             <w:pPr>
@@ -6665,7 +6665,7 @@
         </w:trPr>
         <w:tc>
           <w:tcPr>
-            <w:tcW w:type="dxa" w:w="562"/>
+            <w:tcW w:type="dxa" w:w="719"/>
           </w:tcPr>
           <w:p>
             <w:pPr>
@@ -6684,7 +6684,7 @@
         </w:tc>
         <w:tc>
           <w:tcPr>
-            <w:tcW w:type="dxa" w:w="3268"/>
+            <w:tcW w:type="dxa" w:w="3241"/>
           </w:tcPr>
           <w:p>
             <w:pPr>
@@ -6703,7 +6703,7 @@
         </w:tc>
         <w:tc>
           <w:tcPr>
-            <w:tcW w:type="dxa" w:w="7667"/>
+            <w:tcW w:type="dxa" w:w="7602"/>
           </w:tcPr>
           <w:p>
             <w:pPr>
@@ -6822,7 +6822,7 @@
         </w:tc>
         <w:tc>
           <w:tcPr>
-            <w:tcW w:type="dxa" w:w="7667"/>
+            <w:tcW w:type="dxa" w:w="7602"/>
           </w:tcPr>
           <w:p>
             <w:pPr>
@@ -6858,7 +6858,7 @@
         </w:trPr>
         <w:tc>
           <w:tcPr>
-            <w:tcW w:type="dxa" w:w="562"/>
+            <w:tcW w:type="dxa" w:w="719"/>
           </w:tcPr>
           <w:p>
             <w:pPr>
@@ -6877,7 +6877,7 @@
         </w:tc>
         <w:tc>
           <w:tcPr>
-            <w:tcW w:type="dxa" w:w="3268"/>
+            <w:tcW w:type="dxa" w:w="3241"/>
           </w:tcPr>
           <w:p>
             <w:pPr>
@@ -6896,7 +6896,7 @@
         </w:tc>
         <w:tc>
           <w:tcPr>
-            <w:tcW w:type="dxa" w:w="7667"/>
+            <w:tcW w:type="dxa" w:w="7602"/>
           </w:tcPr>
           <w:p>
             <w:pPr>
@@ -7015,7 +7015,7 @@
         </w:tc>
         <w:tc>
           <w:tcPr>
-            <w:tcW w:type="dxa" w:w="7667"/>
+            <w:tcW w:type="dxa" w:w="7602"/>
           </w:tcPr>
           <w:p>
             <w:pPr>
@@ -7051,7 +7051,7 @@
         </w:trPr>
         <w:tc>
           <w:tcPr>
-            <w:tcW w:type="dxa" w:w="562"/>
+            <w:tcW w:type="dxa" w:w="719"/>
           </w:tcPr>
           <w:p>
             <w:pPr>
@@ -7070,7 +7070,7 @@
         </w:tc>
         <w:tc>
           <w:tcPr>
-            <w:tcW w:type="dxa" w:w="3268"/>
+            <w:tcW w:type="dxa" w:w="3241"/>
           </w:tcPr>
           <w:p>
             <w:pPr>
@@ -7089,7 +7089,7 @@
         </w:tc>
         <w:tc>
           <w:tcPr>
-            <w:tcW w:type="dxa" w:w="7667"/>
+            <w:tcW w:type="dxa" w:w="7602"/>
           </w:tcPr>
           <w:p>
             <w:pPr>
@@ -7208,7 +7208,7 @@
         </w:tc>
         <w:tc>
           <w:tcPr>
-            <w:tcW w:type="dxa" w:w="7667"/>
+            <w:tcW w:type="dxa" w:w="7602"/>
           </w:tcPr>
           <w:p>
             <w:pPr>
@@ -7303,19 +7303,19 @@
         </w:trPr>
         <w:tc>
           <w:tcPr>
-            <w:tcW w:type="dxa" w:w="562"/>
+            <w:tcW w:type="dxa" w:w="719"/>
           </w:tcPr>
           <w:p/>
         </w:tc>
         <w:tc>
           <w:tcPr>
-            <w:tcW w:type="dxa" w:w="3268"/>
+            <w:tcW w:type="dxa" w:w="3241"/>
           </w:tcPr>
           <w:p/>
         </w:tc>
         <w:tc>
           <w:tcPr>
-            <w:tcW w:type="dxa" w:w="7667"/>
+            <w:tcW w:type="dxa" w:w="7602"/>
           </w:tcPr>
           <w:p/>
         </w:tc>
@@ -7351,7 +7351,7 @@
         </w:tc>
         <w:tc>
           <w:tcPr>
-            <w:tcW w:type="dxa" w:w="7667"/>
+            <w:tcW w:type="dxa" w:w="7602"/>
           </w:tcPr>
           <w:p/>
         </w:tc>
@@ -7374,7 +7374,7 @@
         </w:trPr>
         <w:tc>
           <w:tcPr>
-            <w:tcW w:type="dxa" w:w="562"/>
+            <w:tcW w:type="dxa" w:w="719"/>
           </w:tcPr>
           <w:p>
             <w:pPr>
@@ -7393,7 +7393,7 @@
         </w:tc>
         <w:tc>
           <w:tcPr>
-            <w:tcW w:type="dxa" w:w="3268"/>
+            <w:tcW w:type="dxa" w:w="3241"/>
           </w:tcPr>
           <w:p>
             <w:pPr>
@@ -7412,7 +7412,7 @@
         </w:tc>
         <w:tc>
           <w:tcPr>
-            <w:tcW w:type="dxa" w:w="7667"/>
+            <w:tcW w:type="dxa" w:w="7602"/>
           </w:tcPr>
           <w:p>
             <w:pPr>
@@ -7531,7 +7531,7 @@
         </w:tc>
         <w:tc>
           <w:tcPr>
-            <w:tcW w:type="dxa" w:w="7667"/>
+            <w:tcW w:type="dxa" w:w="7602"/>
           </w:tcPr>
           <w:p>
             <w:pPr>
@@ -7567,19 +7567,19 @@
         </w:trPr>
         <w:tc>
           <w:tcPr>
-            <w:tcW w:type="dxa" w:w="562"/>
+            <w:tcW w:type="dxa" w:w="719"/>
           </w:tcPr>
           <w:p/>
         </w:tc>
         <w:tc>
           <w:tcPr>
-            <w:tcW w:type="dxa" w:w="3268"/>
+            <w:tcW w:type="dxa" w:w="3241"/>
           </w:tcPr>
           <w:p/>
         </w:tc>
         <w:tc>
           <w:tcPr>
-            <w:tcW w:type="dxa" w:w="7667"/>
+            <w:tcW w:type="dxa" w:w="7602"/>
           </w:tcPr>
           <w:p/>
         </w:tc>
@@ -7615,7 +7615,7 @@
         </w:tc>
         <w:tc>
           <w:tcPr>
-            <w:tcW w:type="dxa" w:w="7667"/>
+            <w:tcW w:type="dxa" w:w="7602"/>
           </w:tcPr>
           <w:p/>
         </w:tc>
@@ -7638,7 +7638,7 @@
         </w:trPr>
         <w:tc>
           <w:tcPr>
-            <w:tcW w:type="dxa" w:w="562"/>
+            <w:tcW w:type="dxa" w:w="719"/>
           </w:tcPr>
           <w:p>
             <w:pPr>
@@ -7657,7 +7657,7 @@
         </w:tc>
         <w:tc>
           <w:tcPr>
-            <w:tcW w:type="dxa" w:w="3268"/>
+            <w:tcW w:type="dxa" w:w="3241"/>
           </w:tcPr>
           <w:p>
             <w:pPr>
@@ -7683,7 +7683,7 @@
         </w:tc>
         <w:tc>
           <w:tcPr>
-            <w:tcW w:type="dxa" w:w="7667"/>
+            <w:tcW w:type="dxa" w:w="7602"/>
           </w:tcPr>
           <w:p>
             <w:pPr>
@@ -7802,7 +7802,7 @@
         </w:tc>
         <w:tc>
           <w:tcPr>
-            <w:tcW w:type="dxa" w:w="7667"/>
+            <w:tcW w:type="dxa" w:w="7602"/>
           </w:tcPr>
           <w:p>
             <w:pPr>
@@ -7838,19 +7838,19 @@
         </w:trPr>
         <w:tc>
           <w:tcPr>
-            <w:tcW w:type="dxa" w:w="562"/>
+            <w:tcW w:type="dxa" w:w="719"/>
           </w:tcPr>
           <w:p/>
         </w:tc>
         <w:tc>
           <w:tcPr>
-            <w:tcW w:type="dxa" w:w="3268"/>
+            <w:tcW w:type="dxa" w:w="3241"/>
           </w:tcPr>
           <w:p/>
         </w:tc>
         <w:tc>
           <w:tcPr>
-            <w:tcW w:type="dxa" w:w="7667"/>
+            <w:tcW w:type="dxa" w:w="7602"/>
           </w:tcPr>
           <w:p/>
         </w:tc>
@@ -7886,7 +7886,7 @@
         </w:tc>
         <w:tc>
           <w:tcPr>
-            <w:tcW w:type="dxa" w:w="7667"/>
+            <w:tcW w:type="dxa" w:w="7602"/>
           </w:tcPr>
           <w:p/>
         </w:tc>
@@ -7909,7 +7909,7 @@
         </w:trPr>
         <w:tc>
           <w:tcPr>
-            <w:tcW w:type="dxa" w:w="562"/>
+            <w:tcW w:type="dxa" w:w="719"/>
           </w:tcPr>
           <w:p>
             <w:pPr>
@@ -7928,7 +7928,7 @@
         </w:tc>
         <w:tc>
           <w:tcPr>
-            <w:tcW w:type="dxa" w:w="3268"/>
+            <w:tcW w:type="dxa" w:w="3241"/>
           </w:tcPr>
           <w:p>
             <w:pPr>
@@ -7947,7 +7947,7 @@
         </w:tc>
         <w:tc>
           <w:tcPr>
-            <w:tcW w:type="dxa" w:w="7667"/>
+            <w:tcW w:type="dxa" w:w="7602"/>
           </w:tcPr>
           <w:p>
             <w:pPr>
@@ -8066,7 +8066,7 @@
         </w:tc>
         <w:tc>
           <w:tcPr>
-            <w:tcW w:type="dxa" w:w="7667"/>
+            <w:tcW w:type="dxa" w:w="7602"/>
           </w:tcPr>
           <w:p>
             <w:pPr>
@@ -8102,7 +8102,7 @@
         </w:trPr>
         <w:tc>
           <w:tcPr>
-            <w:tcW w:type="dxa" w:w="562"/>
+            <w:tcW w:type="dxa" w:w="719"/>
           </w:tcPr>
           <w:p>
             <w:pPr>
@@ -8121,7 +8121,7 @@
         </w:tc>
         <w:tc>
           <w:tcPr>
-            <w:tcW w:type="dxa" w:w="3268"/>
+            <w:tcW w:type="dxa" w:w="3241"/>
           </w:tcPr>
           <w:p>
             <w:pPr>
@@ -8147,7 +8147,7 @@
         </w:tc>
         <w:tc>
           <w:tcPr>
-            <w:tcW w:type="dxa" w:w="7667"/>
+            <w:tcW w:type="dxa" w:w="7602"/>
           </w:tcPr>
           <w:p>
             <w:pPr>
@@ -8266,7 +8266,7 @@
         </w:tc>
         <w:tc>
           <w:tcPr>
-            <w:tcW w:type="dxa" w:w="7667"/>
+            <w:tcW w:type="dxa" w:w="7602"/>
           </w:tcPr>
           <w:p>
             <w:pPr>
@@ -8361,7 +8361,7 @@
         </w:trPr>
         <w:tc>
           <w:tcPr>
-            <w:tcW w:type="dxa" w:w="562"/>
+            <w:tcW w:type="dxa" w:w="719"/>
           </w:tcPr>
           <w:p>
             <w:pPr>
@@ -8380,7 +8380,7 @@
         </w:tc>
         <w:tc>
           <w:tcPr>
-            <w:tcW w:type="dxa" w:w="3268"/>
+            <w:tcW w:type="dxa" w:w="3241"/>
           </w:tcPr>
           <w:p>
             <w:pPr>
@@ -8399,7 +8399,7 @@
         </w:tc>
         <w:tc>
           <w:tcPr>
-            <w:tcW w:type="dxa" w:w="7667"/>
+            <w:tcW w:type="dxa" w:w="7602"/>
           </w:tcPr>
           <w:p>
             <w:pPr>
@@ -8518,7 +8518,7 @@
         </w:tc>
         <w:tc>
           <w:tcPr>
-            <w:tcW w:type="dxa" w:w="7667"/>
+            <w:tcW w:type="dxa" w:w="7602"/>
           </w:tcPr>
           <w:p>
             <w:pPr>
@@ -8554,19 +8554,19 @@
         </w:trPr>
         <w:tc>
           <w:tcPr>
-            <w:tcW w:type="dxa" w:w="562"/>
+            <w:tcW w:type="dxa" w:w="719"/>
           </w:tcPr>
           <w:p/>
         </w:tc>
         <w:tc>
           <w:tcPr>
-            <w:tcW w:type="dxa" w:w="3268"/>
+            <w:tcW w:type="dxa" w:w="3241"/>
           </w:tcPr>
           <w:p/>
         </w:tc>
         <w:tc>
           <w:tcPr>
-            <w:tcW w:type="dxa" w:w="7667"/>
+            <w:tcW w:type="dxa" w:w="7602"/>
           </w:tcPr>
           <w:p/>
         </w:tc>
@@ -8602,7 +8602,7 @@
         </w:tc>
         <w:tc>
           <w:tcPr>
-            <w:tcW w:type="dxa" w:w="7667"/>
+            <w:tcW w:type="dxa" w:w="7602"/>
           </w:tcPr>
           <w:p/>
         </w:tc>
@@ -8625,7 +8625,7 @@
         </w:trPr>
         <w:tc>
           <w:tcPr>
-            <w:tcW w:type="dxa" w:w="562"/>
+            <w:tcW w:type="dxa" w:w="719"/>
           </w:tcPr>
           <w:p>
             <w:pPr>
@@ -8644,7 +8644,7 @@
         </w:tc>
         <w:tc>
           <w:tcPr>
-            <w:tcW w:type="dxa" w:w="3268"/>
+            <w:tcW w:type="dxa" w:w="3241"/>
           </w:tcPr>
           <w:p>
             <w:pPr>
@@ -8670,7 +8670,7 @@
         </w:tc>
         <w:tc>
           <w:tcPr>
-            <w:tcW w:type="dxa" w:w="7667"/>
+            <w:tcW w:type="dxa" w:w="7602"/>
           </w:tcPr>
           <w:p>
             <w:pPr>
@@ -8780,7 +8780,7 @@
         </w:tc>
         <w:tc>
           <w:tcPr>
-            <w:tcW w:type="dxa" w:w="7667"/>
+            <w:tcW w:type="dxa" w:w="7602"/>
           </w:tcPr>
           <w:p>
             <w:pPr>
@@ -8807,19 +8807,19 @@
         </w:trPr>
         <w:tc>
           <w:tcPr>
-            <w:tcW w:type="dxa" w:w="562"/>
+            <w:tcW w:type="dxa" w:w="719"/>
           </w:tcPr>
           <w:p/>
         </w:tc>
         <w:tc>
           <w:tcPr>
-            <w:tcW w:type="dxa" w:w="3268"/>
+            <w:tcW w:type="dxa" w:w="3241"/>
           </w:tcPr>
           <w:p/>
         </w:tc>
         <w:tc>
           <w:tcPr>
-            <w:tcW w:type="dxa" w:w="7667"/>
+            <w:tcW w:type="dxa" w:w="7602"/>
           </w:tcPr>
           <w:p/>
         </w:tc>
@@ -8855,7 +8855,7 @@
         </w:tc>
         <w:tc>
           <w:tcPr>
-            <w:tcW w:type="dxa" w:w="7667"/>
+            <w:tcW w:type="dxa" w:w="7602"/>
           </w:tcPr>
           <w:p/>
         </w:tc>
@@ -8878,7 +8878,7 @@
         </w:trPr>
         <w:tc>
           <w:tcPr>
-            <w:tcW w:type="dxa" w:w="562"/>
+            <w:tcW w:type="dxa" w:w="719"/>
           </w:tcPr>
           <w:p>
             <w:pPr>
@@ -8897,7 +8897,7 @@
         </w:tc>
         <w:tc>
           <w:tcPr>
-            <w:tcW w:type="dxa" w:w="3268"/>
+            <w:tcW w:type="dxa" w:w="3241"/>
           </w:tcPr>
           <w:p>
             <w:pPr>
@@ -8916,7 +8916,7 @@
         </w:tc>
         <w:tc>
           <w:tcPr>
-            <w:tcW w:type="dxa" w:w="7667"/>
+            <w:tcW w:type="dxa" w:w="7602"/>
           </w:tcPr>
           <w:p>
             <w:pPr>
@@ -9026,7 +9026,7 @@
         </w:tc>
         <w:tc>
           <w:tcPr>
-            <w:tcW w:type="dxa" w:w="7667"/>
+            <w:tcW w:type="dxa" w:w="7602"/>
           </w:tcPr>
           <w:p>
             <w:pPr>
@@ -9053,19 +9053,19 @@
         </w:trPr>
         <w:tc>
           <w:tcPr>
-            <w:tcW w:type="dxa" w:w="562"/>
+            <w:tcW w:type="dxa" w:w="719"/>
           </w:tcPr>
           <w:p/>
         </w:tc>
         <w:tc>
           <w:tcPr>
-            <w:tcW w:type="dxa" w:w="3268"/>
+            <w:tcW w:type="dxa" w:w="3241"/>
           </w:tcPr>
           <w:p/>
         </w:tc>
         <w:tc>
           <w:tcPr>
-            <w:tcW w:type="dxa" w:w="7667"/>
+            <w:tcW w:type="dxa" w:w="7602"/>
           </w:tcPr>
           <w:p/>
         </w:tc>
@@ -9101,7 +9101,7 @@
         </w:tc>
         <w:tc>
           <w:tcPr>
-            <w:tcW w:type="dxa" w:w="7667"/>
+            <w:tcW w:type="dxa" w:w="7602"/>
           </w:tcPr>
           <w:p/>
         </w:tc>
@@ -9124,7 +9124,7 @@
         </w:trPr>
         <w:tc>
           <w:tcPr>
-            <w:tcW w:type="dxa" w:w="562"/>
+            <w:tcW w:type="dxa" w:w="719"/>
           </w:tcPr>
           <w:p>
             <w:pPr>
@@ -9143,7 +9143,7 @@
         </w:tc>
         <w:tc>
           <w:tcPr>
-            <w:tcW w:type="dxa" w:w="3268"/>
+            <w:tcW w:type="dxa" w:w="3241"/>
           </w:tcPr>
           <w:p>
             <w:pPr>
@@ -9162,7 +9162,7 @@
         </w:tc>
         <w:tc>
           <w:tcPr>
-            <w:tcW w:type="dxa" w:w="7667"/>
+            <w:tcW w:type="dxa" w:w="7602"/>
           </w:tcPr>
           <w:p>
             <w:pPr>
@@ -9272,7 +9272,7 @@
         </w:tc>
         <w:tc>
           <w:tcPr>
-            <w:tcW w:type="dxa" w:w="7667"/>
+            <w:tcW w:type="dxa" w:w="7602"/>
           </w:tcPr>
           <w:p>
             <w:pPr>
@@ -9299,19 +9299,19 @@
         </w:trPr>
         <w:tc>
           <w:tcPr>
-            <w:tcW w:type="dxa" w:w="562"/>
+            <w:tcW w:type="dxa" w:w="719"/>
           </w:tcPr>
           <w:p/>
         </w:tc>
         <w:tc>
           <w:tcPr>
-            <w:tcW w:type="dxa" w:w="3268"/>
+            <w:tcW w:type="dxa" w:w="3241"/>
           </w:tcPr>
           <w:p/>
         </w:tc>
         <w:tc>
           <w:tcPr>
-            <w:tcW w:type="dxa" w:w="7667"/>
+            <w:tcW w:type="dxa" w:w="7602"/>
           </w:tcPr>
           <w:p/>
         </w:tc>
@@ -9347,7 +9347,7 @@
         </w:tc>
         <w:tc>
           <w:tcPr>
-            <w:tcW w:type="dxa" w:w="7667"/>
+            <w:tcW w:type="dxa" w:w="7602"/>
           </w:tcPr>
           <w:p/>
         </w:tc>
@@ -9370,7 +9370,7 @@
         </w:trPr>
         <w:tc>
           <w:tcPr>
-            <w:tcW w:type="dxa" w:w="562"/>
+            <w:tcW w:type="dxa" w:w="719"/>
           </w:tcPr>
           <w:p>
             <w:pPr>
@@ -9389,7 +9389,7 @@
         </w:tc>
         <w:tc>
           <w:tcPr>
-            <w:tcW w:type="dxa" w:w="3268"/>
+            <w:tcW w:type="dxa" w:w="3241"/>
           </w:tcPr>
           <w:p>
             <w:pPr>
@@ -9408,7 +9408,7 @@
         </w:tc>
         <w:tc>
           <w:tcPr>
-            <w:tcW w:type="dxa" w:w="7667"/>
+            <w:tcW w:type="dxa" w:w="7602"/>
           </w:tcPr>
           <w:p>
             <w:pPr>
@@ -9518,7 +9518,7 @@
         </w:tc>
         <w:tc>
           <w:tcPr>
-            <w:tcW w:type="dxa" w:w="7667"/>
+            <w:tcW w:type="dxa" w:w="7602"/>
           </w:tcPr>
           <w:p>
             <w:pPr>
@@ -9545,19 +9545,19 @@
         </w:trPr>
         <w:tc>
           <w:tcPr>
-            <w:tcW w:type="dxa" w:w="562"/>
+            <w:tcW w:type="dxa" w:w="719"/>
           </w:tcPr>
           <w:p/>
         </w:tc>
         <w:tc>
           <w:tcPr>
-            <w:tcW w:type="dxa" w:w="3268"/>
+            <w:tcW w:type="dxa" w:w="3241"/>
           </w:tcPr>
           <w:p/>
         </w:tc>
         <w:tc>
           <w:tcPr>
-            <w:tcW w:type="dxa" w:w="7667"/>
+            <w:tcW w:type="dxa" w:w="7602"/>
           </w:tcPr>
           <w:p/>
         </w:tc>
@@ -9593,7 +9593,7 @@
         </w:tc>
         <w:tc>
           <w:tcPr>
-            <w:tcW w:type="dxa" w:w="7667"/>
+            <w:tcW w:type="dxa" w:w="7602"/>
           </w:tcPr>
           <w:p/>
         </w:tc>
@@ -9616,7 +9616,7 @@
         </w:trPr>
         <w:tc>
           <w:tcPr>
-            <w:tcW w:type="dxa" w:w="562"/>
+            <w:tcW w:type="dxa" w:w="719"/>
           </w:tcPr>
           <w:p>
             <w:pPr>
@@ -9635,7 +9635,7 @@
         </w:tc>
         <w:tc>
           <w:tcPr>
-            <w:tcW w:type="dxa" w:w="3268"/>
+            <w:tcW w:type="dxa" w:w="3241"/>
           </w:tcPr>
           <w:p>
             <w:pPr>
@@ -9654,7 +9654,7 @@
         </w:tc>
         <w:tc>
           <w:tcPr>
-            <w:tcW w:type="dxa" w:w="7667"/>
+            <w:tcW w:type="dxa" w:w="7602"/>
           </w:tcPr>
           <w:p>
             <w:pPr>
@@ -9764,7 +9764,7 @@
         </w:tc>
         <w:tc>
           <w:tcPr>
-            <w:tcW w:type="dxa" w:w="7667"/>
+            <w:tcW w:type="dxa" w:w="7602"/>
           </w:tcPr>
           <w:p>
             <w:pPr>
@@ -9791,19 +9791,19 @@
         </w:trPr>
         <w:tc>
           <w:tcPr>
-            <w:tcW w:type="dxa" w:w="562"/>
+            <w:tcW w:type="dxa" w:w="719"/>
           </w:tcPr>
           <w:p/>
         </w:tc>
         <w:tc>
           <w:tcPr>
-            <w:tcW w:type="dxa" w:w="3268"/>
+            <w:tcW w:type="dxa" w:w="3241"/>
           </w:tcPr>
           <w:p/>
         </w:tc>
         <w:tc>
           <w:tcPr>
-            <w:tcW w:type="dxa" w:w="7667"/>
+            <w:tcW w:type="dxa" w:w="7602"/>
           </w:tcPr>
           <w:p/>
         </w:tc>
@@ -9839,7 +9839,7 @@
         </w:tc>
         <w:tc>
           <w:tcPr>
-            <w:tcW w:type="dxa" w:w="7667"/>
+            <w:tcW w:type="dxa" w:w="7602"/>
           </w:tcPr>
           <w:p/>
         </w:tc>
@@ -9862,7 +9862,7 @@
         </w:trPr>
         <w:tc>
           <w:tcPr>
-            <w:tcW w:type="dxa" w:w="562"/>
+            <w:tcW w:type="dxa" w:w="719"/>
           </w:tcPr>
           <w:p>
             <w:pPr>
@@ -9881,7 +9881,7 @@
         </w:tc>
         <w:tc>
           <w:tcPr>
-            <w:tcW w:type="dxa" w:w="3268"/>
+            <w:tcW w:type="dxa" w:w="3241"/>
           </w:tcPr>
           <w:p>
             <w:pPr>
@@ -9900,7 +9900,7 @@
         </w:tc>
         <w:tc>
           <w:tcPr>
-            <w:tcW w:type="dxa" w:w="7667"/>
+            <w:tcW w:type="dxa" w:w="7602"/>
           </w:tcPr>
           <w:p>
             <w:pPr>
@@ -9913,7 +9913,7 @@
                 <w:color w:val="13203F"/>
                 <w:sz w:val="14"/>
               </w:rPr>
-              <w:t>견적서에 사양·수량 없음</w:t>
+              <w:t>견적서에 사양·수량 없음 — 아래 8개 구성품으로 세분 제안(연결 구성도 기준)</w:t>
             </w:r>
           </w:p>
         </w:tc>
@@ -10010,7 +10010,7 @@
         </w:tc>
         <w:tc>
           <w:tcPr>
-            <w:tcW w:type="dxa" w:w="7667"/>
+            <w:tcW w:type="dxa" w:w="7602"/>
           </w:tcPr>
           <w:p>
             <w:pPr>
@@ -10037,57 +10037,170 @@
         </w:trPr>
         <w:tc>
           <w:tcPr>
-            <w:tcW w:type="dxa" w:w="562"/>
-          </w:tcPr>
-          <w:p/>
-        </w:tc>
-        <w:tc>
-          <w:tcPr>
-            <w:tcW w:type="dxa" w:w="3268"/>
-          </w:tcPr>
-          <w:p/>
-        </w:tc>
-        <w:tc>
-          <w:tcPr>
-            <w:tcW w:type="dxa" w:w="7667"/>
-          </w:tcPr>
-          <w:p/>
+            <w:tcW w:type="dxa" w:w="719"/>
+          </w:tcPr>
+          <w:p>
+            <w:pPr>
+              <w:spacing w:before="0" w:after="0" w:line="252" w:lineRule="auto"/>
+            </w:pPr>
+            <w:r>
+              <w:rPr>
+                <w:rFonts w:ascii="Consolas" w:hAnsi="Consolas" w:eastAsia="맑은 고딕"/>
+                <w:b w:val="0"/>
+                <w:color w:val="0090A0"/>
+                <w:sz w:val="14"/>
+              </w:rPr>
+              <w:t>3-1-f-1</w:t>
+            </w:r>
+          </w:p>
+        </w:tc>
+        <w:tc>
+          <w:tcPr>
+            <w:tcW w:type="dxa" w:w="3241"/>
+          </w:tcPr>
+          <w:p>
+            <w:pPr>
+              <w:spacing w:before="0" w:after="0" w:line="252" w:lineRule="auto"/>
+            </w:pPr>
+            <w:r>
+              <w:rPr>
+                <w:rFonts w:ascii="맑은 고딕" w:hAnsi="맑은 고딕" w:eastAsia="맑은 고딕"/>
+                <w:b/>
+                <w:color w:val="13203F"/>
+                <w:sz w:val="14"/>
+              </w:rPr>
+              <w:t xml:space="preserve">방화벽 (OT/IT 경계) </w:t>
+            </w:r>
+          </w:p>
+        </w:tc>
+        <w:tc>
+          <w:tcPr>
+            <w:tcW w:type="dxa" w:w="7602"/>
+          </w:tcPr>
+          <w:p>
+            <w:pPr>
+              <w:spacing w:before="0" w:after="0" w:line="252" w:lineRule="auto"/>
+            </w:pPr>
+            <w:r>
+              <w:rPr>
+                <w:rFonts w:ascii="맑은 고딕" w:hAnsi="맑은 고딕" w:eastAsia="맑은 고딕"/>
+                <w:b w:val="0"/>
+                <w:color w:val="13203F"/>
+                <w:sz w:val="14"/>
+              </w:rPr>
+              <w:t>차세대 방화벽 · 10GbE 이상 · 산업 프로토콜(OPC UA·MQTT) 검사 · VPN — 항목2 연산 서버 포함 방화벽과 같은 장비인지 확인(같으면 삭제)</w:t>
+            </w:r>
+          </w:p>
         </w:tc>
         <w:tc>
           <w:tcPr>
             <w:tcW w:type="dxa" w:w="450"/>
           </w:tcPr>
-          <w:p/>
+          <w:p>
+            <w:pPr>
+              <w:spacing w:before="0" w:after="0" w:line="252" w:lineRule="auto"/>
+              <w:jc w:val="center"/>
+            </w:pPr>
+            <w:r>
+              <w:rPr>
+                <w:rFonts w:ascii="맑은 고딕" w:hAnsi="맑은 고딕" w:eastAsia="맑은 고딕"/>
+                <w:b/>
+                <w:color w:val="13203F"/>
+                <w:sz w:val="14"/>
+              </w:rPr>
+              <w:t>1</w:t>
+            </w:r>
+          </w:p>
         </w:tc>
         <w:tc>
           <w:tcPr>
             <w:tcW w:type="dxa" w:w="450"/>
           </w:tcPr>
-          <w:p/>
+          <w:p>
+            <w:pPr>
+              <w:spacing w:before="0" w:after="0" w:line="252" w:lineRule="auto"/>
+            </w:pPr>
+            <w:r>
+              <w:rPr>
+                <w:rFonts w:ascii="맑은 고딕" w:hAnsi="맑은 고딕" w:eastAsia="맑은 고딕"/>
+                <w:b w:val="0"/>
+                <w:color w:val="13203F"/>
+                <w:sz w:val="14"/>
+              </w:rPr>
+              <w:t>대</w:t>
+            </w:r>
+          </w:p>
         </w:tc>
         <w:tc>
           <w:tcPr>
             <w:tcW w:type="dxa" w:w="719"/>
           </w:tcPr>
-          <w:p/>
+          <w:p>
+            <w:pPr>
+              <w:spacing w:before="0" w:after="0" w:line="252" w:lineRule="auto"/>
+              <w:jc w:val="right"/>
+            </w:pPr>
+            <w:r>
+              <w:rPr>
+                <w:rFonts w:ascii="맑은 고딕" w:hAnsi="맑은 고딕" w:eastAsia="맑은 고딕"/>
+                <w:b w:val="0"/>
+                <w:color w:val="13203F"/>
+                <w:sz w:val="14"/>
+              </w:rPr>
+              <w:t>–</w:t>
+            </w:r>
+          </w:p>
         </w:tc>
         <w:tc>
           <w:tcPr>
             <w:tcW w:type="dxa" w:w="719"/>
           </w:tcPr>
-          <w:p/>
+          <w:p>
+            <w:pPr>
+              <w:spacing w:before="0" w:after="0" w:line="252" w:lineRule="auto"/>
+              <w:jc w:val="right"/>
+            </w:pPr>
+            <w:r>
+              <w:rPr>
+                <w:rFonts w:ascii="맑은 고딕" w:hAnsi="맑은 고딕" w:eastAsia="맑은 고딕"/>
+                <w:b w:val="0"/>
+                <w:color w:val="13203F"/>
+                <w:sz w:val="14"/>
+              </w:rPr>
+              <w:t>미구분</w:t>
+            </w:r>
+          </w:p>
         </w:tc>
         <w:tc>
           <w:tcPr>
             <w:tcW w:type="dxa" w:w="949"/>
-          </w:tcPr>
-          <w:p/>
-        </w:tc>
-        <w:tc>
-          <w:tcPr>
-            <w:tcW w:type="dxa" w:w="7667"/>
-          </w:tcPr>
-          <w:p/>
+            <w:shd w:val="clear" w:color="auto" w:fill="FFF1E2"/>
+          </w:tcPr>
+          <w:p>
+            <w:pPr>
+              <w:spacing w:before="0" w:after="0" w:line="252" w:lineRule="auto"/>
+              <w:jc w:val="center"/>
+            </w:pPr>
+            <w:r>
+              <w:rPr>
+                <w:rFonts w:ascii="맑은 고딕" w:hAnsi="맑은 고딕" w:eastAsia="맑은 고딕"/>
+                <w:b/>
+                <w:color w:val="9A4A00"/>
+                <w:sz w:val="14"/>
+              </w:rPr>
+              <w:t>세분 제안</w:t>
+            </w:r>
+          </w:p>
+        </w:tc>
+        <w:tc>
+          <w:tcPr>
+            <w:tcW w:type="dxa" w:w="7602"/>
+          </w:tcPr>
+          <w:p>
+            <w:pPr>
+              <w:spacing w:before="0" w:after="0" w:line="252" w:lineRule="auto"/>
+            </w:pPr>
+          </w:p>
         </w:tc>
         <w:tc>
           <w:tcPr>
@@ -10108,7 +10221,7 @@
         </w:trPr>
         <w:tc>
           <w:tcPr>
-            <w:tcW w:type="dxa" w:w="562"/>
+            <w:tcW w:type="dxa" w:w="719"/>
           </w:tcPr>
           <w:p>
             <w:pPr>
@@ -10121,13 +10234,13 @@
                 <w:color w:val="0090A0"/>
                 <w:sz w:val="14"/>
               </w:rPr>
-              <w:t>3-1-g</w:t>
-            </w:r>
-          </w:p>
-        </w:tc>
-        <w:tc>
-          <w:tcPr>
-            <w:tcW w:type="dxa" w:w="3268"/>
+              <w:t>3-1-f-2</w:t>
+            </w:r>
+          </w:p>
+        </w:tc>
+        <w:tc>
+          <w:tcPr>
+            <w:tcW w:type="dxa" w:w="3241"/>
           </w:tcPr>
           <w:p>
             <w:pPr>
@@ -10140,13 +10253,13 @@
                 <w:color w:val="13203F"/>
                 <w:sz w:val="14"/>
               </w:rPr>
-              <w:t xml:space="preserve">서버실 — 랙·캐비닛·UPS·KVM </w:t>
-            </w:r>
-          </w:p>
-        </w:tc>
-        <w:tc>
-          <w:tcPr>
-            <w:tcW w:type="dxa" w:w="7667"/>
+              <w:t xml:space="preserve">코어 스위치 (L3) </w:t>
+            </w:r>
+          </w:p>
+        </w:tc>
+        <w:tc>
+          <w:tcPr>
+            <w:tcW w:type="dxa" w:w="7602"/>
           </w:tcPr>
           <w:p>
             <w:pPr>
@@ -10159,7 +10272,7 @@
                 <w:color w:val="13203F"/>
                 <w:sz w:val="14"/>
               </w:rPr>
-              <w:t>견적서에 사양·수량 없음</w:t>
+              <w:t>25GbE(SFP28) 24포트 이상 + 100GbE 2포트 이상 · 2대 이중화(MLAG) · PTP 중계(Boundary Clock). 대당 소요 약 17포트</w:t>
             </w:r>
           </w:p>
         </w:tc>
@@ -10179,7 +10292,7 @@
                 <w:color w:val="13203F"/>
                 <w:sz w:val="14"/>
               </w:rPr>
-              <w:t>1식</w:t>
+              <w:t>2</w:t>
             </w:r>
           </w:p>
         </w:tc>
@@ -10190,17 +10303,6 @@
           <w:p>
             <w:pPr>
               <w:spacing w:before="0" w:after="0" w:line="252" w:lineRule="auto"/>
-            </w:pPr>
-          </w:p>
-        </w:tc>
-        <w:tc>
-          <w:tcPr>
-            <w:tcW w:type="dxa" w:w="719"/>
-          </w:tcPr>
-          <w:p>
-            <w:pPr>
-              <w:spacing w:before="0" w:after="0" w:line="252" w:lineRule="auto"/>
-              <w:jc w:val="right"/>
             </w:pPr>
             <w:r>
               <w:rPr>
@@ -10209,7 +10311,7 @@
                 <w:color w:val="13203F"/>
                 <w:sz w:val="14"/>
               </w:rPr>
-              <w:t>–</w:t>
+              <w:t>대</w:t>
             </w:r>
           </w:p>
         </w:tc>
@@ -10229,6 +10331,26 @@
                 <w:color w:val="13203F"/>
                 <w:sz w:val="14"/>
               </w:rPr>
+              <w:t>–</w:t>
+            </w:r>
+          </w:p>
+        </w:tc>
+        <w:tc>
+          <w:tcPr>
+            <w:tcW w:type="dxa" w:w="719"/>
+          </w:tcPr>
+          <w:p>
+            <w:pPr>
+              <w:spacing w:before="0" w:after="0" w:line="252" w:lineRule="auto"/>
+              <w:jc w:val="right"/>
+            </w:pPr>
+            <w:r>
+              <w:rPr>
+                <w:rFonts w:ascii="맑은 고딕" w:hAnsi="맑은 고딕" w:eastAsia="맑은 고딕"/>
+                <w:b w:val="0"/>
+                <w:color w:val="13203F"/>
+                <w:sz w:val="14"/>
+              </w:rPr>
               <w:t>미구분</w:t>
             </w:r>
           </w:p>
@@ -10236,7 +10358,7 @@
         <w:tc>
           <w:tcPr>
             <w:tcW w:type="dxa" w:w="949"/>
-            <w:shd w:val="clear" w:color="auto" w:fill="FDE8E8"/>
+            <w:shd w:val="clear" w:color="auto" w:fill="FFF1E2"/>
           </w:tcPr>
           <w:p>
             <w:pPr>
@@ -10247,16 +10369,16 @@
               <w:rPr>
                 <w:rFonts w:ascii="맑은 고딕" w:hAnsi="맑은 고딕" w:eastAsia="맑은 고딕"/>
                 <w:b/>
-                <w:color w:val="A12020"/>
-                <w:sz w:val="14"/>
-              </w:rPr>
-              <w:t>금액 미구분</w:t>
-            </w:r>
-          </w:p>
-        </w:tc>
-        <w:tc>
-          <w:tcPr>
-            <w:tcW w:type="dxa" w:w="7667"/>
+                <w:color w:val="9A4A00"/>
+                <w:sz w:val="14"/>
+              </w:rPr>
+              <w:t>세분 제안</w:t>
+            </w:r>
+          </w:p>
+        </w:tc>
+        <w:tc>
+          <w:tcPr>
+            <w:tcW w:type="dxa" w:w="7602"/>
           </w:tcPr>
           <w:p>
             <w:pPr>
@@ -10284,8 +10406,25 @@
         <w:tc>
           <w:tcPr>
             <w:tcW w:type="dxa" w:w="719"/>
-            <w:gridSpan w:val="7"/>
-            <w:shd w:val="clear" w:color="auto" w:fill="E4F6F8"/>
+          </w:tcPr>
+          <w:p>
+            <w:pPr>
+              <w:spacing w:before="0" w:after="0" w:line="252" w:lineRule="auto"/>
+            </w:pPr>
+            <w:r>
+              <w:rPr>
+                <w:rFonts w:ascii="Consolas" w:hAnsi="Consolas" w:eastAsia="맑은 고딕"/>
+                <w:b w:val="0"/>
+                <w:color w:val="0090A0"/>
+                <w:sz w:val="14"/>
+              </w:rPr>
+              <w:t>3-1-f-3</w:t>
+            </w:r>
+          </w:p>
+        </w:tc>
+        <w:tc>
+          <w:tcPr>
+            <w:tcW w:type="dxa" w:w="3241"/>
           </w:tcPr>
           <w:p>
             <w:pPr>
@@ -10295,45 +10434,153 @@
               <w:rPr>
                 <w:rFonts w:ascii="맑은 고딕" w:hAnsi="맑은 고딕" w:eastAsia="맑은 고딕"/>
                 <w:b/>
-                <w:color w:val="10214B"/>
-                <w:sz w:val="14"/>
-              </w:rPr>
-              <w:t>항목4. 로컬 OCS·보안</w:t>
+                <w:color w:val="13203F"/>
+                <w:sz w:val="14"/>
+              </w:rPr>
+              <w:t xml:space="preserve">관리망 스위치 </w:t>
+            </w:r>
+          </w:p>
+        </w:tc>
+        <w:tc>
+          <w:tcPr>
+            <w:tcW w:type="dxa" w:w="7602"/>
+          </w:tcPr>
+          <w:p>
+            <w:pPr>
+              <w:spacing w:before="0" w:after="0" w:line="252" w:lineRule="auto"/>
+            </w:pPr>
+            <w:r>
+              <w:rPr>
+                <w:rFonts w:ascii="맑은 고딕" w:hAnsi="맑은 고딕" w:eastAsia="맑은 고딕"/>
+                <w:b w:val="0"/>
+                <w:color w:val="13203F"/>
+                <w:sz w:val="14"/>
+              </w:rPr>
+              <w:t>1GbE 24포트 · 서버 원격관리(IPMI/BMC)·장비 관리 전용</w:t>
+            </w:r>
+          </w:p>
+        </w:tc>
+        <w:tc>
+          <w:tcPr>
+            <w:tcW w:type="dxa" w:w="450"/>
+          </w:tcPr>
+          <w:p>
+            <w:pPr>
+              <w:spacing w:before="0" w:after="0" w:line="252" w:lineRule="auto"/>
+              <w:jc w:val="center"/>
+            </w:pPr>
+            <w:r>
+              <w:rPr>
+                <w:rFonts w:ascii="맑은 고딕" w:hAnsi="맑은 고딕" w:eastAsia="맑은 고딕"/>
+                <w:b/>
+                <w:color w:val="13203F"/>
+                <w:sz w:val="14"/>
+              </w:rPr>
+              <w:t>1</w:t>
+            </w:r>
+          </w:p>
+        </w:tc>
+        <w:tc>
+          <w:tcPr>
+            <w:tcW w:type="dxa" w:w="450"/>
+          </w:tcPr>
+          <w:p>
+            <w:pPr>
+              <w:spacing w:before="0" w:after="0" w:line="252" w:lineRule="auto"/>
+            </w:pPr>
+            <w:r>
+              <w:rPr>
+                <w:rFonts w:ascii="맑은 고딕" w:hAnsi="맑은 고딕" w:eastAsia="맑은 고딕"/>
+                <w:b w:val="0"/>
+                <w:color w:val="13203F"/>
+                <w:sz w:val="14"/>
+              </w:rPr>
+              <w:t>대</w:t>
+            </w:r>
+          </w:p>
+        </w:tc>
+        <w:tc>
+          <w:tcPr>
+            <w:tcW w:type="dxa" w:w="719"/>
+          </w:tcPr>
+          <w:p>
+            <w:pPr>
+              <w:spacing w:before="0" w:after="0" w:line="252" w:lineRule="auto"/>
+              <w:jc w:val="right"/>
+            </w:pPr>
+            <w:r>
+              <w:rPr>
+                <w:rFonts w:ascii="맑은 고딕" w:hAnsi="맑은 고딕" w:eastAsia="맑은 고딕"/>
+                <w:b w:val="0"/>
+                <w:color w:val="13203F"/>
+                <w:sz w:val="14"/>
+              </w:rPr>
+              <w:t>–</w:t>
+            </w:r>
+          </w:p>
+        </w:tc>
+        <w:tc>
+          <w:tcPr>
+            <w:tcW w:type="dxa" w:w="719"/>
+          </w:tcPr>
+          <w:p>
+            <w:pPr>
+              <w:spacing w:before="0" w:after="0" w:line="252" w:lineRule="auto"/>
+              <w:jc w:val="right"/>
+            </w:pPr>
+            <w:r>
+              <w:rPr>
+                <w:rFonts w:ascii="맑은 고딕" w:hAnsi="맑은 고딕" w:eastAsia="맑은 고딕"/>
+                <w:b w:val="0"/>
+                <w:color w:val="13203F"/>
+                <w:sz w:val="14"/>
+              </w:rPr>
+              <w:t>미구분</w:t>
             </w:r>
           </w:p>
         </w:tc>
         <w:tc>
           <w:tcPr>
             <w:tcW w:type="dxa" w:w="949"/>
-            <w:shd w:val="clear" w:color="auto" w:fill="E4F6F8"/>
-          </w:tcPr>
-          <w:p>
-            <w:pPr>
-              <w:spacing w:before="0" w:after="0" w:line="252" w:lineRule="auto"/>
-              <w:jc w:val="right"/>
+            <w:shd w:val="clear" w:color="auto" w:fill="FFF1E2"/>
+          </w:tcPr>
+          <w:p>
+            <w:pPr>
+              <w:spacing w:before="0" w:after="0" w:line="252" w:lineRule="auto"/>
+              <w:jc w:val="center"/>
             </w:pPr>
             <w:r>
               <w:rPr>
                 <w:rFonts w:ascii="맑은 고딕" w:hAnsi="맑은 고딕" w:eastAsia="맑은 고딕"/>
                 <w:b/>
-                <w:color w:val="10214B"/>
-                <w:sz w:val="14"/>
-              </w:rPr>
-              <w:t>88,000</w:t>
-            </w:r>
+                <w:color w:val="9A4A00"/>
+                <w:sz w:val="14"/>
+              </w:rPr>
+              <w:t>세분 제안</w:t>
+            </w:r>
+          </w:p>
+        </w:tc>
+        <w:tc>
+          <w:tcPr>
+            <w:tcW w:type="dxa" w:w="7602"/>
+          </w:tcPr>
+          <w:p>
+            <w:pPr>
+              <w:spacing w:before="0" w:after="0" w:line="252" w:lineRule="auto"/>
+            </w:pPr>
           </w:p>
         </w:tc>
         <w:tc>
           <w:tcPr>
             <w:tcW w:type="dxa" w:w="0"/>
-            <w:gridSpan w:val="3"/>
-            <w:shd w:val="clear" w:color="auto" w:fill="E4F6F8"/>
-          </w:tcPr>
-          <w:p>
-            <w:pPr>
-              <w:spacing w:before="0" w:after="0" w:line="252" w:lineRule="auto"/>
-            </w:pPr>
-          </w:p>
+          </w:tcPr>
+          <w:p/>
+        </w:tc>
+        <w:tc>
+          <w:tcPr>
+            <w:tcW w:type="dxa" w:w="0"/>
+          </w:tcPr>
+          <w:p/>
         </w:tc>
       </w:tr>
       <w:tr>
@@ -10342,7 +10589,7 @@
         </w:trPr>
         <w:tc>
           <w:tcPr>
-            <w:tcW w:type="dxa" w:w="562"/>
+            <w:tcW w:type="dxa" w:w="719"/>
           </w:tcPr>
           <w:p>
             <w:pPr>
@@ -10355,13 +10602,13 @@
                 <w:color w:val="0090A0"/>
                 <w:sz w:val="14"/>
               </w:rPr>
-              <w:t>4-1</w:t>
-            </w:r>
-          </w:p>
-        </w:tc>
-        <w:tc>
-          <w:tcPr>
-            <w:tcW w:type="dxa" w:w="3268"/>
+              <w:t>3-1-f-4</w:t>
+            </w:r>
+          </w:p>
+        </w:tc>
+        <w:tc>
+          <w:tcPr>
+            <w:tcW w:type="dxa" w:w="3241"/>
           </w:tcPr>
           <w:p>
             <w:pPr>
@@ -10374,13 +10621,13 @@
                 <w:color w:val="13203F"/>
                 <w:sz w:val="14"/>
               </w:rPr>
-              <w:t>운영 시계열 DB (클러스터·계층형)</w:t>
-            </w:r>
-          </w:p>
-        </w:tc>
-        <w:tc>
-          <w:tcPr>
-            <w:tcW w:type="dxa" w:w="7667"/>
+              <w:t xml:space="preserve">PTP 시간동기 장치 (그랜드마스터) </w:t>
+            </w:r>
+          </w:p>
+        </w:tc>
+        <w:tc>
+          <w:tcPr>
+            <w:tcW w:type="dxa" w:w="7602"/>
           </w:tcPr>
           <w:p>
             <w:pPr>
@@ -10393,7 +10640,7 @@
                 <w:color w:val="13203F"/>
                 <w:sz w:val="14"/>
               </w:rPr>
-              <w:t>Cell 상태·이벤트·공정값 시계열 저장·조회, 계층형 클러스터 구성</w:t>
+              <w:t>IEEE 1588v2·802.1AS · NTP 겸용 · OCXO 홀드오버 · GNSS 수신(안테나 설치 가능 시)</w:t>
             </w:r>
           </w:p>
         </w:tc>
@@ -10432,7 +10679,7 @@
                 <w:color w:val="13203F"/>
                 <w:sz w:val="14"/>
               </w:rPr>
-              <w:t>식</w:t>
+              <w:t>대</w:t>
             </w:r>
           </w:p>
         </w:tc>
@@ -10452,7 +10699,7 @@
                 <w:color w:val="13203F"/>
                 <w:sz w:val="14"/>
               </w:rPr>
-              <w:t>49,500</w:t>
+              <w:t>–</w:t>
             </w:r>
           </w:p>
         </w:tc>
@@ -10472,14 +10719,14 @@
                 <w:color w:val="13203F"/>
                 <w:sz w:val="14"/>
               </w:rPr>
-              <w:t>49,500</w:t>
+              <w:t>미구분</w:t>
             </w:r>
           </w:p>
         </w:tc>
         <w:tc>
           <w:tcPr>
             <w:tcW w:type="dxa" w:w="949"/>
-            <w:shd w:val="clear" w:color="auto" w:fill="D9F0F2"/>
+            <w:shd w:val="clear" w:color="auto" w:fill="FFF1E2"/>
           </w:tcPr>
           <w:p>
             <w:pPr>
@@ -10490,30 +10737,21 @@
               <w:rPr>
                 <w:rFonts w:ascii="맑은 고딕" w:hAnsi="맑은 고딕" w:eastAsia="맑은 고딕"/>
                 <w:b/>
-                <w:color w:val="0090A0"/>
-                <w:sz w:val="14"/>
-              </w:rPr>
-              <w:t>적합</w:t>
-            </w:r>
-          </w:p>
-        </w:tc>
-        <w:tc>
-          <w:tcPr>
-            <w:tcW w:type="dxa" w:w="7667"/>
-          </w:tcPr>
-          <w:p>
-            <w:pPr>
-              <w:spacing w:before="0" w:after="0" w:line="252" w:lineRule="auto"/>
-            </w:pPr>
-            <w:r>
-              <w:rPr>
-                <w:rFonts w:ascii="맑은 고딕" w:hAnsi="맑은 고딕" w:eastAsia="맑은 고딕"/>
-                <w:b w:val="0"/>
-                <w:color w:val="56637F"/>
-                <w:sz w:val="14"/>
-              </w:rPr>
-              <w:t>Operational TSDB - Machbase Cluster Edition (계층)</w:t>
-            </w:r>
+                <w:color w:val="9A4A00"/>
+                <w:sz w:val="14"/>
+              </w:rPr>
+              <w:t>세분 제안</w:t>
+            </w:r>
+          </w:p>
+        </w:tc>
+        <w:tc>
+          <w:tcPr>
+            <w:tcW w:type="dxa" w:w="7602"/>
+          </w:tcPr>
+          <w:p>
+            <w:pPr>
+              <w:spacing w:before="0" w:after="0" w:line="252" w:lineRule="auto"/>
+            </w:pPr>
           </w:p>
         </w:tc>
         <w:tc>
@@ -10535,7 +10773,7 @@
         </w:trPr>
         <w:tc>
           <w:tcPr>
-            <w:tcW w:type="dxa" w:w="562"/>
+            <w:tcW w:type="dxa" w:w="719"/>
           </w:tcPr>
           <w:p>
             <w:pPr>
@@ -10548,13 +10786,13 @@
                 <w:color w:val="0090A0"/>
                 <w:sz w:val="14"/>
               </w:rPr>
-              <w:t>4-2</w:t>
-            </w:r>
-          </w:p>
-        </w:tc>
-        <w:tc>
-          <w:tcPr>
-            <w:tcW w:type="dxa" w:w="3268"/>
+              <w:t>3-1-f-5</w:t>
+            </w:r>
+          </w:p>
+        </w:tc>
+        <w:tc>
+          <w:tcPr>
+            <w:tcW w:type="dxa" w:w="3241"/>
           </w:tcPr>
           <w:p>
             <w:pPr>
@@ -10567,13 +10805,13 @@
                 <w:color w:val="13203F"/>
                 <w:sz w:val="14"/>
               </w:rPr>
-              <w:t>통합 인증·접근통제 (IAM/PKI · 서버 접근제어)</w:t>
-            </w:r>
-          </w:p>
-        </w:tc>
-        <w:tc>
-          <w:tcPr>
-            <w:tcW w:type="dxa" w:w="7667"/>
+              <w:t xml:space="preserve">Cell TSN 산업용 스위치 </w:t>
+            </w:r>
+          </w:p>
+        </w:tc>
+        <w:tc>
+          <w:tcPr>
+            <w:tcW w:type="dxa" w:w="7602"/>
           </w:tcPr>
           <w:p>
             <w:pPr>
@@ -10586,7 +10824,7 @@
                 <w:color w:val="13203F"/>
                 <w:sz w:val="14"/>
               </w:rPr>
-              <w:t>사용자·장비 인증(SSO·PKI 인증서), 서버·DB 접근통제·감사로그</w:t>
+              <w:t>관리형 · GbE 8포트 이상(PoE+ 2포트 포함, AP 급전) + 10G SFP+ 업링크 2 · IEEE 802.1AS·Qbv. Cell당 1대</w:t>
             </w:r>
           </w:p>
         </w:tc>
@@ -10606,7 +10844,7 @@
                 <w:color w:val="13203F"/>
                 <w:sz w:val="14"/>
               </w:rPr>
-              <w:t>1</w:t>
+              <w:t>4</w:t>
             </w:r>
           </w:p>
         </w:tc>
@@ -10625,7 +10863,7 @@
                 <w:color w:val="13203F"/>
                 <w:sz w:val="14"/>
               </w:rPr>
-              <w:t>식</w:t>
+              <w:t>대</w:t>
             </w:r>
           </w:p>
         </w:tc>
@@ -10645,7 +10883,7 @@
                 <w:color w:val="13203F"/>
                 <w:sz w:val="14"/>
               </w:rPr>
-              <w:t>38,500</w:t>
+              <w:t>–</w:t>
             </w:r>
           </w:p>
         </w:tc>
@@ -10665,14 +10903,14 @@
                 <w:color w:val="13203F"/>
                 <w:sz w:val="14"/>
               </w:rPr>
-              <w:t>38,500</w:t>
+              <w:t>미구분</w:t>
             </w:r>
           </w:p>
         </w:tc>
         <w:tc>
           <w:tcPr>
             <w:tcW w:type="dxa" w:w="949"/>
-            <w:shd w:val="clear" w:color="auto" w:fill="D9F0F2"/>
+            <w:shd w:val="clear" w:color="auto" w:fill="FFF1E2"/>
           </w:tcPr>
           <w:p>
             <w:pPr>
@@ -10683,30 +10921,21 @@
               <w:rPr>
                 <w:rFonts w:ascii="맑은 고딕" w:hAnsi="맑은 고딕" w:eastAsia="맑은 고딕"/>
                 <w:b/>
-                <w:color w:val="0090A0"/>
-                <w:sz w:val="14"/>
-              </w:rPr>
-              <w:t>적합</w:t>
-            </w:r>
-          </w:p>
-        </w:tc>
-        <w:tc>
-          <w:tcPr>
-            <w:tcW w:type="dxa" w:w="7667"/>
-          </w:tcPr>
-          <w:p>
-            <w:pPr>
-              <w:spacing w:before="0" w:after="0" w:line="252" w:lineRule="auto"/>
-            </w:pPr>
-            <w:r>
-              <w:rPr>
-                <w:rFonts w:ascii="맑은 고딕" w:hAnsi="맑은 고딕" w:eastAsia="맑은 고딕"/>
-                <w:b w:val="0"/>
-                <w:color w:val="56637F"/>
-                <w:sz w:val="14"/>
-              </w:rPr>
-              <w:t>보안 스택(IAM/PKI) - Keyloak+HIWARE</w:t>
-            </w:r>
+                <w:color w:val="9A4A00"/>
+                <w:sz w:val="14"/>
+              </w:rPr>
+              <w:t>세분 제안</w:t>
+            </w:r>
+          </w:p>
+        </w:tc>
+        <w:tc>
+          <w:tcPr>
+            <w:tcW w:type="dxa" w:w="7602"/>
+          </w:tcPr>
+          <w:p>
+            <w:pPr>
+              <w:spacing w:before="0" w:after="0" w:line="252" w:lineRule="auto"/>
+            </w:pPr>
           </w:p>
         </w:tc>
         <w:tc>
@@ -10729,8 +10958,25 @@
         <w:tc>
           <w:tcPr>
             <w:tcW w:type="dxa" w:w="719"/>
-            <w:gridSpan w:val="7"/>
-            <w:shd w:val="clear" w:color="auto" w:fill="E4F6F8"/>
+          </w:tcPr>
+          <w:p>
+            <w:pPr>
+              <w:spacing w:before="0" w:after="0" w:line="252" w:lineRule="auto"/>
+            </w:pPr>
+            <w:r>
+              <w:rPr>
+                <w:rFonts w:ascii="Consolas" w:hAnsi="Consolas" w:eastAsia="맑은 고딕"/>
+                <w:b w:val="0"/>
+                <w:color w:val="0090A0"/>
+                <w:sz w:val="14"/>
+              </w:rPr>
+              <w:t>3-1-f-6</w:t>
+            </w:r>
+          </w:p>
+        </w:tc>
+        <w:tc>
+          <w:tcPr>
+            <w:tcW w:type="dxa" w:w="3241"/>
           </w:tcPr>
           <w:p>
             <w:pPr>
@@ -10740,45 +10986,153 @@
               <w:rPr>
                 <w:rFonts w:ascii="맑은 고딕" w:hAnsi="맑은 고딕" w:eastAsia="맑은 고딕"/>
                 <w:b/>
-                <w:color w:val="10214B"/>
-                <w:sz w:val="14"/>
-              </w:rPr>
-              <w:t>항목5. 기술지원</w:t>
+                <w:color w:val="13203F"/>
+                <w:sz w:val="14"/>
+              </w:rPr>
+              <w:t xml:space="preserve">산업용 무선 AP </w:t>
+            </w:r>
+          </w:p>
+        </w:tc>
+        <w:tc>
+          <w:tcPr>
+            <w:tcW w:type="dxa" w:w="7602"/>
+          </w:tcPr>
+          <w:p>
+            <w:pPr>
+              <w:spacing w:before="0" w:after="0" w:line="252" w:lineRule="auto"/>
+            </w:pPr>
+            <w:r>
+              <w:rPr>
+                <w:rFonts w:ascii="맑은 고딕" w:hAnsi="맑은 고딕" w:eastAsia="맑은 고딕"/>
+                <w:b w:val="0"/>
+                <w:color w:val="13203F"/>
+                <w:sz w:val="14"/>
+              </w:rPr>
+              <w:t>Wi-Fi 6E · PoE 급전 · 로밍 50ms 이하 · 관리 컨트롤러(또는 클라우드 관리) 포함. Cell당 1대</w:t>
+            </w:r>
+          </w:p>
+        </w:tc>
+        <w:tc>
+          <w:tcPr>
+            <w:tcW w:type="dxa" w:w="450"/>
+          </w:tcPr>
+          <w:p>
+            <w:pPr>
+              <w:spacing w:before="0" w:after="0" w:line="252" w:lineRule="auto"/>
+              <w:jc w:val="center"/>
+            </w:pPr>
+            <w:r>
+              <w:rPr>
+                <w:rFonts w:ascii="맑은 고딕" w:hAnsi="맑은 고딕" w:eastAsia="맑은 고딕"/>
+                <w:b/>
+                <w:color w:val="13203F"/>
+                <w:sz w:val="14"/>
+              </w:rPr>
+              <w:t>4</w:t>
+            </w:r>
+          </w:p>
+        </w:tc>
+        <w:tc>
+          <w:tcPr>
+            <w:tcW w:type="dxa" w:w="450"/>
+          </w:tcPr>
+          <w:p>
+            <w:pPr>
+              <w:spacing w:before="0" w:after="0" w:line="252" w:lineRule="auto"/>
+            </w:pPr>
+            <w:r>
+              <w:rPr>
+                <w:rFonts w:ascii="맑은 고딕" w:hAnsi="맑은 고딕" w:eastAsia="맑은 고딕"/>
+                <w:b w:val="0"/>
+                <w:color w:val="13203F"/>
+                <w:sz w:val="14"/>
+              </w:rPr>
+              <w:t>대</w:t>
+            </w:r>
+          </w:p>
+        </w:tc>
+        <w:tc>
+          <w:tcPr>
+            <w:tcW w:type="dxa" w:w="719"/>
+          </w:tcPr>
+          <w:p>
+            <w:pPr>
+              <w:spacing w:before="0" w:after="0" w:line="252" w:lineRule="auto"/>
+              <w:jc w:val="right"/>
+            </w:pPr>
+            <w:r>
+              <w:rPr>
+                <w:rFonts w:ascii="맑은 고딕" w:hAnsi="맑은 고딕" w:eastAsia="맑은 고딕"/>
+                <w:b w:val="0"/>
+                <w:color w:val="13203F"/>
+                <w:sz w:val="14"/>
+              </w:rPr>
+              <w:t>–</w:t>
+            </w:r>
+          </w:p>
+        </w:tc>
+        <w:tc>
+          <w:tcPr>
+            <w:tcW w:type="dxa" w:w="719"/>
+          </w:tcPr>
+          <w:p>
+            <w:pPr>
+              <w:spacing w:before="0" w:after="0" w:line="252" w:lineRule="auto"/>
+              <w:jc w:val="right"/>
+            </w:pPr>
+            <w:r>
+              <w:rPr>
+                <w:rFonts w:ascii="맑은 고딕" w:hAnsi="맑은 고딕" w:eastAsia="맑은 고딕"/>
+                <w:b w:val="0"/>
+                <w:color w:val="13203F"/>
+                <w:sz w:val="14"/>
+              </w:rPr>
+              <w:t>미구분</w:t>
             </w:r>
           </w:p>
         </w:tc>
         <w:tc>
           <w:tcPr>
             <w:tcW w:type="dxa" w:w="949"/>
-            <w:shd w:val="clear" w:color="auto" w:fill="E4F6F8"/>
-          </w:tcPr>
-          <w:p>
-            <w:pPr>
-              <w:spacing w:before="0" w:after="0" w:line="252" w:lineRule="auto"/>
-              <w:jc w:val="right"/>
+            <w:shd w:val="clear" w:color="auto" w:fill="FFF1E2"/>
+          </w:tcPr>
+          <w:p>
+            <w:pPr>
+              <w:spacing w:before="0" w:after="0" w:line="252" w:lineRule="auto"/>
+              <w:jc w:val="center"/>
             </w:pPr>
             <w:r>
               <w:rPr>
                 <w:rFonts w:ascii="맑은 고딕" w:hAnsi="맑은 고딕" w:eastAsia="맑은 고딕"/>
                 <w:b/>
-                <w:color w:val="10214B"/>
-                <w:sz w:val="14"/>
-              </w:rPr>
-              <w:t>99,000</w:t>
-            </w:r>
+                <w:color w:val="9A4A00"/>
+                <w:sz w:val="14"/>
+              </w:rPr>
+              <w:t>세분 제안</w:t>
+            </w:r>
+          </w:p>
+        </w:tc>
+        <w:tc>
+          <w:tcPr>
+            <w:tcW w:type="dxa" w:w="7602"/>
+          </w:tcPr>
+          <w:p>
+            <w:pPr>
+              <w:spacing w:before="0" w:after="0" w:line="252" w:lineRule="auto"/>
+            </w:pPr>
           </w:p>
         </w:tc>
         <w:tc>
           <w:tcPr>
             <w:tcW w:type="dxa" w:w="0"/>
-            <w:gridSpan w:val="3"/>
-            <w:shd w:val="clear" w:color="auto" w:fill="E4F6F8"/>
-          </w:tcPr>
-          <w:p>
-            <w:pPr>
-              <w:spacing w:before="0" w:after="0" w:line="252" w:lineRule="auto"/>
-            </w:pPr>
-          </w:p>
+          </w:tcPr>
+          <w:p/>
+        </w:tc>
+        <w:tc>
+          <w:tcPr>
+            <w:tcW w:type="dxa" w:w="0"/>
+          </w:tcPr>
+          <w:p/>
         </w:tc>
       </w:tr>
       <w:tr>
@@ -10787,7 +11141,7 @@
         </w:trPr>
         <w:tc>
           <w:tcPr>
-            <w:tcW w:type="dxa" w:w="562"/>
+            <w:tcW w:type="dxa" w:w="719"/>
           </w:tcPr>
           <w:p>
             <w:pPr>
@@ -10800,13 +11154,13 @@
                 <w:color w:val="0090A0"/>
                 <w:sz w:val="14"/>
               </w:rPr>
-              <w:t>5-1</w:t>
-            </w:r>
-          </w:p>
-        </w:tc>
-        <w:tc>
-          <w:tcPr>
-            <w:tcW w:type="dxa" w:w="3268"/>
+              <w:t>3-1-f-7</w:t>
+            </w:r>
+          </w:p>
+        </w:tc>
+        <w:tc>
+          <w:tcPr>
+            <w:tcW w:type="dxa" w:w="3241"/>
           </w:tcPr>
           <w:p>
             <w:pPr>
@@ -10819,13 +11173,13 @@
                 <w:color w:val="13203F"/>
                 <w:sz w:val="14"/>
               </w:rPr>
-              <w:t>Cell 구성 설비별 DT 연동 기능 개발</w:t>
-            </w:r>
-          </w:p>
-        </w:tc>
-        <w:tc>
-          <w:tcPr>
-            <w:tcW w:type="dxa" w:w="7667"/>
+              <w:t xml:space="preserve">광 트랜시버·연결 케이블 </w:t>
+            </w:r>
+          </w:p>
+        </w:tc>
+        <w:tc>
+          <w:tcPr>
+            <w:tcW w:type="dxa" w:w="7602"/>
           </w:tcPr>
           <w:p>
             <w:pPr>
@@ -10838,7 +11192,7 @@
                 <w:color w:val="13203F"/>
                 <w:sz w:val="14"/>
               </w:rPr>
-              <w:t>공급사 맞춤 개발(Customizing) — 산출물·범위 명시 필요</w:t>
+              <w:t>10G SFP+ SR 16개(Cell 이중 업링크 양단) · 25G DAC 약 18개(서버·스토리지–코어) · 100G DAC 2개(코어 간) · 10GBASE-T 모듈 2개(운영실)</w:t>
             </w:r>
           </w:p>
         </w:tc>
@@ -10897,7 +11251,7 @@
                 <w:color w:val="13203F"/>
                 <w:sz w:val="14"/>
               </w:rPr>
-              <w:t>22,000</w:t>
+              <w:t>–</w:t>
             </w:r>
           </w:p>
         </w:tc>
@@ -10917,7 +11271,7 @@
                 <w:color w:val="13203F"/>
                 <w:sz w:val="14"/>
               </w:rPr>
-              <w:t>22,000</w:t>
+              <w:t>미구분</w:t>
             </w:r>
           </w:p>
         </w:tc>
@@ -10938,27 +11292,18 @@
                 <w:color w:val="9A4A00"/>
                 <w:sz w:val="14"/>
               </w:rPr>
-              <w:t>범위 명시</w:t>
-            </w:r>
-          </w:p>
-        </w:tc>
-        <w:tc>
-          <w:tcPr>
-            <w:tcW w:type="dxa" w:w="7667"/>
-          </w:tcPr>
-          <w:p>
-            <w:pPr>
-              <w:spacing w:before="0" w:after="0" w:line="252" w:lineRule="auto"/>
-            </w:pPr>
-            <w:r>
-              <w:rPr>
-                <w:rFonts w:ascii="맑은 고딕" w:hAnsi="맑은 고딕" w:eastAsia="맑은 고딕"/>
-                <w:b w:val="0"/>
-                <w:color w:val="56637F"/>
-                <w:sz w:val="14"/>
-              </w:rPr>
-              <w:t>CELL 구성 설비별 디지털 트윈 연동 기능 Customizing</w:t>
-            </w:r>
+              <w:t>세분 제안</w:t>
+            </w:r>
+          </w:p>
+        </w:tc>
+        <w:tc>
+          <w:tcPr>
+            <w:tcW w:type="dxa" w:w="7602"/>
+          </w:tcPr>
+          <w:p>
+            <w:pPr>
+              <w:spacing w:before="0" w:after="0" w:line="252" w:lineRule="auto"/>
+            </w:pPr>
           </w:p>
         </w:tc>
         <w:tc>
@@ -10980,7 +11325,7 @@
         </w:trPr>
         <w:tc>
           <w:tcPr>
-            <w:tcW w:type="dxa" w:w="562"/>
+            <w:tcW w:type="dxa" w:w="719"/>
           </w:tcPr>
           <w:p>
             <w:pPr>
@@ -10993,13 +11338,13 @@
                 <w:color w:val="0090A0"/>
                 <w:sz w:val="14"/>
               </w:rPr>
-              <w:t>5-2</w:t>
-            </w:r>
-          </w:p>
-        </w:tc>
-        <w:tc>
-          <w:tcPr>
-            <w:tcW w:type="dxa" w:w="3268"/>
+              <w:t>3-1-f-8</w:t>
+            </w:r>
+          </w:p>
+        </w:tc>
+        <w:tc>
+          <w:tcPr>
+            <w:tcW w:type="dxa" w:w="3241"/>
           </w:tcPr>
           <w:p>
             <w:pPr>
@@ -11012,13 +11357,13 @@
                 <w:color w:val="13203F"/>
                 <w:sz w:val="14"/>
               </w:rPr>
-              <w:t>DB 연동 시각화 UI 개발</w:t>
-            </w:r>
-          </w:p>
-        </w:tc>
-        <w:tc>
-          <w:tcPr>
-            <w:tcW w:type="dxa" w:w="7667"/>
+              <w:t xml:space="preserve">배선·케이블 트레이·패치패널 (설치 포함) </w:t>
+            </w:r>
+          </w:p>
+        </w:tc>
+        <w:tc>
+          <w:tcPr>
+            <w:tcW w:type="dxa" w:w="7602"/>
           </w:tcPr>
           <w:p>
             <w:pPr>
@@ -11031,7 +11376,7 @@
                 <w:color w:val="13203F"/>
                 <w:sz w:val="14"/>
               </w:rPr>
-              <w:t>공급사 맞춤 개발(Customizing) — 산출물·범위 명시 필요</w:t>
+              <w:t>OM4 광 이중 8회선(코어–Cell 캐비닛) · Cat6A(운영실 2회선·관리망) · 패치패널 4개 · 통로 상부 트레이(길이 실측) · 포설·성단·시험</w:t>
             </w:r>
           </w:p>
         </w:tc>
@@ -11090,7 +11435,7 @@
                 <w:color w:val="13203F"/>
                 <w:sz w:val="14"/>
               </w:rPr>
-              <w:t>44,000</w:t>
+              <w:t>–</w:t>
             </w:r>
           </w:p>
         </w:tc>
@@ -11110,7 +11455,7 @@
                 <w:color w:val="13203F"/>
                 <w:sz w:val="14"/>
               </w:rPr>
-              <w:t>44,000</w:t>
+              <w:t>미구분</w:t>
             </w:r>
           </w:p>
         </w:tc>
@@ -11131,27 +11476,18 @@
                 <w:color w:val="9A4A00"/>
                 <w:sz w:val="14"/>
               </w:rPr>
-              <w:t>범위 명시</w:t>
-            </w:r>
-          </w:p>
-        </w:tc>
-        <w:tc>
-          <w:tcPr>
-            <w:tcW w:type="dxa" w:w="7667"/>
-          </w:tcPr>
-          <w:p>
-            <w:pPr>
-              <w:spacing w:before="0" w:after="0" w:line="252" w:lineRule="auto"/>
-            </w:pPr>
-            <w:r>
-              <w:rPr>
-                <w:rFonts w:ascii="맑은 고딕" w:hAnsi="맑은 고딕" w:eastAsia="맑은 고딕"/>
-                <w:b w:val="0"/>
-                <w:color w:val="56637F"/>
-                <w:sz w:val="14"/>
-              </w:rPr>
-              <w:t>DB 연동 시각화 UI Customizing</w:t>
-            </w:r>
+              <w:t>세분 제안</w:t>
+            </w:r>
+          </w:p>
+        </w:tc>
+        <w:tc>
+          <w:tcPr>
+            <w:tcW w:type="dxa" w:w="7602"/>
+          </w:tcPr>
+          <w:p>
+            <w:pPr>
+              <w:spacing w:before="0" w:after="0" w:line="252" w:lineRule="auto"/>
+            </w:pPr>
           </w:p>
         </w:tc>
         <w:tc>
@@ -11173,179 +11509,57 @@
         </w:trPr>
         <w:tc>
           <w:tcPr>
-            <w:tcW w:type="dxa" w:w="562"/>
-          </w:tcPr>
-          <w:p>
-            <w:pPr>
-              <w:spacing w:before="0" w:after="0" w:line="252" w:lineRule="auto"/>
-            </w:pPr>
-            <w:r>
-              <w:rPr>
-                <w:rFonts w:ascii="Consolas" w:hAnsi="Consolas" w:eastAsia="맑은 고딕"/>
-                <w:b w:val="0"/>
-                <w:color w:val="0090A0"/>
-                <w:sz w:val="14"/>
-              </w:rPr>
-              <w:t>5-3</w:t>
-            </w:r>
-          </w:p>
-        </w:tc>
-        <w:tc>
-          <w:tcPr>
-            <w:tcW w:type="dxa" w:w="3268"/>
-          </w:tcPr>
-          <w:p>
-            <w:pPr>
-              <w:spacing w:before="0" w:after="0" w:line="252" w:lineRule="auto"/>
-            </w:pPr>
-            <w:r>
-              <w:rPr>
-                <w:rFonts w:ascii="맑은 고딕" w:hAnsi="맑은 고딕" w:eastAsia="맑은 고딕"/>
-                <w:b/>
-                <w:color w:val="13203F"/>
-                <w:sz w:val="14"/>
-              </w:rPr>
-              <w:t>기능 확장(플러그인) 개발</w:t>
-            </w:r>
-          </w:p>
-        </w:tc>
-        <w:tc>
-          <w:tcPr>
-            <w:tcW w:type="dxa" w:w="7667"/>
-          </w:tcPr>
-          <w:p>
-            <w:pPr>
-              <w:spacing w:before="0" w:after="0" w:line="252" w:lineRule="auto"/>
-            </w:pPr>
-            <w:r>
-              <w:rPr>
-                <w:rFonts w:ascii="맑은 고딕" w:hAnsi="맑은 고딕" w:eastAsia="맑은 고딕"/>
-                <w:b w:val="0"/>
-                <w:color w:val="13203F"/>
-                <w:sz w:val="14"/>
-              </w:rPr>
-              <w:t>공급사 맞춤 개발(Customizing) — 산출물·범위 명시 필요</w:t>
-            </w:r>
-          </w:p>
+            <w:tcW w:type="dxa" w:w="719"/>
+          </w:tcPr>
+          <w:p/>
+        </w:tc>
+        <w:tc>
+          <w:tcPr>
+            <w:tcW w:type="dxa" w:w="3241"/>
+          </w:tcPr>
+          <w:p/>
+        </w:tc>
+        <w:tc>
+          <w:tcPr>
+            <w:tcW w:type="dxa" w:w="7602"/>
+          </w:tcPr>
+          <w:p/>
         </w:tc>
         <w:tc>
           <w:tcPr>
             <w:tcW w:type="dxa" w:w="450"/>
           </w:tcPr>
-          <w:p>
-            <w:pPr>
-              <w:spacing w:before="0" w:after="0" w:line="252" w:lineRule="auto"/>
-              <w:jc w:val="center"/>
-            </w:pPr>
-            <w:r>
-              <w:rPr>
-                <w:rFonts w:ascii="맑은 고딕" w:hAnsi="맑은 고딕" w:eastAsia="맑은 고딕"/>
-                <w:b/>
-                <w:color w:val="13203F"/>
-                <w:sz w:val="14"/>
-              </w:rPr>
-              <w:t>1</w:t>
-            </w:r>
-          </w:p>
+          <w:p/>
         </w:tc>
         <w:tc>
           <w:tcPr>
             <w:tcW w:type="dxa" w:w="450"/>
           </w:tcPr>
-          <w:p>
-            <w:pPr>
-              <w:spacing w:before="0" w:after="0" w:line="252" w:lineRule="auto"/>
-            </w:pPr>
-            <w:r>
-              <w:rPr>
-                <w:rFonts w:ascii="맑은 고딕" w:hAnsi="맑은 고딕" w:eastAsia="맑은 고딕"/>
-                <w:b w:val="0"/>
-                <w:color w:val="13203F"/>
-                <w:sz w:val="14"/>
-              </w:rPr>
-              <w:t>식</w:t>
-            </w:r>
-          </w:p>
+          <w:p/>
         </w:tc>
         <w:tc>
           <w:tcPr>
             <w:tcW w:type="dxa" w:w="719"/>
           </w:tcPr>
-          <w:p>
-            <w:pPr>
-              <w:spacing w:before="0" w:after="0" w:line="252" w:lineRule="auto"/>
-              <w:jc w:val="right"/>
-            </w:pPr>
-            <w:r>
-              <w:rPr>
-                <w:rFonts w:ascii="맑은 고딕" w:hAnsi="맑은 고딕" w:eastAsia="맑은 고딕"/>
-                <w:b w:val="0"/>
-                <w:color w:val="13203F"/>
-                <w:sz w:val="14"/>
-              </w:rPr>
-              <w:t>11,000</w:t>
-            </w:r>
-          </w:p>
+          <w:p/>
         </w:tc>
         <w:tc>
           <w:tcPr>
             <w:tcW w:type="dxa" w:w="719"/>
           </w:tcPr>
-          <w:p>
-            <w:pPr>
-              <w:spacing w:before="0" w:after="0" w:line="252" w:lineRule="auto"/>
-              <w:jc w:val="right"/>
-            </w:pPr>
-            <w:r>
-              <w:rPr>
-                <w:rFonts w:ascii="맑은 고딕" w:hAnsi="맑은 고딕" w:eastAsia="맑은 고딕"/>
-                <w:b w:val="0"/>
-                <w:color w:val="13203F"/>
-                <w:sz w:val="14"/>
-              </w:rPr>
-              <w:t>11,000</w:t>
-            </w:r>
-          </w:p>
+          <w:p/>
         </w:tc>
         <w:tc>
           <w:tcPr>
             <w:tcW w:type="dxa" w:w="949"/>
-            <w:shd w:val="clear" w:color="auto" w:fill="FFF1E2"/>
-          </w:tcPr>
-          <w:p>
-            <w:pPr>
-              <w:spacing w:before="0" w:after="0" w:line="252" w:lineRule="auto"/>
-              <w:jc w:val="center"/>
-            </w:pPr>
-            <w:r>
-              <w:rPr>
-                <w:rFonts w:ascii="맑은 고딕" w:hAnsi="맑은 고딕" w:eastAsia="맑은 고딕"/>
-                <w:b/>
-                <w:color w:val="9A4A00"/>
-                <w:sz w:val="14"/>
-              </w:rPr>
-              <w:t>범위 명시</w:t>
-            </w:r>
-          </w:p>
-        </w:tc>
-        <w:tc>
-          <w:tcPr>
-            <w:tcW w:type="dxa" w:w="7667"/>
-          </w:tcPr>
-          <w:p>
-            <w:pPr>
-              <w:spacing w:before="0" w:after="0" w:line="252" w:lineRule="auto"/>
-            </w:pPr>
-            <w:r>
-              <w:rPr>
-                <w:rFonts w:ascii="맑은 고딕" w:hAnsi="맑은 고딕" w:eastAsia="맑은 고딕"/>
-                <w:b w:val="0"/>
-                <w:color w:val="56637F"/>
-                <w:sz w:val="14"/>
-              </w:rPr>
-              <w:t>DM PLUG-IN 기능 Customizing</w:t>
-            </w:r>
-          </w:p>
+          </w:tcPr>
+          <w:p/>
+        </w:tc>
+        <w:tc>
+          <w:tcPr>
+            <w:tcW w:type="dxa" w:w="7602"/>
+          </w:tcPr>
+          <w:p/>
         </w:tc>
         <w:tc>
           <w:tcPr>
@@ -11366,11 +11580,10 @@
         </w:trPr>
         <w:tc>
           <w:tcPr>
-            <w:tcW w:type="dxa" w:w="562"/>
-          </w:tcPr>
-          <w:p>
-            <w:pPr>
-              <w:keepNext/>
+            <w:tcW w:type="dxa" w:w="719"/>
+          </w:tcPr>
+          <w:p>
+            <w:pPr>
               <w:spacing w:before="0" w:after="0" w:line="252" w:lineRule="auto"/>
             </w:pPr>
             <w:r>
@@ -11380,17 +11593,16 @@
                 <w:color w:val="0090A0"/>
                 <w:sz w:val="14"/>
               </w:rPr>
-              <w:t>5-4</w:t>
-            </w:r>
-          </w:p>
-        </w:tc>
-        <w:tc>
-          <w:tcPr>
-            <w:tcW w:type="dxa" w:w="3268"/>
-          </w:tcPr>
-          <w:p>
-            <w:pPr>
-              <w:keepNext/>
+              <w:t>3-1-g</w:t>
+            </w:r>
+          </w:p>
+        </w:tc>
+        <w:tc>
+          <w:tcPr>
+            <w:tcW w:type="dxa" w:w="3241"/>
+          </w:tcPr>
+          <w:p>
+            <w:pPr>
               <w:spacing w:before="0" w:after="0" w:line="252" w:lineRule="auto"/>
             </w:pPr>
             <w:r>
@@ -11400,17 +11612,16 @@
                 <w:color w:val="13203F"/>
                 <w:sz w:val="14"/>
               </w:rPr>
-              <w:t>리워크 자동생성 시스템 연동 개발</w:t>
-            </w:r>
-          </w:p>
-        </w:tc>
-        <w:tc>
-          <w:tcPr>
-            <w:tcW w:type="dxa" w:w="7667"/>
-          </w:tcPr>
-          <w:p>
-            <w:pPr>
-              <w:keepNext/>
+              <w:t xml:space="preserve">서버실 — 랙·캐비닛·UPS·KVM </w:t>
+            </w:r>
+          </w:p>
+        </w:tc>
+        <w:tc>
+          <w:tcPr>
+            <w:tcW w:type="dxa" w:w="7602"/>
+          </w:tcPr>
+          <w:p>
+            <w:pPr>
               <w:spacing w:before="0" w:after="0" w:line="252" w:lineRule="auto"/>
             </w:pPr>
             <w:r>
@@ -11420,7 +11631,7 @@
                 <w:color w:val="13203F"/>
                 <w:sz w:val="14"/>
               </w:rPr>
-              <w:t>공급사 맞춤 개발(Customizing) — 산출물·범위 명시 필요</w:t>
+              <w:t>견적서에 사양·수량 없음</w:t>
             </w:r>
           </w:p>
         </w:tc>
@@ -11430,7 +11641,6 @@
           </w:tcPr>
           <w:p>
             <w:pPr>
-              <w:keepNext/>
               <w:spacing w:before="0" w:after="0" w:line="252" w:lineRule="auto"/>
               <w:jc w:val="center"/>
             </w:pPr>
@@ -11441,7 +11651,7 @@
                 <w:color w:val="13203F"/>
                 <w:sz w:val="14"/>
               </w:rPr>
-              <w:t>1</w:t>
+              <w:t>1식</w:t>
             </w:r>
           </w:p>
         </w:tc>
@@ -11451,8 +11661,18 @@
           </w:tcPr>
           <w:p>
             <w:pPr>
-              <w:keepNext/>
-              <w:spacing w:before="0" w:after="0" w:line="252" w:lineRule="auto"/>
+              <w:spacing w:before="0" w:after="0" w:line="252" w:lineRule="auto"/>
+            </w:pPr>
+          </w:p>
+        </w:tc>
+        <w:tc>
+          <w:tcPr>
+            <w:tcW w:type="dxa" w:w="719"/>
+          </w:tcPr>
+          <w:p>
+            <w:pPr>
+              <w:spacing w:before="0" w:after="0" w:line="252" w:lineRule="auto"/>
+              <w:jc w:val="right"/>
             </w:pPr>
             <w:r>
               <w:rPr>
@@ -11461,7 +11681,7 @@
                 <w:color w:val="13203F"/>
                 <w:sz w:val="14"/>
               </w:rPr>
-              <w:t>식</w:t>
+              <w:t>–</w:t>
             </w:r>
           </w:p>
         </w:tc>
@@ -11471,7 +11691,6 @@
           </w:tcPr>
           <w:p>
             <w:pPr>
-              <w:keepNext/>
               <w:spacing w:before="0" w:after="0" w:line="252" w:lineRule="auto"/>
               <w:jc w:val="right"/>
             </w:pPr>
@@ -11482,19 +11701,162 @@
                 <w:color w:val="13203F"/>
                 <w:sz w:val="14"/>
               </w:rPr>
-              <w:t>22,000</w:t>
-            </w:r>
-          </w:p>
-        </w:tc>
+              <w:t>미구분</w:t>
+            </w:r>
+          </w:p>
+        </w:tc>
+        <w:tc>
+          <w:tcPr>
+            <w:tcW w:type="dxa" w:w="949"/>
+            <w:shd w:val="clear" w:color="auto" w:fill="FDE8E8"/>
+          </w:tcPr>
+          <w:p>
+            <w:pPr>
+              <w:spacing w:before="0" w:after="0" w:line="252" w:lineRule="auto"/>
+              <w:jc w:val="center"/>
+            </w:pPr>
+            <w:r>
+              <w:rPr>
+                <w:rFonts w:ascii="맑은 고딕" w:hAnsi="맑은 고딕" w:eastAsia="맑은 고딕"/>
+                <w:b/>
+                <w:color w:val="A12020"/>
+                <w:sz w:val="14"/>
+              </w:rPr>
+              <w:t>금액 미구분</w:t>
+            </w:r>
+          </w:p>
+        </w:tc>
+        <w:tc>
+          <w:tcPr>
+            <w:tcW w:type="dxa" w:w="7602"/>
+          </w:tcPr>
+          <w:p>
+            <w:pPr>
+              <w:spacing w:before="0" w:after="0" w:line="252" w:lineRule="auto"/>
+            </w:pPr>
+          </w:p>
+        </w:tc>
+        <w:tc>
+          <w:tcPr>
+            <w:tcW w:type="dxa" w:w="0"/>
+          </w:tcPr>
+          <w:p/>
+        </w:tc>
+        <w:tc>
+          <w:tcPr>
+            <w:tcW w:type="dxa" w:w="0"/>
+          </w:tcPr>
+          <w:p/>
+        </w:tc>
+      </w:tr>
+      <w:tr>
+        <w:trPr>
+          <w:cantSplit/>
+        </w:trPr>
         <w:tc>
           <w:tcPr>
             <w:tcW w:type="dxa" w:w="719"/>
-          </w:tcPr>
-          <w:p>
-            <w:pPr>
-              <w:keepNext/>
+            <w:gridSpan w:val="7"/>
+            <w:shd w:val="clear" w:color="auto" w:fill="E4F6F8"/>
+          </w:tcPr>
+          <w:p>
+            <w:pPr>
+              <w:spacing w:before="0" w:after="0" w:line="252" w:lineRule="auto"/>
+            </w:pPr>
+            <w:r>
+              <w:rPr>
+                <w:rFonts w:ascii="맑은 고딕" w:hAnsi="맑은 고딕" w:eastAsia="맑은 고딕"/>
+                <w:b/>
+                <w:color w:val="10214B"/>
+                <w:sz w:val="14"/>
+              </w:rPr>
+              <w:t>항목4. 로컬 OCS·보안</w:t>
+            </w:r>
+          </w:p>
+        </w:tc>
+        <w:tc>
+          <w:tcPr>
+            <w:tcW w:type="dxa" w:w="949"/>
+            <w:shd w:val="clear" w:color="auto" w:fill="E4F6F8"/>
+          </w:tcPr>
+          <w:p>
+            <w:pPr>
               <w:spacing w:before="0" w:after="0" w:line="252" w:lineRule="auto"/>
               <w:jc w:val="right"/>
+            </w:pPr>
+            <w:r>
+              <w:rPr>
+                <w:rFonts w:ascii="맑은 고딕" w:hAnsi="맑은 고딕" w:eastAsia="맑은 고딕"/>
+                <w:b/>
+                <w:color w:val="10214B"/>
+                <w:sz w:val="14"/>
+              </w:rPr>
+              <w:t>88,000</w:t>
+            </w:r>
+          </w:p>
+        </w:tc>
+        <w:tc>
+          <w:tcPr>
+            <w:tcW w:type="dxa" w:w="0"/>
+            <w:gridSpan w:val="3"/>
+            <w:shd w:val="clear" w:color="auto" w:fill="E4F6F8"/>
+          </w:tcPr>
+          <w:p>
+            <w:pPr>
+              <w:spacing w:before="0" w:after="0" w:line="252" w:lineRule="auto"/>
+            </w:pPr>
+          </w:p>
+        </w:tc>
+      </w:tr>
+      <w:tr>
+        <w:trPr>
+          <w:cantSplit/>
+        </w:trPr>
+        <w:tc>
+          <w:tcPr>
+            <w:tcW w:type="dxa" w:w="719"/>
+          </w:tcPr>
+          <w:p>
+            <w:pPr>
+              <w:spacing w:before="0" w:after="0" w:line="252" w:lineRule="auto"/>
+            </w:pPr>
+            <w:r>
+              <w:rPr>
+                <w:rFonts w:ascii="Consolas" w:hAnsi="Consolas" w:eastAsia="맑은 고딕"/>
+                <w:b w:val="0"/>
+                <w:color w:val="0090A0"/>
+                <w:sz w:val="14"/>
+              </w:rPr>
+              <w:t>4-1</w:t>
+            </w:r>
+          </w:p>
+        </w:tc>
+        <w:tc>
+          <w:tcPr>
+            <w:tcW w:type="dxa" w:w="3241"/>
+          </w:tcPr>
+          <w:p>
+            <w:pPr>
+              <w:spacing w:before="0" w:after="0" w:line="252" w:lineRule="auto"/>
+            </w:pPr>
+            <w:r>
+              <w:rPr>
+                <w:rFonts w:ascii="맑은 고딕" w:hAnsi="맑은 고딕" w:eastAsia="맑은 고딕"/>
+                <w:b/>
+                <w:color w:val="13203F"/>
+                <w:sz w:val="14"/>
+              </w:rPr>
+              <w:t>운영 시계열 DB (클러스터·계층형)</w:t>
+            </w:r>
+          </w:p>
+        </w:tc>
+        <w:tc>
+          <w:tcPr>
+            <w:tcW w:type="dxa" w:w="7602"/>
+          </w:tcPr>
+          <w:p>
+            <w:pPr>
+              <w:spacing w:before="0" w:after="0" w:line="252" w:lineRule="auto"/>
             </w:pPr>
             <w:r>
               <w:rPr>
@@ -11503,6 +11865,530 @@
                 <w:color w:val="13203F"/>
                 <w:sz w:val="14"/>
               </w:rPr>
+              <w:t>Cell 상태·이벤트·공정값 시계열 저장·조회, 계층형 클러스터 구성</w:t>
+            </w:r>
+          </w:p>
+        </w:tc>
+        <w:tc>
+          <w:tcPr>
+            <w:tcW w:type="dxa" w:w="450"/>
+          </w:tcPr>
+          <w:p>
+            <w:pPr>
+              <w:spacing w:before="0" w:after="0" w:line="252" w:lineRule="auto"/>
+              <w:jc w:val="center"/>
+            </w:pPr>
+            <w:r>
+              <w:rPr>
+                <w:rFonts w:ascii="맑은 고딕" w:hAnsi="맑은 고딕" w:eastAsia="맑은 고딕"/>
+                <w:b/>
+                <w:color w:val="13203F"/>
+                <w:sz w:val="14"/>
+              </w:rPr>
+              <w:t>1</w:t>
+            </w:r>
+          </w:p>
+        </w:tc>
+        <w:tc>
+          <w:tcPr>
+            <w:tcW w:type="dxa" w:w="450"/>
+          </w:tcPr>
+          <w:p>
+            <w:pPr>
+              <w:spacing w:before="0" w:after="0" w:line="252" w:lineRule="auto"/>
+            </w:pPr>
+            <w:r>
+              <w:rPr>
+                <w:rFonts w:ascii="맑은 고딕" w:hAnsi="맑은 고딕" w:eastAsia="맑은 고딕"/>
+                <w:b w:val="0"/>
+                <w:color w:val="13203F"/>
+                <w:sz w:val="14"/>
+              </w:rPr>
+              <w:t>식</w:t>
+            </w:r>
+          </w:p>
+        </w:tc>
+        <w:tc>
+          <w:tcPr>
+            <w:tcW w:type="dxa" w:w="719"/>
+          </w:tcPr>
+          <w:p>
+            <w:pPr>
+              <w:spacing w:before="0" w:after="0" w:line="252" w:lineRule="auto"/>
+              <w:jc w:val="right"/>
+            </w:pPr>
+            <w:r>
+              <w:rPr>
+                <w:rFonts w:ascii="맑은 고딕" w:hAnsi="맑은 고딕" w:eastAsia="맑은 고딕"/>
+                <w:b w:val="0"/>
+                <w:color w:val="13203F"/>
+                <w:sz w:val="14"/>
+              </w:rPr>
+              <w:t>49,500</w:t>
+            </w:r>
+          </w:p>
+        </w:tc>
+        <w:tc>
+          <w:tcPr>
+            <w:tcW w:type="dxa" w:w="719"/>
+          </w:tcPr>
+          <w:p>
+            <w:pPr>
+              <w:spacing w:before="0" w:after="0" w:line="252" w:lineRule="auto"/>
+              <w:jc w:val="right"/>
+            </w:pPr>
+            <w:r>
+              <w:rPr>
+                <w:rFonts w:ascii="맑은 고딕" w:hAnsi="맑은 고딕" w:eastAsia="맑은 고딕"/>
+                <w:b w:val="0"/>
+                <w:color w:val="13203F"/>
+                <w:sz w:val="14"/>
+              </w:rPr>
+              <w:t>49,500</w:t>
+            </w:r>
+          </w:p>
+        </w:tc>
+        <w:tc>
+          <w:tcPr>
+            <w:tcW w:type="dxa" w:w="949"/>
+            <w:shd w:val="clear" w:color="auto" w:fill="D9F0F2"/>
+          </w:tcPr>
+          <w:p>
+            <w:pPr>
+              <w:spacing w:before="0" w:after="0" w:line="252" w:lineRule="auto"/>
+              <w:jc w:val="center"/>
+            </w:pPr>
+            <w:r>
+              <w:rPr>
+                <w:rFonts w:ascii="맑은 고딕" w:hAnsi="맑은 고딕" w:eastAsia="맑은 고딕"/>
+                <w:b/>
+                <w:color w:val="0090A0"/>
+                <w:sz w:val="14"/>
+              </w:rPr>
+              <w:t>적합</w:t>
+            </w:r>
+          </w:p>
+        </w:tc>
+        <w:tc>
+          <w:tcPr>
+            <w:tcW w:type="dxa" w:w="7602"/>
+          </w:tcPr>
+          <w:p>
+            <w:pPr>
+              <w:spacing w:before="0" w:after="0" w:line="252" w:lineRule="auto"/>
+            </w:pPr>
+            <w:r>
+              <w:rPr>
+                <w:rFonts w:ascii="맑은 고딕" w:hAnsi="맑은 고딕" w:eastAsia="맑은 고딕"/>
+                <w:b w:val="0"/>
+                <w:color w:val="56637F"/>
+                <w:sz w:val="14"/>
+              </w:rPr>
+              <w:t>Operational TSDB - Machbase Cluster Edition (계층)</w:t>
+            </w:r>
+          </w:p>
+        </w:tc>
+        <w:tc>
+          <w:tcPr>
+            <w:tcW w:type="dxa" w:w="0"/>
+          </w:tcPr>
+          <w:p/>
+        </w:tc>
+        <w:tc>
+          <w:tcPr>
+            <w:tcW w:type="dxa" w:w="0"/>
+          </w:tcPr>
+          <w:p/>
+        </w:tc>
+      </w:tr>
+      <w:tr>
+        <w:trPr>
+          <w:cantSplit/>
+        </w:trPr>
+        <w:tc>
+          <w:tcPr>
+            <w:tcW w:type="dxa" w:w="719"/>
+          </w:tcPr>
+          <w:p>
+            <w:pPr>
+              <w:spacing w:before="0" w:after="0" w:line="252" w:lineRule="auto"/>
+            </w:pPr>
+            <w:r>
+              <w:rPr>
+                <w:rFonts w:ascii="Consolas" w:hAnsi="Consolas" w:eastAsia="맑은 고딕"/>
+                <w:b w:val="0"/>
+                <w:color w:val="0090A0"/>
+                <w:sz w:val="14"/>
+              </w:rPr>
+              <w:t>4-2</w:t>
+            </w:r>
+          </w:p>
+        </w:tc>
+        <w:tc>
+          <w:tcPr>
+            <w:tcW w:type="dxa" w:w="3241"/>
+          </w:tcPr>
+          <w:p>
+            <w:pPr>
+              <w:spacing w:before="0" w:after="0" w:line="252" w:lineRule="auto"/>
+            </w:pPr>
+            <w:r>
+              <w:rPr>
+                <w:rFonts w:ascii="맑은 고딕" w:hAnsi="맑은 고딕" w:eastAsia="맑은 고딕"/>
+                <w:b/>
+                <w:color w:val="13203F"/>
+                <w:sz w:val="14"/>
+              </w:rPr>
+              <w:t>통합 인증·접근통제 (IAM/PKI · 서버 접근제어)</w:t>
+            </w:r>
+          </w:p>
+        </w:tc>
+        <w:tc>
+          <w:tcPr>
+            <w:tcW w:type="dxa" w:w="7602"/>
+          </w:tcPr>
+          <w:p>
+            <w:pPr>
+              <w:spacing w:before="0" w:after="0" w:line="252" w:lineRule="auto"/>
+            </w:pPr>
+            <w:r>
+              <w:rPr>
+                <w:rFonts w:ascii="맑은 고딕" w:hAnsi="맑은 고딕" w:eastAsia="맑은 고딕"/>
+                <w:b w:val="0"/>
+                <w:color w:val="13203F"/>
+                <w:sz w:val="14"/>
+              </w:rPr>
+              <w:t>사용자·장비 인증(SSO·PKI 인증서), 서버·DB 접근통제·감사로그</w:t>
+            </w:r>
+          </w:p>
+        </w:tc>
+        <w:tc>
+          <w:tcPr>
+            <w:tcW w:type="dxa" w:w="450"/>
+          </w:tcPr>
+          <w:p>
+            <w:pPr>
+              <w:spacing w:before="0" w:after="0" w:line="252" w:lineRule="auto"/>
+              <w:jc w:val="center"/>
+            </w:pPr>
+            <w:r>
+              <w:rPr>
+                <w:rFonts w:ascii="맑은 고딕" w:hAnsi="맑은 고딕" w:eastAsia="맑은 고딕"/>
+                <w:b/>
+                <w:color w:val="13203F"/>
+                <w:sz w:val="14"/>
+              </w:rPr>
+              <w:t>1</w:t>
+            </w:r>
+          </w:p>
+        </w:tc>
+        <w:tc>
+          <w:tcPr>
+            <w:tcW w:type="dxa" w:w="450"/>
+          </w:tcPr>
+          <w:p>
+            <w:pPr>
+              <w:spacing w:before="0" w:after="0" w:line="252" w:lineRule="auto"/>
+            </w:pPr>
+            <w:r>
+              <w:rPr>
+                <w:rFonts w:ascii="맑은 고딕" w:hAnsi="맑은 고딕" w:eastAsia="맑은 고딕"/>
+                <w:b w:val="0"/>
+                <w:color w:val="13203F"/>
+                <w:sz w:val="14"/>
+              </w:rPr>
+              <w:t>식</w:t>
+            </w:r>
+          </w:p>
+        </w:tc>
+        <w:tc>
+          <w:tcPr>
+            <w:tcW w:type="dxa" w:w="719"/>
+          </w:tcPr>
+          <w:p>
+            <w:pPr>
+              <w:spacing w:before="0" w:after="0" w:line="252" w:lineRule="auto"/>
+              <w:jc w:val="right"/>
+            </w:pPr>
+            <w:r>
+              <w:rPr>
+                <w:rFonts w:ascii="맑은 고딕" w:hAnsi="맑은 고딕" w:eastAsia="맑은 고딕"/>
+                <w:b w:val="0"/>
+                <w:color w:val="13203F"/>
+                <w:sz w:val="14"/>
+              </w:rPr>
+              <w:t>38,500</w:t>
+            </w:r>
+          </w:p>
+        </w:tc>
+        <w:tc>
+          <w:tcPr>
+            <w:tcW w:type="dxa" w:w="719"/>
+          </w:tcPr>
+          <w:p>
+            <w:pPr>
+              <w:spacing w:before="0" w:after="0" w:line="252" w:lineRule="auto"/>
+              <w:jc w:val="right"/>
+            </w:pPr>
+            <w:r>
+              <w:rPr>
+                <w:rFonts w:ascii="맑은 고딕" w:hAnsi="맑은 고딕" w:eastAsia="맑은 고딕"/>
+                <w:b w:val="0"/>
+                <w:color w:val="13203F"/>
+                <w:sz w:val="14"/>
+              </w:rPr>
+              <w:t>38,500</w:t>
+            </w:r>
+          </w:p>
+        </w:tc>
+        <w:tc>
+          <w:tcPr>
+            <w:tcW w:type="dxa" w:w="949"/>
+            <w:shd w:val="clear" w:color="auto" w:fill="D9F0F2"/>
+          </w:tcPr>
+          <w:p>
+            <w:pPr>
+              <w:spacing w:before="0" w:after="0" w:line="252" w:lineRule="auto"/>
+              <w:jc w:val="center"/>
+            </w:pPr>
+            <w:r>
+              <w:rPr>
+                <w:rFonts w:ascii="맑은 고딕" w:hAnsi="맑은 고딕" w:eastAsia="맑은 고딕"/>
+                <w:b/>
+                <w:color w:val="0090A0"/>
+                <w:sz w:val="14"/>
+              </w:rPr>
+              <w:t>적합</w:t>
+            </w:r>
+          </w:p>
+        </w:tc>
+        <w:tc>
+          <w:tcPr>
+            <w:tcW w:type="dxa" w:w="7602"/>
+          </w:tcPr>
+          <w:p>
+            <w:pPr>
+              <w:spacing w:before="0" w:after="0" w:line="252" w:lineRule="auto"/>
+            </w:pPr>
+            <w:r>
+              <w:rPr>
+                <w:rFonts w:ascii="맑은 고딕" w:hAnsi="맑은 고딕" w:eastAsia="맑은 고딕"/>
+                <w:b w:val="0"/>
+                <w:color w:val="56637F"/>
+                <w:sz w:val="14"/>
+              </w:rPr>
+              <w:t>보안 스택(IAM/PKI) - Keyloak+HIWARE</w:t>
+            </w:r>
+          </w:p>
+        </w:tc>
+        <w:tc>
+          <w:tcPr>
+            <w:tcW w:type="dxa" w:w="0"/>
+          </w:tcPr>
+          <w:p/>
+        </w:tc>
+        <w:tc>
+          <w:tcPr>
+            <w:tcW w:type="dxa" w:w="0"/>
+          </w:tcPr>
+          <w:p/>
+        </w:tc>
+      </w:tr>
+      <w:tr>
+        <w:trPr>
+          <w:cantSplit/>
+        </w:trPr>
+        <w:tc>
+          <w:tcPr>
+            <w:tcW w:type="dxa" w:w="719"/>
+            <w:gridSpan w:val="7"/>
+            <w:shd w:val="clear" w:color="auto" w:fill="E4F6F8"/>
+          </w:tcPr>
+          <w:p>
+            <w:pPr>
+              <w:spacing w:before="0" w:after="0" w:line="252" w:lineRule="auto"/>
+            </w:pPr>
+            <w:r>
+              <w:rPr>
+                <w:rFonts w:ascii="맑은 고딕" w:hAnsi="맑은 고딕" w:eastAsia="맑은 고딕"/>
+                <w:b/>
+                <w:color w:val="10214B"/>
+                <w:sz w:val="14"/>
+              </w:rPr>
+              <w:t>항목5. 기술지원</w:t>
+            </w:r>
+          </w:p>
+        </w:tc>
+        <w:tc>
+          <w:tcPr>
+            <w:tcW w:type="dxa" w:w="949"/>
+            <w:shd w:val="clear" w:color="auto" w:fill="E4F6F8"/>
+          </w:tcPr>
+          <w:p>
+            <w:pPr>
+              <w:spacing w:before="0" w:after="0" w:line="252" w:lineRule="auto"/>
+              <w:jc w:val="right"/>
+            </w:pPr>
+            <w:r>
+              <w:rPr>
+                <w:rFonts w:ascii="맑은 고딕" w:hAnsi="맑은 고딕" w:eastAsia="맑은 고딕"/>
+                <w:b/>
+                <w:color w:val="10214B"/>
+                <w:sz w:val="14"/>
+              </w:rPr>
+              <w:t>99,000</w:t>
+            </w:r>
+          </w:p>
+        </w:tc>
+        <w:tc>
+          <w:tcPr>
+            <w:tcW w:type="dxa" w:w="0"/>
+            <w:gridSpan w:val="3"/>
+            <w:shd w:val="clear" w:color="auto" w:fill="E4F6F8"/>
+          </w:tcPr>
+          <w:p>
+            <w:pPr>
+              <w:spacing w:before="0" w:after="0" w:line="252" w:lineRule="auto"/>
+            </w:pPr>
+          </w:p>
+        </w:tc>
+      </w:tr>
+      <w:tr>
+        <w:trPr>
+          <w:cantSplit/>
+        </w:trPr>
+        <w:tc>
+          <w:tcPr>
+            <w:tcW w:type="dxa" w:w="719"/>
+          </w:tcPr>
+          <w:p>
+            <w:pPr>
+              <w:spacing w:before="0" w:after="0" w:line="252" w:lineRule="auto"/>
+            </w:pPr>
+            <w:r>
+              <w:rPr>
+                <w:rFonts w:ascii="Consolas" w:hAnsi="Consolas" w:eastAsia="맑은 고딕"/>
+                <w:b w:val="0"/>
+                <w:color w:val="0090A0"/>
+                <w:sz w:val="14"/>
+              </w:rPr>
+              <w:t>5-1</w:t>
+            </w:r>
+          </w:p>
+        </w:tc>
+        <w:tc>
+          <w:tcPr>
+            <w:tcW w:type="dxa" w:w="3241"/>
+          </w:tcPr>
+          <w:p>
+            <w:pPr>
+              <w:spacing w:before="0" w:after="0" w:line="252" w:lineRule="auto"/>
+            </w:pPr>
+            <w:r>
+              <w:rPr>
+                <w:rFonts w:ascii="맑은 고딕" w:hAnsi="맑은 고딕" w:eastAsia="맑은 고딕"/>
+                <w:b/>
+                <w:color w:val="13203F"/>
+                <w:sz w:val="14"/>
+              </w:rPr>
+              <w:t>Cell 구성 설비별 DT 연동 기능 개발</w:t>
+            </w:r>
+          </w:p>
+        </w:tc>
+        <w:tc>
+          <w:tcPr>
+            <w:tcW w:type="dxa" w:w="7602"/>
+          </w:tcPr>
+          <w:p>
+            <w:pPr>
+              <w:spacing w:before="0" w:after="0" w:line="252" w:lineRule="auto"/>
+            </w:pPr>
+            <w:r>
+              <w:rPr>
+                <w:rFonts w:ascii="맑은 고딕" w:hAnsi="맑은 고딕" w:eastAsia="맑은 고딕"/>
+                <w:b w:val="0"/>
+                <w:color w:val="13203F"/>
+                <w:sz w:val="14"/>
+              </w:rPr>
+              <w:t>공급사 맞춤 개발(Customizing) — 산출물·범위 명시 필요</w:t>
+            </w:r>
+          </w:p>
+        </w:tc>
+        <w:tc>
+          <w:tcPr>
+            <w:tcW w:type="dxa" w:w="450"/>
+          </w:tcPr>
+          <w:p>
+            <w:pPr>
+              <w:spacing w:before="0" w:after="0" w:line="252" w:lineRule="auto"/>
+              <w:jc w:val="center"/>
+            </w:pPr>
+            <w:r>
+              <w:rPr>
+                <w:rFonts w:ascii="맑은 고딕" w:hAnsi="맑은 고딕" w:eastAsia="맑은 고딕"/>
+                <w:b/>
+                <w:color w:val="13203F"/>
+                <w:sz w:val="14"/>
+              </w:rPr>
+              <w:t>1</w:t>
+            </w:r>
+          </w:p>
+        </w:tc>
+        <w:tc>
+          <w:tcPr>
+            <w:tcW w:type="dxa" w:w="450"/>
+          </w:tcPr>
+          <w:p>
+            <w:pPr>
+              <w:spacing w:before="0" w:after="0" w:line="252" w:lineRule="auto"/>
+            </w:pPr>
+            <w:r>
+              <w:rPr>
+                <w:rFonts w:ascii="맑은 고딕" w:hAnsi="맑은 고딕" w:eastAsia="맑은 고딕"/>
+                <w:b w:val="0"/>
+                <w:color w:val="13203F"/>
+                <w:sz w:val="14"/>
+              </w:rPr>
+              <w:t>식</w:t>
+            </w:r>
+          </w:p>
+        </w:tc>
+        <w:tc>
+          <w:tcPr>
+            <w:tcW w:type="dxa" w:w="719"/>
+          </w:tcPr>
+          <w:p>
+            <w:pPr>
+              <w:spacing w:before="0" w:after="0" w:line="252" w:lineRule="auto"/>
+              <w:jc w:val="right"/>
+            </w:pPr>
+            <w:r>
+              <w:rPr>
+                <w:rFonts w:ascii="맑은 고딕" w:hAnsi="맑은 고딕" w:eastAsia="맑은 고딕"/>
+                <w:b w:val="0"/>
+                <w:color w:val="13203F"/>
+                <w:sz w:val="14"/>
+              </w:rPr>
+              <w:t>22,000</w:t>
+            </w:r>
+          </w:p>
+        </w:tc>
+        <w:tc>
+          <w:tcPr>
+            <w:tcW w:type="dxa" w:w="719"/>
+          </w:tcPr>
+          <w:p>
+            <w:pPr>
+              <w:spacing w:before="0" w:after="0" w:line="252" w:lineRule="auto"/>
+              <w:jc w:val="right"/>
+            </w:pPr>
+            <w:r>
+              <w:rPr>
+                <w:rFonts w:ascii="맑은 고딕" w:hAnsi="맑은 고딕" w:eastAsia="맑은 고딕"/>
+                <w:b w:val="0"/>
+                <w:color w:val="13203F"/>
+                <w:sz w:val="14"/>
+              </w:rPr>
               <w:t>22,000</w:t>
             </w:r>
           </w:p>
@@ -11514,7 +12400,6 @@
           </w:tcPr>
           <w:p>
             <w:pPr>
-              <w:keepNext/>
               <w:spacing w:before="0" w:after="0" w:line="252" w:lineRule="auto"/>
               <w:jc w:val="center"/>
             </w:pPr>
@@ -11531,7 +12416,594 @@
         </w:tc>
         <w:tc>
           <w:tcPr>
-            <w:tcW w:type="dxa" w:w="7667"/>
+            <w:tcW w:type="dxa" w:w="7602"/>
+          </w:tcPr>
+          <w:p>
+            <w:pPr>
+              <w:spacing w:before="0" w:after="0" w:line="252" w:lineRule="auto"/>
+            </w:pPr>
+            <w:r>
+              <w:rPr>
+                <w:rFonts w:ascii="맑은 고딕" w:hAnsi="맑은 고딕" w:eastAsia="맑은 고딕"/>
+                <w:b w:val="0"/>
+                <w:color w:val="56637F"/>
+                <w:sz w:val="14"/>
+              </w:rPr>
+              <w:t>CELL 구성 설비별 디지털 트윈 연동 기능 Customizing</w:t>
+            </w:r>
+          </w:p>
+        </w:tc>
+        <w:tc>
+          <w:tcPr>
+            <w:tcW w:type="dxa" w:w="0"/>
+          </w:tcPr>
+          <w:p/>
+        </w:tc>
+        <w:tc>
+          <w:tcPr>
+            <w:tcW w:type="dxa" w:w="0"/>
+          </w:tcPr>
+          <w:p/>
+        </w:tc>
+      </w:tr>
+      <w:tr>
+        <w:trPr>
+          <w:cantSplit/>
+        </w:trPr>
+        <w:tc>
+          <w:tcPr>
+            <w:tcW w:type="dxa" w:w="719"/>
+          </w:tcPr>
+          <w:p>
+            <w:pPr>
+              <w:spacing w:before="0" w:after="0" w:line="252" w:lineRule="auto"/>
+            </w:pPr>
+            <w:r>
+              <w:rPr>
+                <w:rFonts w:ascii="Consolas" w:hAnsi="Consolas" w:eastAsia="맑은 고딕"/>
+                <w:b w:val="0"/>
+                <w:color w:val="0090A0"/>
+                <w:sz w:val="14"/>
+              </w:rPr>
+              <w:t>5-2</w:t>
+            </w:r>
+          </w:p>
+        </w:tc>
+        <w:tc>
+          <w:tcPr>
+            <w:tcW w:type="dxa" w:w="3241"/>
+          </w:tcPr>
+          <w:p>
+            <w:pPr>
+              <w:spacing w:before="0" w:after="0" w:line="252" w:lineRule="auto"/>
+            </w:pPr>
+            <w:r>
+              <w:rPr>
+                <w:rFonts w:ascii="맑은 고딕" w:hAnsi="맑은 고딕" w:eastAsia="맑은 고딕"/>
+                <w:b/>
+                <w:color w:val="13203F"/>
+                <w:sz w:val="14"/>
+              </w:rPr>
+              <w:t>DB 연동 시각화 UI 개발</w:t>
+            </w:r>
+          </w:p>
+        </w:tc>
+        <w:tc>
+          <w:tcPr>
+            <w:tcW w:type="dxa" w:w="7602"/>
+          </w:tcPr>
+          <w:p>
+            <w:pPr>
+              <w:spacing w:before="0" w:after="0" w:line="252" w:lineRule="auto"/>
+            </w:pPr>
+            <w:r>
+              <w:rPr>
+                <w:rFonts w:ascii="맑은 고딕" w:hAnsi="맑은 고딕" w:eastAsia="맑은 고딕"/>
+                <w:b w:val="0"/>
+                <w:color w:val="13203F"/>
+                <w:sz w:val="14"/>
+              </w:rPr>
+              <w:t>공급사 맞춤 개발(Customizing) — 산출물·범위 명시 필요</w:t>
+            </w:r>
+          </w:p>
+        </w:tc>
+        <w:tc>
+          <w:tcPr>
+            <w:tcW w:type="dxa" w:w="450"/>
+          </w:tcPr>
+          <w:p>
+            <w:pPr>
+              <w:spacing w:before="0" w:after="0" w:line="252" w:lineRule="auto"/>
+              <w:jc w:val="center"/>
+            </w:pPr>
+            <w:r>
+              <w:rPr>
+                <w:rFonts w:ascii="맑은 고딕" w:hAnsi="맑은 고딕" w:eastAsia="맑은 고딕"/>
+                <w:b/>
+                <w:color w:val="13203F"/>
+                <w:sz w:val="14"/>
+              </w:rPr>
+              <w:t>1</w:t>
+            </w:r>
+          </w:p>
+        </w:tc>
+        <w:tc>
+          <w:tcPr>
+            <w:tcW w:type="dxa" w:w="450"/>
+          </w:tcPr>
+          <w:p>
+            <w:pPr>
+              <w:spacing w:before="0" w:after="0" w:line="252" w:lineRule="auto"/>
+            </w:pPr>
+            <w:r>
+              <w:rPr>
+                <w:rFonts w:ascii="맑은 고딕" w:hAnsi="맑은 고딕" w:eastAsia="맑은 고딕"/>
+                <w:b w:val="0"/>
+                <w:color w:val="13203F"/>
+                <w:sz w:val="14"/>
+              </w:rPr>
+              <w:t>식</w:t>
+            </w:r>
+          </w:p>
+        </w:tc>
+        <w:tc>
+          <w:tcPr>
+            <w:tcW w:type="dxa" w:w="719"/>
+          </w:tcPr>
+          <w:p>
+            <w:pPr>
+              <w:spacing w:before="0" w:after="0" w:line="252" w:lineRule="auto"/>
+              <w:jc w:val="right"/>
+            </w:pPr>
+            <w:r>
+              <w:rPr>
+                <w:rFonts w:ascii="맑은 고딕" w:hAnsi="맑은 고딕" w:eastAsia="맑은 고딕"/>
+                <w:b w:val="0"/>
+                <w:color w:val="13203F"/>
+                <w:sz w:val="14"/>
+              </w:rPr>
+              <w:t>44,000</w:t>
+            </w:r>
+          </w:p>
+        </w:tc>
+        <w:tc>
+          <w:tcPr>
+            <w:tcW w:type="dxa" w:w="719"/>
+          </w:tcPr>
+          <w:p>
+            <w:pPr>
+              <w:spacing w:before="0" w:after="0" w:line="252" w:lineRule="auto"/>
+              <w:jc w:val="right"/>
+            </w:pPr>
+            <w:r>
+              <w:rPr>
+                <w:rFonts w:ascii="맑은 고딕" w:hAnsi="맑은 고딕" w:eastAsia="맑은 고딕"/>
+                <w:b w:val="0"/>
+                <w:color w:val="13203F"/>
+                <w:sz w:val="14"/>
+              </w:rPr>
+              <w:t>44,000</w:t>
+            </w:r>
+          </w:p>
+        </w:tc>
+        <w:tc>
+          <w:tcPr>
+            <w:tcW w:type="dxa" w:w="949"/>
+            <w:shd w:val="clear" w:color="auto" w:fill="FFF1E2"/>
+          </w:tcPr>
+          <w:p>
+            <w:pPr>
+              <w:spacing w:before="0" w:after="0" w:line="252" w:lineRule="auto"/>
+              <w:jc w:val="center"/>
+            </w:pPr>
+            <w:r>
+              <w:rPr>
+                <w:rFonts w:ascii="맑은 고딕" w:hAnsi="맑은 고딕" w:eastAsia="맑은 고딕"/>
+                <w:b/>
+                <w:color w:val="9A4A00"/>
+                <w:sz w:val="14"/>
+              </w:rPr>
+              <w:t>범위 명시</w:t>
+            </w:r>
+          </w:p>
+        </w:tc>
+        <w:tc>
+          <w:tcPr>
+            <w:tcW w:type="dxa" w:w="7602"/>
+          </w:tcPr>
+          <w:p>
+            <w:pPr>
+              <w:spacing w:before="0" w:after="0" w:line="252" w:lineRule="auto"/>
+            </w:pPr>
+            <w:r>
+              <w:rPr>
+                <w:rFonts w:ascii="맑은 고딕" w:hAnsi="맑은 고딕" w:eastAsia="맑은 고딕"/>
+                <w:b w:val="0"/>
+                <w:color w:val="56637F"/>
+                <w:sz w:val="14"/>
+              </w:rPr>
+              <w:t>DB 연동 시각화 UI Customizing</w:t>
+            </w:r>
+          </w:p>
+        </w:tc>
+        <w:tc>
+          <w:tcPr>
+            <w:tcW w:type="dxa" w:w="0"/>
+          </w:tcPr>
+          <w:p/>
+        </w:tc>
+        <w:tc>
+          <w:tcPr>
+            <w:tcW w:type="dxa" w:w="0"/>
+          </w:tcPr>
+          <w:p/>
+        </w:tc>
+      </w:tr>
+      <w:tr>
+        <w:trPr>
+          <w:cantSplit/>
+        </w:trPr>
+        <w:tc>
+          <w:tcPr>
+            <w:tcW w:type="dxa" w:w="719"/>
+          </w:tcPr>
+          <w:p>
+            <w:pPr>
+              <w:spacing w:before="0" w:after="0" w:line="252" w:lineRule="auto"/>
+            </w:pPr>
+            <w:r>
+              <w:rPr>
+                <w:rFonts w:ascii="Consolas" w:hAnsi="Consolas" w:eastAsia="맑은 고딕"/>
+                <w:b w:val="0"/>
+                <w:color w:val="0090A0"/>
+                <w:sz w:val="14"/>
+              </w:rPr>
+              <w:t>5-3</w:t>
+            </w:r>
+          </w:p>
+        </w:tc>
+        <w:tc>
+          <w:tcPr>
+            <w:tcW w:type="dxa" w:w="3241"/>
+          </w:tcPr>
+          <w:p>
+            <w:pPr>
+              <w:spacing w:before="0" w:after="0" w:line="252" w:lineRule="auto"/>
+            </w:pPr>
+            <w:r>
+              <w:rPr>
+                <w:rFonts w:ascii="맑은 고딕" w:hAnsi="맑은 고딕" w:eastAsia="맑은 고딕"/>
+                <w:b/>
+                <w:color w:val="13203F"/>
+                <w:sz w:val="14"/>
+              </w:rPr>
+              <w:t>기능 확장(플러그인) 개발</w:t>
+            </w:r>
+          </w:p>
+        </w:tc>
+        <w:tc>
+          <w:tcPr>
+            <w:tcW w:type="dxa" w:w="7602"/>
+          </w:tcPr>
+          <w:p>
+            <w:pPr>
+              <w:spacing w:before="0" w:after="0" w:line="252" w:lineRule="auto"/>
+            </w:pPr>
+            <w:r>
+              <w:rPr>
+                <w:rFonts w:ascii="맑은 고딕" w:hAnsi="맑은 고딕" w:eastAsia="맑은 고딕"/>
+                <w:b w:val="0"/>
+                <w:color w:val="13203F"/>
+                <w:sz w:val="14"/>
+              </w:rPr>
+              <w:t>공급사 맞춤 개발(Customizing) — 산출물·범위 명시 필요</w:t>
+            </w:r>
+          </w:p>
+        </w:tc>
+        <w:tc>
+          <w:tcPr>
+            <w:tcW w:type="dxa" w:w="450"/>
+          </w:tcPr>
+          <w:p>
+            <w:pPr>
+              <w:spacing w:before="0" w:after="0" w:line="252" w:lineRule="auto"/>
+              <w:jc w:val="center"/>
+            </w:pPr>
+            <w:r>
+              <w:rPr>
+                <w:rFonts w:ascii="맑은 고딕" w:hAnsi="맑은 고딕" w:eastAsia="맑은 고딕"/>
+                <w:b/>
+                <w:color w:val="13203F"/>
+                <w:sz w:val="14"/>
+              </w:rPr>
+              <w:t>1</w:t>
+            </w:r>
+          </w:p>
+        </w:tc>
+        <w:tc>
+          <w:tcPr>
+            <w:tcW w:type="dxa" w:w="450"/>
+          </w:tcPr>
+          <w:p>
+            <w:pPr>
+              <w:spacing w:before="0" w:after="0" w:line="252" w:lineRule="auto"/>
+            </w:pPr>
+            <w:r>
+              <w:rPr>
+                <w:rFonts w:ascii="맑은 고딕" w:hAnsi="맑은 고딕" w:eastAsia="맑은 고딕"/>
+                <w:b w:val="0"/>
+                <w:color w:val="13203F"/>
+                <w:sz w:val="14"/>
+              </w:rPr>
+              <w:t>식</w:t>
+            </w:r>
+          </w:p>
+        </w:tc>
+        <w:tc>
+          <w:tcPr>
+            <w:tcW w:type="dxa" w:w="719"/>
+          </w:tcPr>
+          <w:p>
+            <w:pPr>
+              <w:spacing w:before="0" w:after="0" w:line="252" w:lineRule="auto"/>
+              <w:jc w:val="right"/>
+            </w:pPr>
+            <w:r>
+              <w:rPr>
+                <w:rFonts w:ascii="맑은 고딕" w:hAnsi="맑은 고딕" w:eastAsia="맑은 고딕"/>
+                <w:b w:val="0"/>
+                <w:color w:val="13203F"/>
+                <w:sz w:val="14"/>
+              </w:rPr>
+              <w:t>11,000</w:t>
+            </w:r>
+          </w:p>
+        </w:tc>
+        <w:tc>
+          <w:tcPr>
+            <w:tcW w:type="dxa" w:w="719"/>
+          </w:tcPr>
+          <w:p>
+            <w:pPr>
+              <w:spacing w:before="0" w:after="0" w:line="252" w:lineRule="auto"/>
+              <w:jc w:val="right"/>
+            </w:pPr>
+            <w:r>
+              <w:rPr>
+                <w:rFonts w:ascii="맑은 고딕" w:hAnsi="맑은 고딕" w:eastAsia="맑은 고딕"/>
+                <w:b w:val="0"/>
+                <w:color w:val="13203F"/>
+                <w:sz w:val="14"/>
+              </w:rPr>
+              <w:t>11,000</w:t>
+            </w:r>
+          </w:p>
+        </w:tc>
+        <w:tc>
+          <w:tcPr>
+            <w:tcW w:type="dxa" w:w="949"/>
+            <w:shd w:val="clear" w:color="auto" w:fill="FFF1E2"/>
+          </w:tcPr>
+          <w:p>
+            <w:pPr>
+              <w:spacing w:before="0" w:after="0" w:line="252" w:lineRule="auto"/>
+              <w:jc w:val="center"/>
+            </w:pPr>
+            <w:r>
+              <w:rPr>
+                <w:rFonts w:ascii="맑은 고딕" w:hAnsi="맑은 고딕" w:eastAsia="맑은 고딕"/>
+                <w:b/>
+                <w:color w:val="9A4A00"/>
+                <w:sz w:val="14"/>
+              </w:rPr>
+              <w:t>범위 명시</w:t>
+            </w:r>
+          </w:p>
+        </w:tc>
+        <w:tc>
+          <w:tcPr>
+            <w:tcW w:type="dxa" w:w="7602"/>
+          </w:tcPr>
+          <w:p>
+            <w:pPr>
+              <w:spacing w:before="0" w:after="0" w:line="252" w:lineRule="auto"/>
+            </w:pPr>
+            <w:r>
+              <w:rPr>
+                <w:rFonts w:ascii="맑은 고딕" w:hAnsi="맑은 고딕" w:eastAsia="맑은 고딕"/>
+                <w:b w:val="0"/>
+                <w:color w:val="56637F"/>
+                <w:sz w:val="14"/>
+              </w:rPr>
+              <w:t>DM PLUG-IN 기능 Customizing</w:t>
+            </w:r>
+          </w:p>
+        </w:tc>
+        <w:tc>
+          <w:tcPr>
+            <w:tcW w:type="dxa" w:w="0"/>
+          </w:tcPr>
+          <w:p/>
+        </w:tc>
+        <w:tc>
+          <w:tcPr>
+            <w:tcW w:type="dxa" w:w="0"/>
+          </w:tcPr>
+          <w:p/>
+        </w:tc>
+      </w:tr>
+      <w:tr>
+        <w:trPr>
+          <w:cantSplit/>
+        </w:trPr>
+        <w:tc>
+          <w:tcPr>
+            <w:tcW w:type="dxa" w:w="719"/>
+          </w:tcPr>
+          <w:p>
+            <w:pPr>
+              <w:keepNext/>
+              <w:spacing w:before="0" w:after="0" w:line="252" w:lineRule="auto"/>
+            </w:pPr>
+            <w:r>
+              <w:rPr>
+                <w:rFonts w:ascii="Consolas" w:hAnsi="Consolas" w:eastAsia="맑은 고딕"/>
+                <w:b w:val="0"/>
+                <w:color w:val="0090A0"/>
+                <w:sz w:val="14"/>
+              </w:rPr>
+              <w:t>5-4</w:t>
+            </w:r>
+          </w:p>
+        </w:tc>
+        <w:tc>
+          <w:tcPr>
+            <w:tcW w:type="dxa" w:w="3241"/>
+          </w:tcPr>
+          <w:p>
+            <w:pPr>
+              <w:keepNext/>
+              <w:spacing w:before="0" w:after="0" w:line="252" w:lineRule="auto"/>
+            </w:pPr>
+            <w:r>
+              <w:rPr>
+                <w:rFonts w:ascii="맑은 고딕" w:hAnsi="맑은 고딕" w:eastAsia="맑은 고딕"/>
+                <w:b/>
+                <w:color w:val="13203F"/>
+                <w:sz w:val="14"/>
+              </w:rPr>
+              <w:t>리워크 자동생성 시스템 연동 개발</w:t>
+            </w:r>
+          </w:p>
+        </w:tc>
+        <w:tc>
+          <w:tcPr>
+            <w:tcW w:type="dxa" w:w="7602"/>
+          </w:tcPr>
+          <w:p>
+            <w:pPr>
+              <w:keepNext/>
+              <w:spacing w:before="0" w:after="0" w:line="252" w:lineRule="auto"/>
+            </w:pPr>
+            <w:r>
+              <w:rPr>
+                <w:rFonts w:ascii="맑은 고딕" w:hAnsi="맑은 고딕" w:eastAsia="맑은 고딕"/>
+                <w:b w:val="0"/>
+                <w:color w:val="13203F"/>
+                <w:sz w:val="14"/>
+              </w:rPr>
+              <w:t>공급사 맞춤 개발(Customizing) — 산출물·범위 명시 필요</w:t>
+            </w:r>
+          </w:p>
+        </w:tc>
+        <w:tc>
+          <w:tcPr>
+            <w:tcW w:type="dxa" w:w="450"/>
+          </w:tcPr>
+          <w:p>
+            <w:pPr>
+              <w:keepNext/>
+              <w:spacing w:before="0" w:after="0" w:line="252" w:lineRule="auto"/>
+              <w:jc w:val="center"/>
+            </w:pPr>
+            <w:r>
+              <w:rPr>
+                <w:rFonts w:ascii="맑은 고딕" w:hAnsi="맑은 고딕" w:eastAsia="맑은 고딕"/>
+                <w:b/>
+                <w:color w:val="13203F"/>
+                <w:sz w:val="14"/>
+              </w:rPr>
+              <w:t>1</w:t>
+            </w:r>
+          </w:p>
+        </w:tc>
+        <w:tc>
+          <w:tcPr>
+            <w:tcW w:type="dxa" w:w="450"/>
+          </w:tcPr>
+          <w:p>
+            <w:pPr>
+              <w:keepNext/>
+              <w:spacing w:before="0" w:after="0" w:line="252" w:lineRule="auto"/>
+            </w:pPr>
+            <w:r>
+              <w:rPr>
+                <w:rFonts w:ascii="맑은 고딕" w:hAnsi="맑은 고딕" w:eastAsia="맑은 고딕"/>
+                <w:b w:val="0"/>
+                <w:color w:val="13203F"/>
+                <w:sz w:val="14"/>
+              </w:rPr>
+              <w:t>식</w:t>
+            </w:r>
+          </w:p>
+        </w:tc>
+        <w:tc>
+          <w:tcPr>
+            <w:tcW w:type="dxa" w:w="719"/>
+          </w:tcPr>
+          <w:p>
+            <w:pPr>
+              <w:keepNext/>
+              <w:spacing w:before="0" w:after="0" w:line="252" w:lineRule="auto"/>
+              <w:jc w:val="right"/>
+            </w:pPr>
+            <w:r>
+              <w:rPr>
+                <w:rFonts w:ascii="맑은 고딕" w:hAnsi="맑은 고딕" w:eastAsia="맑은 고딕"/>
+                <w:b w:val="0"/>
+                <w:color w:val="13203F"/>
+                <w:sz w:val="14"/>
+              </w:rPr>
+              <w:t>22,000</w:t>
+            </w:r>
+          </w:p>
+        </w:tc>
+        <w:tc>
+          <w:tcPr>
+            <w:tcW w:type="dxa" w:w="719"/>
+          </w:tcPr>
+          <w:p>
+            <w:pPr>
+              <w:keepNext/>
+              <w:spacing w:before="0" w:after="0" w:line="252" w:lineRule="auto"/>
+              <w:jc w:val="right"/>
+            </w:pPr>
+            <w:r>
+              <w:rPr>
+                <w:rFonts w:ascii="맑은 고딕" w:hAnsi="맑은 고딕" w:eastAsia="맑은 고딕"/>
+                <w:b w:val="0"/>
+                <w:color w:val="13203F"/>
+                <w:sz w:val="14"/>
+              </w:rPr>
+              <w:t>22,000</w:t>
+            </w:r>
+          </w:p>
+        </w:tc>
+        <w:tc>
+          <w:tcPr>
+            <w:tcW w:type="dxa" w:w="949"/>
+            <w:shd w:val="clear" w:color="auto" w:fill="FFF1E2"/>
+          </w:tcPr>
+          <w:p>
+            <w:pPr>
+              <w:keepNext/>
+              <w:spacing w:before="0" w:after="0" w:line="252" w:lineRule="auto"/>
+              <w:jc w:val="center"/>
+            </w:pPr>
+            <w:r>
+              <w:rPr>
+                <w:rFonts w:ascii="맑은 고딕" w:hAnsi="맑은 고딕" w:eastAsia="맑은 고딕"/>
+                <w:b/>
+                <w:color w:val="9A4A00"/>
+                <w:sz w:val="14"/>
+              </w:rPr>
+              <w:t>범위 명시</w:t>
+            </w:r>
+          </w:p>
+        </w:tc>
+        <w:tc>
+          <w:tcPr>
+            <w:tcW w:type="dxa" w:w="7602"/>
           </w:tcPr>
           <w:p>
             <w:pPr>

--- a/docs/ocs_sim_qms.docx
+++ b/docs/ocs_sim_qms.docx
@@ -387,7 +387,6 @@
           </w:tcPr>
           <w:p>
             <w:pPr>
-              <w:keepNext/>
               <w:spacing w:before="0" w:after="0" w:line="252" w:lineRule="auto"/>
             </w:pPr>
             <w:r>
@@ -407,7 +406,6 @@
           </w:tcPr>
           <w:p>
             <w:pPr>
-              <w:keepNext/>
               <w:spacing w:before="0" w:after="0" w:line="252" w:lineRule="auto"/>
             </w:pPr>
             <w:r>
@@ -509,7 +507,7 @@
                 <w:color w:val="13203F"/>
                 <w:sz w:val="16"/>
               </w:rPr>
-              <w:t>(임시) 전북대학교 창조2관 3층 → (최종) 연구클러스터 메타팩토리. '29년 이전 시 랙 단위 이설·재연결 (10/16 발표자료)</w:t>
+              <w:t>(임시) 전북대 산학융합플라자 3층 → (최종) 연구클러스터 메타팩토리 공장동. 이전 시 랙 단위 이설·재연결 (연구개발계획서 · 10/16 발표자료)</w:t>
             </w:r>
           </w:p>
         </w:tc>
@@ -525,6 +523,7 @@
           </w:tcPr>
           <w:p>
             <w:pPr>
+              <w:keepNext/>
               <w:spacing w:before="0" w:after="0" w:line="252" w:lineRule="auto"/>
             </w:pPr>
             <w:r>
@@ -534,7 +533,7 @@
                 <w:color w:val="1B3A73"/>
                 <w:sz w:val="16"/>
               </w:rPr>
-              <w:t>연결 Cell</w:t>
+              <w:t>대상 품목·공정</w:t>
             </w:r>
           </w:p>
         </w:tc>
@@ -544,6 +543,7 @@
           </w:tcPr>
           <w:p>
             <w:pPr>
+              <w:keepNext/>
               <w:spacing w:before="0" w:after="0" w:line="252" w:lineRule="auto"/>
             </w:pPr>
             <w:r>
@@ -553,7 +553,51 @@
                 <w:color w:val="13203F"/>
                 <w:sz w:val="16"/>
               </w:rPr>
-              <w:t>초고성능 로봇형 검사 비전 · 3D 스캔·초음파 용접 검사 로봇 · 4족 보행 검사·안전 모니터링 · 원키트(One-Kit) 비전 센서 드론 — 각 Cell 장비의 제어기·PLC를 Edge Gateway에 OPC UA·AAS로 연결. 장비 단위 엣지는 구매 제외</w:t>
+              <w:t>3개 Zone 제조 결과물 — 차체 판넬·도어 모듈, 하우징·샤프트 가공품, E-Axle 조립품 / 검사–판정–재측정–리워크 (Cell 1~4 작업지시·검사상태·품질이력 통합관리) (연구개발계획서 1차년도 2,600백만원)</w:t>
+            </w:r>
+          </w:p>
+        </w:tc>
+      </w:tr>
+      <w:tr>
+        <w:trPr>
+          <w:cantSplit/>
+        </w:trPr>
+        <w:tc>
+          <w:tcPr>
+            <w:tcW w:type="dxa" w:w="1988"/>
+            <w:shd w:val="clear" w:color="auto" w:fill="EEF2F9"/>
+          </w:tcPr>
+          <w:p>
+            <w:pPr>
+              <w:spacing w:before="0" w:after="0" w:line="252" w:lineRule="auto"/>
+            </w:pPr>
+            <w:r>
+              <w:rPr>
+                <w:rFonts w:ascii="맑은 고딕" w:hAnsi="맑은 고딕" w:eastAsia="맑은 고딕"/>
+                <w:b/>
+                <w:color w:val="1B3A73"/>
+                <w:sz w:val="16"/>
+              </w:rPr>
+              <w:t>Zone Cell 구성</w:t>
+            </w:r>
+          </w:p>
+        </w:tc>
+        <w:tc>
+          <w:tcPr>
+            <w:tcW w:type="dxa" w:w="20463"/>
+          </w:tcPr>
+          <w:p>
+            <w:pPr>
+              <w:spacing w:before="0" w:after="0" w:line="252" w:lineRule="auto"/>
+            </w:pPr>
+            <w:r>
+              <w:rPr>
+                <w:rFonts w:ascii="맑은 고딕" w:hAnsi="맑은 고딕" w:eastAsia="맑은 고딕"/>
+                <w:b w:val="0"/>
+                <w:color w:val="13203F"/>
+                <w:sz w:val="16"/>
+              </w:rPr>
+              <w:t>AI정밀검사존 5개 Cell · 24종 = 이 OCS Cell(A-4-5, '26 · 4종) + A-4-1 초고성능 로봇형 비전 검사 시스템('27 · 산학융합플라자 4층) · A-4-2 3D 스캔 및 비파괴(초음파) 용접 검사('29 · 산학융합플라자 4층) · A-4-3 4족 보행 검사 및 안전 모니터링 로봇('27 · 산학융합플라자 5층) · A-4-4 원키트(One-Kit) 비전 센서 기술 드론('27 · 산학융합플라자 5층) — 각 Cell 장비의 제어기·PLC를 Edge Gateway에 OPC UA·AAS로 연결. 장비 단위 엣지는 구매 제외</w:t>
             </w:r>
           </w:p>
         </w:tc>
@@ -608,7 +652,7 @@
       <w:r>
         <w:drawing>
           <wp:inline xmlns:a="http://schemas.openxmlformats.org/drawingml/2006/main" xmlns:pic="http://schemas.openxmlformats.org/drawingml/2006/picture">
-            <wp:extent cx="9144303" cy="7740652"/>
+            <wp:extent cx="9011226" cy="7740643"/>
             <wp:docPr id="1" name="Picture 1"/>
             <wp:cNvGraphicFramePr>
               <a:graphicFrameLocks noChangeAspect="1"/>
@@ -629,7 +673,7 @@
                   <pic:spPr>
                     <a:xfrm>
                       <a:off x="0" y="0"/>
-                      <a:ext cx="9144303" cy="7740652"/>
+                      <a:ext cx="9011226" cy="7740643"/>
                     </a:xfrm>
                     <a:prstGeom prst="rect"/>
                   </pic:spPr>
@@ -695,7 +739,7 @@
           <w:color w:val="56637F"/>
           <w:sz w:val="16"/>
         </w:rPr>
-        <w:t xml:space="preserve"> 견적서에 수량·사양이 없는 로컬 HW 하위 품목(코어 이중화, 링크 속도, Cell별 Edge Gateway·영상 노드 1대씩)은 「로컬 OCS Zone 구성 - (예시) 정밀조립존」과 같은 구조로 가정해 그렸음 — 공급사 상세 사양 확정 후 갱신. 업체·모델명은 쓰지 않음.</w:t>
+        <w:t xml:space="preserve"> 서버실은 2장 평면·랙 실장도와 같은 R1~R3·UPS로 나눠 그렸고(랙 제목을 누르면 2장 평면으로 이동), 하단 Cell은 연구개발계획서(협약용) Zone Cell 구성(Cell ID·구축연도·설치 위치)을 따름. Cell 내부 장비는 계획서에 '장비 5종'만 있어 연결 대상을 예상해 적음. 견적서에 수량·사양이 없는 로컬 HW 하위 품목(코어 이중화, 링크 속도, Cell별 Edge Gateway·영상 노드 1대씩)은 「로컬 OCS Zone 구성 - (예시) 정밀조립존」과 같은 구조로 가정해 그렸음 — 공급사 상세 사양 확정 후 갱신. 업체·모델명은 쓰지 않음.</w:t>
       </w:r>
     </w:p>
     <w:p>
@@ -736,9 +780,9 @@
         </w:tblCellMar>
       </w:tblPr>
       <w:tblGrid>
-        <w:gridCol w:w="5979"/>
-        <w:gridCol w:w="14964"/>
-        <w:gridCol w:w="1508"/>
+        <w:gridCol w:w="4953"/>
+        <w:gridCol w:w="12398"/>
+        <w:gridCol w:w="5100"/>
       </w:tblGrid>
       <w:tr>
         <w:trPr>
@@ -747,7 +791,7 @@
         </w:trPr>
         <w:tc>
           <w:tcPr>
-            <w:tcW w:type="dxa" w:w="5979"/>
+            <w:tcW w:type="dxa" w:w="4953"/>
             <w:shd w:val="clear" w:color="auto" w:fill="10214B"/>
           </w:tcPr>
           <w:p>
@@ -767,7 +811,7 @@
         </w:tc>
         <w:tc>
           <w:tcPr>
-            <w:tcW w:type="dxa" w:w="14964"/>
+            <w:tcW w:type="dxa" w:w="12398"/>
             <w:shd w:val="clear" w:color="auto" w:fill="10214B"/>
           </w:tcPr>
           <w:p>
@@ -787,7 +831,7 @@
         </w:tc>
         <w:tc>
           <w:tcPr>
-            <w:tcW w:type="dxa" w:w="1508"/>
+            <w:tcW w:type="dxa" w:w="5100"/>
             <w:shd w:val="clear" w:color="auto" w:fill="10214B"/>
           </w:tcPr>
           <w:p>
@@ -812,7 +856,7 @@
         </w:trPr>
         <w:tc>
           <w:tcPr>
-            <w:tcW w:type="dxa" w:w="5979"/>
+            <w:tcW w:type="dxa" w:w="4953"/>
             <w:shd w:val="clear" w:color="auto" w:fill="EEF2F9"/>
           </w:tcPr>
           <w:p>
@@ -832,7 +876,7 @@
         </w:tc>
         <w:tc>
           <w:tcPr>
-            <w:tcW w:type="dxa" w:w="14964"/>
+            <w:tcW w:type="dxa" w:w="12398"/>
           </w:tcPr>
           <w:p>
             <w:pPr>
@@ -851,7 +895,7 @@
         </w:tc>
         <w:tc>
           <w:tcPr>
-            <w:tcW w:type="dxa" w:w="1508"/>
+            <w:tcW w:type="dxa" w:w="5100"/>
           </w:tcPr>
           <w:p>
             <w:pPr>
@@ -875,7 +919,7 @@
         </w:trPr>
         <w:tc>
           <w:tcPr>
-            <w:tcW w:type="dxa" w:w="5979"/>
+            <w:tcW w:type="dxa" w:w="4953"/>
             <w:shd w:val="clear" w:color="auto" w:fill="EEF2F9"/>
           </w:tcPr>
           <w:p>
@@ -895,7 +939,7 @@
         </w:tc>
         <w:tc>
           <w:tcPr>
-            <w:tcW w:type="dxa" w:w="14964"/>
+            <w:tcW w:type="dxa" w:w="12398"/>
           </w:tcPr>
           <w:p>
             <w:pPr>
@@ -914,7 +958,7 @@
         </w:tc>
         <w:tc>
           <w:tcPr>
-            <w:tcW w:type="dxa" w:w="1508"/>
+            <w:tcW w:type="dxa" w:w="5100"/>
           </w:tcPr>
           <w:p>
             <w:pPr>
@@ -938,7 +982,7 @@
         </w:trPr>
         <w:tc>
           <w:tcPr>
-            <w:tcW w:type="dxa" w:w="5979"/>
+            <w:tcW w:type="dxa" w:w="4953"/>
             <w:shd w:val="clear" w:color="auto" w:fill="EEF2F9"/>
           </w:tcPr>
           <w:p>
@@ -958,7 +1002,7 @@
         </w:tc>
         <w:tc>
           <w:tcPr>
-            <w:tcW w:type="dxa" w:w="14964"/>
+            <w:tcW w:type="dxa" w:w="12398"/>
           </w:tcPr>
           <w:p>
             <w:pPr>
@@ -977,7 +1021,7 @@
         </w:tc>
         <w:tc>
           <w:tcPr>
-            <w:tcW w:type="dxa" w:w="1508"/>
+            <w:tcW w:type="dxa" w:w="5100"/>
           </w:tcPr>
           <w:p>
             <w:pPr>
@@ -990,7 +1034,7 @@
                 <w:color w:val="56637F"/>
                 <w:sz w:val="16"/>
               </w:rPr>
-              <w:t>서버실 Rack B</w:t>
+              <w:t>서버실 R3</w:t>
             </w:r>
           </w:p>
         </w:tc>
@@ -1001,7 +1045,7 @@
         </w:trPr>
         <w:tc>
           <w:tcPr>
-            <w:tcW w:type="dxa" w:w="5979"/>
+            <w:tcW w:type="dxa" w:w="4953"/>
             <w:shd w:val="clear" w:color="auto" w:fill="EEF2F9"/>
           </w:tcPr>
           <w:p>
@@ -1022,7 +1066,7 @@
         </w:tc>
         <w:tc>
           <w:tcPr>
-            <w:tcW w:type="dxa" w:w="14964"/>
+            <w:tcW w:type="dxa" w:w="12398"/>
           </w:tcPr>
           <w:p>
             <w:pPr>
@@ -1042,7 +1086,7 @@
         </w:tc>
         <w:tc>
           <w:tcPr>
-            <w:tcW w:type="dxa" w:w="1508"/>
+            <w:tcW w:type="dxa" w:w="5100"/>
           </w:tcPr>
           <w:p>
             <w:pPr>
@@ -1056,7 +1100,7 @@
                 <w:color w:val="56637F"/>
                 <w:sz w:val="16"/>
               </w:rPr>
-              <w:t>서버실 Rack A</w:t>
+              <w:t>서버실 R2</w:t>
             </w:r>
           </w:p>
         </w:tc>
@@ -1067,7 +1111,7 @@
         </w:trPr>
         <w:tc>
           <w:tcPr>
-            <w:tcW w:type="dxa" w:w="5979"/>
+            <w:tcW w:type="dxa" w:w="4953"/>
             <w:shd w:val="clear" w:color="auto" w:fill="EEF2F9"/>
           </w:tcPr>
           <w:p>
@@ -1088,7 +1132,7 @@
         </w:tc>
         <w:tc>
           <w:tcPr>
-            <w:tcW w:type="dxa" w:w="14964"/>
+            <w:tcW w:type="dxa" w:w="12398"/>
           </w:tcPr>
           <w:p>
             <w:pPr>
@@ -1108,7 +1152,7 @@
         </w:tc>
         <w:tc>
           <w:tcPr>
-            <w:tcW w:type="dxa" w:w="1508"/>
+            <w:tcW w:type="dxa" w:w="5100"/>
           </w:tcPr>
           <w:p>
             <w:pPr>
@@ -1122,7 +1166,7 @@
                 <w:color w:val="56637F"/>
                 <w:sz w:val="16"/>
               </w:rPr>
-              <w:t>서버실 Rack A</w:t>
+              <w:t>서버실 R2</w:t>
             </w:r>
           </w:p>
         </w:tc>
@@ -1133,7 +1177,7 @@
         </w:trPr>
         <w:tc>
           <w:tcPr>
-            <w:tcW w:type="dxa" w:w="5979"/>
+            <w:tcW w:type="dxa" w:w="4953"/>
             <w:shd w:val="clear" w:color="auto" w:fill="EEF2F9"/>
           </w:tcPr>
           <w:p>
@@ -1154,7 +1198,7 @@
         </w:tc>
         <w:tc>
           <w:tcPr>
-            <w:tcW w:type="dxa" w:w="14964"/>
+            <w:tcW w:type="dxa" w:w="12398"/>
           </w:tcPr>
           <w:p>
             <w:pPr>
@@ -1174,7 +1218,7 @@
         </w:tc>
         <w:tc>
           <w:tcPr>
-            <w:tcW w:type="dxa" w:w="1508"/>
+            <w:tcW w:type="dxa" w:w="5100"/>
           </w:tcPr>
           <w:p>
             <w:pPr>
@@ -1199,7 +1243,7 @@
         </w:trPr>
         <w:tc>
           <w:tcPr>
-            <w:tcW w:type="dxa" w:w="5979"/>
+            <w:tcW w:type="dxa" w:w="4953"/>
             <w:shd w:val="clear" w:color="auto" w:fill="EEF2F9"/>
           </w:tcPr>
           <w:p>
@@ -1219,7 +1263,7 @@
         </w:tc>
         <w:tc>
           <w:tcPr>
-            <w:tcW w:type="dxa" w:w="14964"/>
+            <w:tcW w:type="dxa" w:w="12398"/>
           </w:tcPr>
           <w:p>
             <w:pPr>
@@ -1238,7 +1282,7 @@
         </w:tc>
         <w:tc>
           <w:tcPr>
-            <w:tcW w:type="dxa" w:w="1508"/>
+            <w:tcW w:type="dxa" w:w="5100"/>
           </w:tcPr>
           <w:p>
             <w:pPr>
@@ -1251,7 +1295,7 @@
                 <w:color w:val="56637F"/>
                 <w:sz w:val="16"/>
               </w:rPr>
-              <w:t>서버실·Cell·통로</w:t>
+              <w:t>서버실 R1 · 각 Cell 캐비닛 · 통로 트레이</w:t>
             </w:r>
           </w:p>
         </w:tc>
@@ -1312,7 +1356,7 @@
           <w:color w:val="13203F"/>
           <w:sz w:val="17"/>
         </w:rPr>
-        <w:t>견적서 항목2·3·4 장비를 (임시) 창조2관 3층에 서버실 + 운영실로 설치하는 경우의 배치안. 치수·랙 실장·전력은 가정이며, 견적서에 없는 항온항습기·분전반 공사는 점선·비고로 표시함. 장비를 누르면 구성품 표의 해당 행으로 이동함.</w:t>
+        <w:t>견적서 항목2·3·4 장비를 (임시) 전북대 산학융합플라자 3층에 서버실 + 운영실로 설치하는 경우의 배치안. 랙 R1(네트워크·보안)·R2(데이터)·R3(DT·AI 연산)·UPS와 운영 데스크 1·2·벽면 표시장치는 1장 토폴로지의 서버실·운영실 구성과 같음. 치수·랙 실장·전력은 가정이며, 견적서에 없는 항온항습기·분전반 공사는 점선·비고로 표시함. 장비를 누르면 구성품 표의 해당 행으로 이동함.</w:t>
       </w:r>
     </w:p>
     <w:p>
@@ -1583,8 +1627,8 @@
       </w:tblPr>
       <w:tblGrid>
         <w:gridCol w:w="1060"/>
-        <w:gridCol w:w="15321"/>
-        <w:gridCol w:w="6069"/>
+        <w:gridCol w:w="15234"/>
+        <w:gridCol w:w="6157"/>
       </w:tblGrid>
       <w:tr>
         <w:trPr>
@@ -1613,7 +1657,7 @@
         </w:tc>
         <w:tc>
           <w:tcPr>
-            <w:tcW w:type="dxa" w:w="15321"/>
+            <w:tcW w:type="dxa" w:w="15234"/>
             <w:shd w:val="clear" w:color="auto" w:fill="10214B"/>
           </w:tcPr>
           <w:p>
@@ -1633,7 +1677,7 @@
         </w:tc>
         <w:tc>
           <w:tcPr>
-            <w:tcW w:type="dxa" w:w="6069"/>
+            <w:tcW w:type="dxa" w:w="6157"/>
             <w:shd w:val="clear" w:color="auto" w:fill="10214B"/>
           </w:tcPr>
           <w:p>
@@ -1678,7 +1722,7 @@
         </w:tc>
         <w:tc>
           <w:tcPr>
-            <w:tcW w:type="dxa" w:w="15321"/>
+            <w:tcW w:type="dxa" w:w="15234"/>
           </w:tcPr>
           <w:p>
             <w:pPr>
@@ -1697,7 +1741,7 @@
         </w:tc>
         <w:tc>
           <w:tcPr>
-            <w:tcW w:type="dxa" w:w="6069"/>
+            <w:tcW w:type="dxa" w:w="6157"/>
           </w:tcPr>
           <w:p>
             <w:pPr>
@@ -1710,7 +1754,7 @@
                 <w:color w:val="56637F"/>
                 <w:sz w:val="16"/>
               </w:rPr>
-              <w:t>가정 치수. 창조2관 3층 실측 후 확정</w:t>
+              <w:t>가정 치수. 전북대 산학융합플라자 3층 실측 후 확정</w:t>
             </w:r>
           </w:p>
         </w:tc>
@@ -1741,7 +1785,7 @@
         </w:tc>
         <w:tc>
           <w:tcPr>
-            <w:tcW w:type="dxa" w:w="15321"/>
+            <w:tcW w:type="dxa" w:w="15234"/>
           </w:tcPr>
           <w:p>
             <w:pPr>
@@ -1760,7 +1804,7 @@
         </w:tc>
         <w:tc>
           <w:tcPr>
-            <w:tcW w:type="dxa" w:w="6069"/>
+            <w:tcW w:type="dxa" w:w="6157"/>
           </w:tcPr>
           <w:p>
             <w:pPr>
@@ -1805,7 +1849,7 @@
         </w:tc>
         <w:tc>
           <w:tcPr>
-            <w:tcW w:type="dxa" w:w="15321"/>
+            <w:tcW w:type="dxa" w:w="15234"/>
           </w:tcPr>
           <w:p>
             <w:pPr>
@@ -1825,7 +1869,7 @@
         </w:tc>
         <w:tc>
           <w:tcPr>
-            <w:tcW w:type="dxa" w:w="6069"/>
+            <w:tcW w:type="dxa" w:w="6157"/>
           </w:tcPr>
           <w:p>
             <w:pPr>
@@ -1871,7 +1915,7 @@
         </w:tc>
         <w:tc>
           <w:tcPr>
-            <w:tcW w:type="dxa" w:w="15321"/>
+            <w:tcW w:type="dxa" w:w="15234"/>
           </w:tcPr>
           <w:p>
             <w:pPr>
@@ -1891,7 +1935,7 @@
         </w:tc>
         <w:tc>
           <w:tcPr>
-            <w:tcW w:type="dxa" w:w="6069"/>
+            <w:tcW w:type="dxa" w:w="6157"/>
           </w:tcPr>
           <w:p>
             <w:pPr>
@@ -1937,7 +1981,7 @@
         </w:tc>
         <w:tc>
           <w:tcPr>
-            <w:tcW w:type="dxa" w:w="15321"/>
+            <w:tcW w:type="dxa" w:w="15234"/>
           </w:tcPr>
           <w:p>
             <w:pPr>
@@ -1951,13 +1995,13 @@
                 <w:color w:val="13203F"/>
                 <w:sz w:val="16"/>
               </w:rPr>
-              <w:t>건물 광 인입(중앙 Server·DCC 연계), 복도 상부 트레이로 Cell 캐비닛 이중 광</w:t>
-            </w:r>
-          </w:p>
-        </w:tc>
-        <w:tc>
-          <w:tcPr>
-            <w:tcW w:type="dxa" w:w="6069"/>
+              <w:t>건물 광 인입(중앙 Server·DCC 연계), 복도 상부 트레이로 Cell 캐비닛 이중 광. 타 층 Cell 4개(A-4-1 산학융합플라자 4층, A-4-2 산학융합플라자 4층, A-4-3 산학융합플라자 5층, A-4-4 산학융합플라자 5층)는 층간 수직 광 경유</w:t>
+            </w:r>
+          </w:p>
+        </w:tc>
+        <w:tc>
+          <w:tcPr>
+            <w:tcW w:type="dxa" w:w="6157"/>
           </w:tcPr>
           <w:p>
             <w:pPr>
@@ -2002,7 +2046,7 @@
         </w:tc>
         <w:tc>
           <w:tcPr>
-            <w:tcW w:type="dxa" w:w="15321"/>
+            <w:tcW w:type="dxa" w:w="15234"/>
           </w:tcPr>
           <w:p>
             <w:pPr>
@@ -2021,7 +2065,7 @@
         </w:tc>
         <w:tc>
           <w:tcPr>
-            <w:tcW w:type="dxa" w:w="6069"/>
+            <w:tcW w:type="dxa" w:w="6157"/>
           </w:tcPr>
           <w:p>
             <w:pPr>
@@ -11376,7 +11420,7 @@
                 <w:color w:val="13203F"/>
                 <w:sz w:val="14"/>
               </w:rPr>
-              <w:t>OM4 광 이중 8회선(코어–Cell 캐비닛) · Cat6A(운영실 2회선·관리망) · 패치패널 4개 · 통로 상부 트레이(길이 실측) · 포설·성단·시험</w:t>
+              <w:t>OM4 광 이중 8회선(코어–Cell 캐비닛) · 층간 수직 광(라이저) 8회선(타 층 Cell 4개) · Cat6A(운영실 2회선·관리망) · 패치패널 4개 · 통로 상부 트레이(길이 실측) · 포설·성단·시험</w:t>
             </w:r>
           </w:p>
         </w:tc>
@@ -14920,9 +14964,9 @@
       <w:tblGrid>
         <w:gridCol w:w="529"/>
         <w:gridCol w:w="810"/>
-        <w:gridCol w:w="13263"/>
+        <w:gridCol w:w="13947"/>
         <w:gridCol w:w="1066"/>
-        <w:gridCol w:w="6782"/>
+        <w:gridCol w:w="6098"/>
       </w:tblGrid>
       <w:tr>
         <w:trPr>
@@ -14971,7 +15015,7 @@
         </w:tc>
         <w:tc>
           <w:tcPr>
-            <w:tcW w:type="dxa" w:w="13263"/>
+            <w:tcW w:type="dxa" w:w="13947"/>
             <w:shd w:val="clear" w:color="auto" w:fill="10214B"/>
           </w:tcPr>
           <w:p>
@@ -15011,7 +15055,7 @@
         </w:tc>
         <w:tc>
           <w:tcPr>
-            <w:tcW w:type="dxa" w:w="6782"/>
+            <w:tcW w:type="dxa" w:w="6098"/>
             <w:shd w:val="clear" w:color="auto" w:fill="10214B"/>
           </w:tcPr>
           <w:p>
@@ -15040,7 +15084,6 @@
           </w:tcPr>
           <w:p>
             <w:pPr>
-              <w:keepNext/>
               <w:spacing w:before="0" w:after="0" w:line="252" w:lineRule="auto"/>
             </w:pPr>
             <w:r>
@@ -15060,7 +15103,6 @@
           </w:tcPr>
           <w:p>
             <w:pPr>
-              <w:keepNext/>
               <w:spacing w:before="0" w:after="0" w:line="252" w:lineRule="auto"/>
             </w:pPr>
             <w:r>
@@ -15076,11 +15118,10 @@
         </w:tc>
         <w:tc>
           <w:tcPr>
-            <w:tcW w:type="dxa" w:w="13263"/>
-          </w:tcPr>
-          <w:p>
-            <w:pPr>
-              <w:keepNext/>
+            <w:tcW w:type="dxa" w:w="13947"/>
+          </w:tcPr>
+          <w:p>
+            <w:pPr>
               <w:spacing w:before="0" w:after="0" w:line="252" w:lineRule="auto"/>
             </w:pPr>
             <w:r>
@@ -15100,7 +15141,6 @@
           </w:tcPr>
           <w:p>
             <w:pPr>
-              <w:keepNext/>
               <w:spacing w:before="0" w:after="0" w:line="252" w:lineRule="auto"/>
             </w:pPr>
             <w:r>
@@ -15116,11 +15156,10 @@
         </w:tc>
         <w:tc>
           <w:tcPr>
-            <w:tcW w:type="dxa" w:w="6782"/>
-          </w:tcPr>
-          <w:p>
-            <w:pPr>
-              <w:keepNext/>
+            <w:tcW w:type="dxa" w:w="6098"/>
+          </w:tcPr>
+          <w:p>
+            <w:pPr>
               <w:spacing w:before="0" w:after="0" w:line="252" w:lineRule="auto"/>
             </w:pPr>
             <w:r>
@@ -15181,7 +15220,7 @@
         </w:tc>
         <w:tc>
           <w:tcPr>
-            <w:tcW w:type="dxa" w:w="13263"/>
+            <w:tcW w:type="dxa" w:w="13947"/>
           </w:tcPr>
           <w:p>
             <w:pPr>
@@ -15221,7 +15260,7 @@
         </w:tc>
         <w:tc>
           <w:tcPr>
-            <w:tcW w:type="dxa" w:w="6782"/>
+            <w:tcW w:type="dxa" w:w="6098"/>
           </w:tcPr>
           <w:p>
             <w:pPr>
@@ -15286,7 +15325,7 @@
         </w:tc>
         <w:tc>
           <w:tcPr>
-            <w:tcW w:type="dxa" w:w="13263"/>
+            <w:tcW w:type="dxa" w:w="13947"/>
           </w:tcPr>
           <w:p>
             <w:pPr>
@@ -15326,7 +15365,7 @@
         </w:tc>
         <w:tc>
           <w:tcPr>
-            <w:tcW w:type="dxa" w:w="6782"/>
+            <w:tcW w:type="dxa" w:w="6098"/>
           </w:tcPr>
           <w:p>
             <w:pPr>
@@ -15355,6 +15394,7 @@
           </w:tcPr>
           <w:p>
             <w:pPr>
+              <w:keepNext/>
               <w:spacing w:before="0" w:after="0" w:line="252" w:lineRule="auto"/>
             </w:pPr>
             <w:r>
@@ -15364,7 +15404,7 @@
                 <w:color w:val="0090A0"/>
                 <w:sz w:val="16"/>
               </w:rPr>
-              <w:t>[P]</w:t>
+              <w:t>[R]</w:t>
             </w:r>
           </w:p>
         </w:tc>
@@ -15374,6 +15414,7 @@
           </w:tcPr>
           <w:p>
             <w:pPr>
+              <w:keepNext/>
               <w:spacing w:before="0" w:after="0" w:line="252" w:lineRule="auto"/>
             </w:pPr>
             <w:r>
@@ -15383,16 +15424,17 @@
                 <w:color w:val="13203F"/>
                 <w:sz w:val="16"/>
               </w:rPr>
-              <w:t>발표자료</w:t>
-            </w:r>
-          </w:p>
-        </w:tc>
-        <w:tc>
-          <w:tcPr>
-            <w:tcW w:type="dxa" w:w="13263"/>
-          </w:tcPr>
-          <w:p>
-            <w:pPr>
+              <w:t>계획서</w:t>
+            </w:r>
+          </w:p>
+        </w:tc>
+        <w:tc>
+          <w:tcPr>
+            <w:tcW w:type="dxa" w:w="13947"/>
+          </w:tcPr>
+          <w:p>
+            <w:pPr>
+              <w:keepNext/>
               <w:spacing w:before="0" w:after="0" w:line="252" w:lineRule="auto"/>
             </w:pPr>
             <w:r>
@@ -15402,7 +15444,7 @@
                 <w:color w:val="13203F"/>
                 <w:sz w:val="16"/>
               </w:rPr>
-              <w:t>1-3. 발표자료_이형수 — 유연제조·적응가공·AI정밀검사 OCS 시뮬레이션 Cell (Cell 구성·설치장소·계층 구성·단계 도입)</w:t>
+              <w:t>17. 연구개발계획서(협약용) — 1-1 제조 특화 메타팩토리 Zone별 Cell 구성·연차별 구축계획, OCS Cell 대상 품목·공정, 전용공간 확보 현황(Cell별 설치 위치)</w:t>
             </w:r>
           </w:p>
         </w:tc>
@@ -15412,6 +15454,7 @@
           </w:tcPr>
           <w:p>
             <w:pPr>
+              <w:keepNext/>
               <w:spacing w:before="0" w:after="0" w:line="252" w:lineRule="auto"/>
             </w:pPr>
             <w:r>
@@ -15421,13 +15464,114 @@
                 <w:color w:val="13203F"/>
                 <w:sz w:val="16"/>
               </w:rPr>
+              <w:t>2026-08-27</w:t>
+            </w:r>
+          </w:p>
+        </w:tc>
+        <w:tc>
+          <w:tcPr>
+            <w:tcW w:type="dxa" w:w="6098"/>
+          </w:tcPr>
+          <w:p>
+            <w:pPr>
+              <w:keepNext/>
+              <w:spacing w:before="0" w:after="0" w:line="252" w:lineRule="auto"/>
+            </w:pPr>
+            <w:r>
+              <w:rPr>
+                <w:rFonts w:ascii="맑은 고딕" w:hAnsi="맑은 고딕" w:eastAsia="맑은 고딕"/>
+                <w:b w:val="0"/>
+                <w:color w:val="56637F"/>
+                <w:sz w:val="16"/>
+              </w:rPr>
+              <w:t>OneDrive Workspace / 피지컬AI 테스트베드</w:t>
+            </w:r>
+          </w:p>
+        </w:tc>
+      </w:tr>
+      <w:tr>
+        <w:trPr>
+          <w:cantSplit/>
+        </w:trPr>
+        <w:tc>
+          <w:tcPr>
+            <w:tcW w:type="dxa" w:w="529"/>
+          </w:tcPr>
+          <w:p>
+            <w:pPr>
+              <w:spacing w:before="0" w:after="0" w:line="252" w:lineRule="auto"/>
+            </w:pPr>
+            <w:r>
+              <w:rPr>
+                <w:rFonts w:ascii="Consolas" w:hAnsi="Consolas" w:eastAsia="맑은 고딕"/>
+                <w:b w:val="0"/>
+                <w:color w:val="0090A0"/>
+                <w:sz w:val="16"/>
+              </w:rPr>
+              <w:t>[P]</w:t>
+            </w:r>
+          </w:p>
+        </w:tc>
+        <w:tc>
+          <w:tcPr>
+            <w:tcW w:type="dxa" w:w="810"/>
+          </w:tcPr>
+          <w:p>
+            <w:pPr>
+              <w:spacing w:before="0" w:after="0" w:line="252" w:lineRule="auto"/>
+            </w:pPr>
+            <w:r>
+              <w:rPr>
+                <w:rFonts w:ascii="맑은 고딕" w:hAnsi="맑은 고딕" w:eastAsia="맑은 고딕"/>
+                <w:b w:val="0"/>
+                <w:color w:val="13203F"/>
+                <w:sz w:val="16"/>
+              </w:rPr>
+              <w:t>발표자료</w:t>
+            </w:r>
+          </w:p>
+        </w:tc>
+        <w:tc>
+          <w:tcPr>
+            <w:tcW w:type="dxa" w:w="13947"/>
+          </w:tcPr>
+          <w:p>
+            <w:pPr>
+              <w:spacing w:before="0" w:after="0" w:line="252" w:lineRule="auto"/>
+            </w:pPr>
+            <w:r>
+              <w:rPr>
+                <w:rFonts w:ascii="맑은 고딕" w:hAnsi="맑은 고딕" w:eastAsia="맑은 고딕"/>
+                <w:b w:val="0"/>
+                <w:color w:val="13203F"/>
+                <w:sz w:val="16"/>
+              </w:rPr>
+              <w:t>1-3. 발표자료_이형수 — 유연제조·적응가공·AI정밀검사 OCS 시뮬레이션 Cell (Cell 구성·설치장소·계층 구성·단계 도입)</w:t>
+            </w:r>
+          </w:p>
+        </w:tc>
+        <w:tc>
+          <w:tcPr>
+            <w:tcW w:type="dxa" w:w="1066"/>
+          </w:tcPr>
+          <w:p>
+            <w:pPr>
+              <w:spacing w:before="0" w:after="0" w:line="252" w:lineRule="auto"/>
+            </w:pPr>
+            <w:r>
+              <w:rPr>
+                <w:rFonts w:ascii="맑은 고딕" w:hAnsi="맑은 고딕" w:eastAsia="맑은 고딕"/>
+                <w:b w:val="0"/>
+                <w:color w:val="13203F"/>
+                <w:sz w:val="16"/>
+              </w:rPr>
               <w:t>2026-10-16</w:t>
             </w:r>
           </w:p>
         </w:tc>
         <w:tc>
           <w:tcPr>
-            <w:tcW w:type="dxa" w:w="6782"/>
+            <w:tcW w:type="dxa" w:w="6098"/>
           </w:tcPr>
           <w:p>
             <w:pPr>

--- a/docs/ocs_sim_qms.docx
+++ b/docs/ocs_sim_qms.docx
@@ -3063,15 +3063,15 @@
         </w:tblCellMar>
       </w:tblPr>
       <w:tblGrid>
-        <w:gridCol w:w="949"/>
-        <w:gridCol w:w="3200"/>
-        <w:gridCol w:w="7508"/>
+        <w:gridCol w:w="1105"/>
+        <w:gridCol w:w="3173"/>
+        <w:gridCol w:w="7443"/>
         <w:gridCol w:w="450"/>
         <w:gridCol w:w="450"/>
         <w:gridCol w:w="719"/>
         <w:gridCol w:w="719"/>
         <w:gridCol w:w="949"/>
-        <w:gridCol w:w="7508"/>
+        <w:gridCol w:w="7443"/>
         <w:gridCol w:w="0"/>
         <w:gridCol w:w="0"/>
       </w:tblGrid>
@@ -3082,6 +3082,149 @@
         </w:trPr>
         <w:tc>
           <w:tcPr>
+            <w:tcW w:type="dxa" w:w="1105"/>
+            <w:shd w:val="clear" w:color="auto" w:fill="10214B"/>
+          </w:tcPr>
+          <w:p>
+            <w:pPr>
+              <w:spacing w:before="0" w:after="0" w:line="252" w:lineRule="auto"/>
+            </w:pPr>
+            <w:r>
+              <w:rPr>
+                <w:rFonts w:ascii="맑은 고딕" w:hAnsi="맑은 고딕" w:eastAsia="맑은 고딕"/>
+                <w:b/>
+                <w:color w:val="FFFFFF"/>
+                <w:sz w:val="14"/>
+              </w:rPr>
+              <w:t>번호</w:t>
+            </w:r>
+          </w:p>
+        </w:tc>
+        <w:tc>
+          <w:tcPr>
+            <w:tcW w:type="dxa" w:w="3173"/>
+            <w:shd w:val="clear" w:color="auto" w:fill="10214B"/>
+          </w:tcPr>
+          <w:p>
+            <w:pPr>
+              <w:spacing w:before="0" w:after="0" w:line="252" w:lineRule="auto"/>
+            </w:pPr>
+            <w:r>
+              <w:rPr>
+                <w:rFonts w:ascii="맑은 고딕" w:hAnsi="맑은 고딕" w:eastAsia="맑은 고딕"/>
+                <w:b/>
+                <w:color w:val="FFFFFF"/>
+                <w:sz w:val="14"/>
+              </w:rPr>
+              <w:t>구성품 (일반 명칭)</w:t>
+            </w:r>
+          </w:p>
+        </w:tc>
+        <w:tc>
+          <w:tcPr>
+            <w:tcW w:type="dxa" w:w="7443"/>
+            <w:shd w:val="clear" w:color="auto" w:fill="10214B"/>
+          </w:tcPr>
+          <w:p>
+            <w:pPr>
+              <w:spacing w:before="0" w:after="0" w:line="252" w:lineRule="auto"/>
+            </w:pPr>
+            <w:r>
+              <w:rPr>
+                <w:rFonts w:ascii="맑은 고딕" w:hAnsi="맑은 고딕" w:eastAsia="맑은 고딕"/>
+                <w:b/>
+                <w:color w:val="FFFFFF"/>
+                <w:sz w:val="14"/>
+              </w:rPr>
+              <w:t>세부 사양</w:t>
+            </w:r>
+          </w:p>
+        </w:tc>
+        <w:tc>
+          <w:tcPr>
+            <w:tcW w:type="dxa" w:w="450"/>
+            <w:shd w:val="clear" w:color="auto" w:fill="10214B"/>
+          </w:tcPr>
+          <w:p>
+            <w:pPr>
+              <w:spacing w:before="0" w:after="0" w:line="252" w:lineRule="auto"/>
+              <w:jc w:val="center"/>
+            </w:pPr>
+            <w:r>
+              <w:rPr>
+                <w:rFonts w:ascii="맑은 고딕" w:hAnsi="맑은 고딕" w:eastAsia="맑은 고딕"/>
+                <w:b/>
+                <w:color w:val="FFFFFF"/>
+                <w:sz w:val="14"/>
+              </w:rPr>
+              <w:t>수량</w:t>
+            </w:r>
+          </w:p>
+        </w:tc>
+        <w:tc>
+          <w:tcPr>
+            <w:tcW w:type="dxa" w:w="450"/>
+            <w:shd w:val="clear" w:color="auto" w:fill="10214B"/>
+          </w:tcPr>
+          <w:p>
+            <w:pPr>
+              <w:spacing w:before="0" w:after="0" w:line="252" w:lineRule="auto"/>
+            </w:pPr>
+            <w:r>
+              <w:rPr>
+                <w:rFonts w:ascii="맑은 고딕" w:hAnsi="맑은 고딕" w:eastAsia="맑은 고딕"/>
+                <w:b/>
+                <w:color w:val="FFFFFF"/>
+                <w:sz w:val="14"/>
+              </w:rPr>
+              <w:t>단위</w:t>
+            </w:r>
+          </w:p>
+        </w:tc>
+        <w:tc>
+          <w:tcPr>
+            <w:tcW w:type="dxa" w:w="719"/>
+            <w:shd w:val="clear" w:color="auto" w:fill="10214B"/>
+          </w:tcPr>
+          <w:p>
+            <w:pPr>
+              <w:spacing w:before="0" w:after="0" w:line="252" w:lineRule="auto"/>
+              <w:jc w:val="right"/>
+            </w:pPr>
+            <w:r>
+              <w:rPr>
+                <w:rFonts w:ascii="맑은 고딕" w:hAnsi="맑은 고딕" w:eastAsia="맑은 고딕"/>
+                <w:b/>
+                <w:color w:val="FFFFFF"/>
+                <w:sz w:val="14"/>
+              </w:rPr>
+              <w:t>단가</w:t>
+            </w:r>
+          </w:p>
+        </w:tc>
+        <w:tc>
+          <w:tcPr>
+            <w:tcW w:type="dxa" w:w="719"/>
+            <w:shd w:val="clear" w:color="auto" w:fill="10214B"/>
+          </w:tcPr>
+          <w:p>
+            <w:pPr>
+              <w:spacing w:before="0" w:after="0" w:line="252" w:lineRule="auto"/>
+              <w:jc w:val="right"/>
+            </w:pPr>
+            <w:r>
+              <w:rPr>
+                <w:rFonts w:ascii="맑은 고딕" w:hAnsi="맑은 고딕" w:eastAsia="맑은 고딕"/>
+                <w:b/>
+                <w:color w:val="FFFFFF"/>
+                <w:sz w:val="14"/>
+              </w:rPr>
+              <w:t>금액</w:t>
+            </w:r>
+          </w:p>
+        </w:tc>
+        <w:tc>
+          <w:tcPr>
             <w:tcW w:type="dxa" w:w="949"/>
             <w:shd w:val="clear" w:color="auto" w:fill="10214B"/>
           </w:tcPr>
@@ -3096,156 +3239,13 @@
                 <w:color w:val="FFFFFF"/>
                 <w:sz w:val="14"/>
               </w:rPr>
-              <w:t>번호</w:t>
-            </w:r>
-          </w:p>
-        </w:tc>
-        <w:tc>
-          <w:tcPr>
-            <w:tcW w:type="dxa" w:w="3200"/>
-            <w:shd w:val="clear" w:color="auto" w:fill="10214B"/>
-          </w:tcPr>
-          <w:p>
-            <w:pPr>
-              <w:spacing w:before="0" w:after="0" w:line="252" w:lineRule="auto"/>
-            </w:pPr>
-            <w:r>
-              <w:rPr>
-                <w:rFonts w:ascii="맑은 고딕" w:hAnsi="맑은 고딕" w:eastAsia="맑은 고딕"/>
-                <w:b/>
-                <w:color w:val="FFFFFF"/>
-                <w:sz w:val="14"/>
-              </w:rPr>
-              <w:t>구성품 (일반 명칭)</w:t>
-            </w:r>
-          </w:p>
-        </w:tc>
-        <w:tc>
-          <w:tcPr>
-            <w:tcW w:type="dxa" w:w="7508"/>
-            <w:shd w:val="clear" w:color="auto" w:fill="10214B"/>
-          </w:tcPr>
-          <w:p>
-            <w:pPr>
-              <w:spacing w:before="0" w:after="0" w:line="252" w:lineRule="auto"/>
-            </w:pPr>
-            <w:r>
-              <w:rPr>
-                <w:rFonts w:ascii="맑은 고딕" w:hAnsi="맑은 고딕" w:eastAsia="맑은 고딕"/>
-                <w:b/>
-                <w:color w:val="FFFFFF"/>
-                <w:sz w:val="14"/>
-              </w:rPr>
-              <w:t>세부 사양</w:t>
-            </w:r>
-          </w:p>
-        </w:tc>
-        <w:tc>
-          <w:tcPr>
-            <w:tcW w:type="dxa" w:w="450"/>
-            <w:shd w:val="clear" w:color="auto" w:fill="10214B"/>
-          </w:tcPr>
-          <w:p>
-            <w:pPr>
-              <w:spacing w:before="0" w:after="0" w:line="252" w:lineRule="auto"/>
-              <w:jc w:val="center"/>
-            </w:pPr>
-            <w:r>
-              <w:rPr>
-                <w:rFonts w:ascii="맑은 고딕" w:hAnsi="맑은 고딕" w:eastAsia="맑은 고딕"/>
-                <w:b/>
-                <w:color w:val="FFFFFF"/>
-                <w:sz w:val="14"/>
-              </w:rPr>
-              <w:t>수량</w:t>
-            </w:r>
-          </w:p>
-        </w:tc>
-        <w:tc>
-          <w:tcPr>
-            <w:tcW w:type="dxa" w:w="450"/>
-            <w:shd w:val="clear" w:color="auto" w:fill="10214B"/>
-          </w:tcPr>
-          <w:p>
-            <w:pPr>
-              <w:spacing w:before="0" w:after="0" w:line="252" w:lineRule="auto"/>
-            </w:pPr>
-            <w:r>
-              <w:rPr>
-                <w:rFonts w:ascii="맑은 고딕" w:hAnsi="맑은 고딕" w:eastAsia="맑은 고딕"/>
-                <w:b/>
-                <w:color w:val="FFFFFF"/>
-                <w:sz w:val="14"/>
-              </w:rPr>
-              <w:t>단위</w:t>
-            </w:r>
-          </w:p>
-        </w:tc>
-        <w:tc>
-          <w:tcPr>
-            <w:tcW w:type="dxa" w:w="719"/>
-            <w:shd w:val="clear" w:color="auto" w:fill="10214B"/>
-          </w:tcPr>
-          <w:p>
-            <w:pPr>
-              <w:spacing w:before="0" w:after="0" w:line="252" w:lineRule="auto"/>
-              <w:jc w:val="right"/>
-            </w:pPr>
-            <w:r>
-              <w:rPr>
-                <w:rFonts w:ascii="맑은 고딕" w:hAnsi="맑은 고딕" w:eastAsia="맑은 고딕"/>
-                <w:b/>
-                <w:color w:val="FFFFFF"/>
-                <w:sz w:val="14"/>
-              </w:rPr>
-              <w:t>단가</w:t>
-            </w:r>
-          </w:p>
-        </w:tc>
-        <w:tc>
-          <w:tcPr>
-            <w:tcW w:type="dxa" w:w="719"/>
-            <w:shd w:val="clear" w:color="auto" w:fill="10214B"/>
-          </w:tcPr>
-          <w:p>
-            <w:pPr>
-              <w:spacing w:before="0" w:after="0" w:line="252" w:lineRule="auto"/>
-              <w:jc w:val="right"/>
-            </w:pPr>
-            <w:r>
-              <w:rPr>
-                <w:rFonts w:ascii="맑은 고딕" w:hAnsi="맑은 고딕" w:eastAsia="맑은 고딕"/>
-                <w:b/>
-                <w:color w:val="FFFFFF"/>
-                <w:sz w:val="14"/>
-              </w:rPr>
-              <w:t>금액</w:t>
-            </w:r>
-          </w:p>
-        </w:tc>
-        <w:tc>
-          <w:tcPr>
-            <w:tcW w:type="dxa" w:w="949"/>
-            <w:shd w:val="clear" w:color="auto" w:fill="10214B"/>
-          </w:tcPr>
-          <w:p>
-            <w:pPr>
-              <w:spacing w:before="0" w:after="0" w:line="252" w:lineRule="auto"/>
-            </w:pPr>
-            <w:r>
-              <w:rPr>
-                <w:rFonts w:ascii="맑은 고딕" w:hAnsi="맑은 고딕" w:eastAsia="맑은 고딕"/>
-                <w:b/>
-                <w:color w:val="FFFFFF"/>
-                <w:sz w:val="14"/>
-              </w:rPr>
               <w:t>지침 점검</w:t>
             </w:r>
           </w:p>
         </w:tc>
         <w:tc>
           <w:tcPr>
-            <w:tcW w:type="dxa" w:w="7508"/>
+            <w:tcW w:type="dxa" w:w="7443"/>
             <w:shd w:val="clear" w:color="auto" w:fill="10214B"/>
           </w:tcPr>
           <w:p>
@@ -3350,12 +3350,21 @@
         </w:trPr>
         <w:tc>
           <w:tcPr>
-            <w:tcW w:type="dxa" w:w="949"/>
-          </w:tcPr>
-          <w:p>
-            <w:pPr>
-              <w:spacing w:before="0" w:after="0" w:line="252" w:lineRule="auto"/>
-            </w:pPr>
+            <w:tcW w:type="dxa" w:w="1105"/>
+          </w:tcPr>
+          <w:p>
+            <w:pPr>
+              <w:spacing w:before="0" w:after="0" w:line="252" w:lineRule="auto"/>
+            </w:pPr>
+            <w:r>
+              <w:rPr>
+                <w:rFonts w:ascii="Consolas" w:hAnsi="Consolas" w:eastAsia="맑은 고딕"/>
+                <w:b w:val="0"/>
+                <w:color w:val="0090A0"/>
+                <w:sz w:val="14"/>
+              </w:rPr>
+              <w:t>▾</w:t>
+            </w:r>
             <w:r>
               <w:rPr>
                 <w:rFonts w:ascii="Consolas" w:hAnsi="Consolas" w:eastAsia="맑은 고딕"/>
@@ -3419,7 +3428,7 @@
         </w:tc>
         <w:tc>
           <w:tcPr>
-            <w:tcW w:type="dxa" w:w="7508"/>
+            <w:tcW w:type="dxa" w:w="7443"/>
             <w:gridSpan w:val="2"/>
           </w:tcPr>
           <w:p>
@@ -3447,7 +3456,7 @@
         </w:trPr>
         <w:tc>
           <w:tcPr>
-            <w:tcW w:type="dxa" w:w="949"/>
+            <w:tcW w:type="dxa" w:w="1105"/>
           </w:tcPr>
           <w:p>
             <w:pPr>
@@ -3466,7 +3475,7 @@
         </w:tc>
         <w:tc>
           <w:tcPr>
-            <w:tcW w:type="dxa" w:w="3200"/>
+            <w:tcW w:type="dxa" w:w="3173"/>
           </w:tcPr>
           <w:p>
             <w:pPr>
@@ -3485,7 +3494,7 @@
         </w:tc>
         <w:tc>
           <w:tcPr>
-            <w:tcW w:type="dxa" w:w="7508"/>
+            <w:tcW w:type="dxa" w:w="7443"/>
           </w:tcPr>
           <w:p>
             <w:pPr>
@@ -3604,7 +3613,7 @@
         </w:tc>
         <w:tc>
           <w:tcPr>
-            <w:tcW w:type="dxa" w:w="7508"/>
+            <w:tcW w:type="dxa" w:w="7443"/>
           </w:tcPr>
           <w:p>
             <w:pPr>
@@ -3640,55 +3649,55 @@
         </w:trPr>
         <w:tc>
           <w:tcPr>
+            <w:tcW w:type="dxa" w:w="1105"/>
+          </w:tcPr>
+          <w:p/>
+        </w:tc>
+        <w:tc>
+          <w:tcPr>
+            <w:tcW w:type="dxa" w:w="3173"/>
+          </w:tcPr>
+          <w:p/>
+        </w:tc>
+        <w:tc>
+          <w:tcPr>
+            <w:tcW w:type="dxa" w:w="7443"/>
+          </w:tcPr>
+          <w:p/>
+        </w:tc>
+        <w:tc>
+          <w:tcPr>
+            <w:tcW w:type="dxa" w:w="450"/>
+          </w:tcPr>
+          <w:p/>
+        </w:tc>
+        <w:tc>
+          <w:tcPr>
+            <w:tcW w:type="dxa" w:w="450"/>
+          </w:tcPr>
+          <w:p/>
+        </w:tc>
+        <w:tc>
+          <w:tcPr>
+            <w:tcW w:type="dxa" w:w="719"/>
+          </w:tcPr>
+          <w:p/>
+        </w:tc>
+        <w:tc>
+          <w:tcPr>
+            <w:tcW w:type="dxa" w:w="719"/>
+          </w:tcPr>
+          <w:p/>
+        </w:tc>
+        <w:tc>
+          <w:tcPr>
             <w:tcW w:type="dxa" w:w="949"/>
           </w:tcPr>
           <w:p/>
         </w:tc>
         <w:tc>
           <w:tcPr>
-            <w:tcW w:type="dxa" w:w="3200"/>
-          </w:tcPr>
-          <w:p/>
-        </w:tc>
-        <w:tc>
-          <w:tcPr>
-            <w:tcW w:type="dxa" w:w="7508"/>
-          </w:tcPr>
-          <w:p/>
-        </w:tc>
-        <w:tc>
-          <w:tcPr>
-            <w:tcW w:type="dxa" w:w="450"/>
-          </w:tcPr>
-          <w:p/>
-        </w:tc>
-        <w:tc>
-          <w:tcPr>
-            <w:tcW w:type="dxa" w:w="450"/>
-          </w:tcPr>
-          <w:p/>
-        </w:tc>
-        <w:tc>
-          <w:tcPr>
-            <w:tcW w:type="dxa" w:w="719"/>
-          </w:tcPr>
-          <w:p/>
-        </w:tc>
-        <w:tc>
-          <w:tcPr>
-            <w:tcW w:type="dxa" w:w="719"/>
-          </w:tcPr>
-          <w:p/>
-        </w:tc>
-        <w:tc>
-          <w:tcPr>
-            <w:tcW w:type="dxa" w:w="949"/>
-          </w:tcPr>
-          <w:p/>
-        </w:tc>
-        <w:tc>
-          <w:tcPr>
-            <w:tcW w:type="dxa" w:w="7508"/>
+            <w:tcW w:type="dxa" w:w="7443"/>
           </w:tcPr>
           <w:p/>
         </w:tc>
@@ -3711,7 +3720,7 @@
         </w:trPr>
         <w:tc>
           <w:tcPr>
-            <w:tcW w:type="dxa" w:w="949"/>
+            <w:tcW w:type="dxa" w:w="1105"/>
           </w:tcPr>
           <w:p>
             <w:pPr>
@@ -3730,7 +3739,7 @@
         </w:tc>
         <w:tc>
           <w:tcPr>
-            <w:tcW w:type="dxa" w:w="3200"/>
+            <w:tcW w:type="dxa" w:w="3173"/>
           </w:tcPr>
           <w:p>
             <w:pPr>
@@ -3756,7 +3765,7 @@
         </w:tc>
         <w:tc>
           <w:tcPr>
-            <w:tcW w:type="dxa" w:w="7508"/>
+            <w:tcW w:type="dxa" w:w="7443"/>
           </w:tcPr>
           <w:p>
             <w:pPr>
@@ -3875,7 +3884,7 @@
         </w:tc>
         <w:tc>
           <w:tcPr>
-            <w:tcW w:type="dxa" w:w="7508"/>
+            <w:tcW w:type="dxa" w:w="7443"/>
           </w:tcPr>
           <w:p>
             <w:pPr>
@@ -3911,7 +3920,7 @@
         </w:trPr>
         <w:tc>
           <w:tcPr>
-            <w:tcW w:type="dxa" w:w="949"/>
+            <w:tcW w:type="dxa" w:w="1105"/>
           </w:tcPr>
           <w:p>
             <w:pPr>
@@ -3930,7 +3939,7 @@
         </w:tc>
         <w:tc>
           <w:tcPr>
-            <w:tcW w:type="dxa" w:w="3200"/>
+            <w:tcW w:type="dxa" w:w="3173"/>
           </w:tcPr>
           <w:p>
             <w:pPr>
@@ -3949,7 +3958,7 @@
         </w:tc>
         <w:tc>
           <w:tcPr>
-            <w:tcW w:type="dxa" w:w="7508"/>
+            <w:tcW w:type="dxa" w:w="7443"/>
           </w:tcPr>
           <w:p>
             <w:pPr>
@@ -4068,7 +4077,7 @@
         </w:tc>
         <w:tc>
           <w:tcPr>
-            <w:tcW w:type="dxa" w:w="7508"/>
+            <w:tcW w:type="dxa" w:w="7443"/>
           </w:tcPr>
           <w:p>
             <w:pPr>
@@ -4104,7 +4113,7 @@
         </w:trPr>
         <w:tc>
           <w:tcPr>
-            <w:tcW w:type="dxa" w:w="949"/>
+            <w:tcW w:type="dxa" w:w="1105"/>
           </w:tcPr>
           <w:p>
             <w:pPr>
@@ -4123,7 +4132,7 @@
         </w:tc>
         <w:tc>
           <w:tcPr>
-            <w:tcW w:type="dxa" w:w="3200"/>
+            <w:tcW w:type="dxa" w:w="3173"/>
           </w:tcPr>
           <w:p>
             <w:pPr>
@@ -4142,7 +4151,7 @@
         </w:tc>
         <w:tc>
           <w:tcPr>
-            <w:tcW w:type="dxa" w:w="7508"/>
+            <w:tcW w:type="dxa" w:w="7443"/>
           </w:tcPr>
           <w:p>
             <w:pPr>
@@ -4261,7 +4270,7 @@
         </w:tc>
         <w:tc>
           <w:tcPr>
-            <w:tcW w:type="dxa" w:w="7508"/>
+            <w:tcW w:type="dxa" w:w="7443"/>
           </w:tcPr>
           <w:p>
             <w:pPr>
@@ -4297,7 +4306,7 @@
         </w:trPr>
         <w:tc>
           <w:tcPr>
-            <w:tcW w:type="dxa" w:w="949"/>
+            <w:tcW w:type="dxa" w:w="1105"/>
           </w:tcPr>
           <w:p>
             <w:pPr>
@@ -4316,7 +4325,7 @@
         </w:tc>
         <w:tc>
           <w:tcPr>
-            <w:tcW w:type="dxa" w:w="3200"/>
+            <w:tcW w:type="dxa" w:w="3173"/>
           </w:tcPr>
           <w:p>
             <w:pPr>
@@ -4335,7 +4344,7 @@
         </w:tc>
         <w:tc>
           <w:tcPr>
-            <w:tcW w:type="dxa" w:w="7508"/>
+            <w:tcW w:type="dxa" w:w="7443"/>
           </w:tcPr>
           <w:p>
             <w:pPr>
@@ -4454,7 +4463,7 @@
         </w:tc>
         <w:tc>
           <w:tcPr>
-            <w:tcW w:type="dxa" w:w="7508"/>
+            <w:tcW w:type="dxa" w:w="7443"/>
           </w:tcPr>
           <w:p>
             <w:pPr>
@@ -4490,7 +4499,7 @@
         </w:trPr>
         <w:tc>
           <w:tcPr>
-            <w:tcW w:type="dxa" w:w="949"/>
+            <w:tcW w:type="dxa" w:w="1105"/>
           </w:tcPr>
           <w:p>
             <w:pPr>
@@ -4509,7 +4518,7 @@
         </w:tc>
         <w:tc>
           <w:tcPr>
-            <w:tcW w:type="dxa" w:w="3200"/>
+            <w:tcW w:type="dxa" w:w="3173"/>
           </w:tcPr>
           <w:p>
             <w:pPr>
@@ -4528,7 +4537,7 @@
         </w:tc>
         <w:tc>
           <w:tcPr>
-            <w:tcW w:type="dxa" w:w="7508"/>
+            <w:tcW w:type="dxa" w:w="7443"/>
           </w:tcPr>
           <w:p>
             <w:pPr>
@@ -4647,7 +4656,7 @@
         </w:tc>
         <w:tc>
           <w:tcPr>
-            <w:tcW w:type="dxa" w:w="7508"/>
+            <w:tcW w:type="dxa" w:w="7443"/>
           </w:tcPr>
           <w:p>
             <w:pPr>
@@ -4683,7 +4692,7 @@
         </w:trPr>
         <w:tc>
           <w:tcPr>
-            <w:tcW w:type="dxa" w:w="949"/>
+            <w:tcW w:type="dxa" w:w="1105"/>
           </w:tcPr>
           <w:p>
             <w:pPr>
@@ -4702,7 +4711,7 @@
         </w:tc>
         <w:tc>
           <w:tcPr>
-            <w:tcW w:type="dxa" w:w="3200"/>
+            <w:tcW w:type="dxa" w:w="3173"/>
           </w:tcPr>
           <w:p>
             <w:pPr>
@@ -4721,7 +4730,7 @@
         </w:tc>
         <w:tc>
           <w:tcPr>
-            <w:tcW w:type="dxa" w:w="7508"/>
+            <w:tcW w:type="dxa" w:w="7443"/>
           </w:tcPr>
           <w:p>
             <w:pPr>
@@ -4840,7 +4849,7 @@
         </w:tc>
         <w:tc>
           <w:tcPr>
-            <w:tcW w:type="dxa" w:w="7508"/>
+            <w:tcW w:type="dxa" w:w="7443"/>
           </w:tcPr>
           <w:p>
             <w:pPr>
@@ -4876,7 +4885,7 @@
         </w:trPr>
         <w:tc>
           <w:tcPr>
-            <w:tcW w:type="dxa" w:w="949"/>
+            <w:tcW w:type="dxa" w:w="1105"/>
           </w:tcPr>
           <w:p>
             <w:pPr>
@@ -4895,7 +4904,7 @@
         </w:tc>
         <w:tc>
           <w:tcPr>
-            <w:tcW w:type="dxa" w:w="3200"/>
+            <w:tcW w:type="dxa" w:w="3173"/>
           </w:tcPr>
           <w:p>
             <w:pPr>
@@ -4914,7 +4923,7 @@
         </w:tc>
         <w:tc>
           <w:tcPr>
-            <w:tcW w:type="dxa" w:w="7508"/>
+            <w:tcW w:type="dxa" w:w="7443"/>
           </w:tcPr>
           <w:p>
             <w:pPr>
@@ -5033,7 +5042,7 @@
         </w:tc>
         <w:tc>
           <w:tcPr>
-            <w:tcW w:type="dxa" w:w="7508"/>
+            <w:tcW w:type="dxa" w:w="7443"/>
           </w:tcPr>
           <w:p>
             <w:pPr>
@@ -5069,7 +5078,7 @@
         </w:trPr>
         <w:tc>
           <w:tcPr>
-            <w:tcW w:type="dxa" w:w="949"/>
+            <w:tcW w:type="dxa" w:w="1105"/>
           </w:tcPr>
           <w:p>
             <w:pPr>
@@ -5088,7 +5097,7 @@
         </w:tc>
         <w:tc>
           <w:tcPr>
-            <w:tcW w:type="dxa" w:w="3200"/>
+            <w:tcW w:type="dxa" w:w="3173"/>
           </w:tcPr>
           <w:p>
             <w:pPr>
@@ -5107,7 +5116,7 @@
         </w:tc>
         <w:tc>
           <w:tcPr>
-            <w:tcW w:type="dxa" w:w="7508"/>
+            <w:tcW w:type="dxa" w:w="7443"/>
           </w:tcPr>
           <w:p>
             <w:pPr>
@@ -5226,7 +5235,7 @@
         </w:tc>
         <w:tc>
           <w:tcPr>
-            <w:tcW w:type="dxa" w:w="7508"/>
+            <w:tcW w:type="dxa" w:w="7443"/>
           </w:tcPr>
           <w:p>
             <w:pPr>
@@ -5262,7 +5271,7 @@
         </w:trPr>
         <w:tc>
           <w:tcPr>
-            <w:tcW w:type="dxa" w:w="949"/>
+            <w:tcW w:type="dxa" w:w="1105"/>
           </w:tcPr>
           <w:p>
             <w:pPr>
@@ -5281,7 +5290,7 @@
         </w:tc>
         <w:tc>
           <w:tcPr>
-            <w:tcW w:type="dxa" w:w="3200"/>
+            <w:tcW w:type="dxa" w:w="3173"/>
           </w:tcPr>
           <w:p>
             <w:pPr>
@@ -5300,7 +5309,7 @@
         </w:tc>
         <w:tc>
           <w:tcPr>
-            <w:tcW w:type="dxa" w:w="7508"/>
+            <w:tcW w:type="dxa" w:w="7443"/>
           </w:tcPr>
           <w:p>
             <w:pPr>
@@ -5419,7 +5428,7 @@
         </w:tc>
         <w:tc>
           <w:tcPr>
-            <w:tcW w:type="dxa" w:w="7508"/>
+            <w:tcW w:type="dxa" w:w="7443"/>
           </w:tcPr>
           <w:p>
             <w:pPr>
@@ -5455,7 +5464,7 @@
         </w:trPr>
         <w:tc>
           <w:tcPr>
-            <w:tcW w:type="dxa" w:w="949"/>
+            <w:tcW w:type="dxa" w:w="1105"/>
           </w:tcPr>
           <w:p>
             <w:pPr>
@@ -5474,7 +5483,7 @@
         </w:tc>
         <w:tc>
           <w:tcPr>
-            <w:tcW w:type="dxa" w:w="3200"/>
+            <w:tcW w:type="dxa" w:w="3173"/>
           </w:tcPr>
           <w:p>
             <w:pPr>
@@ -5493,7 +5502,7 @@
         </w:tc>
         <w:tc>
           <w:tcPr>
-            <w:tcW w:type="dxa" w:w="7508"/>
+            <w:tcW w:type="dxa" w:w="7443"/>
           </w:tcPr>
           <w:p>
             <w:pPr>
@@ -5612,7 +5621,7 @@
         </w:tc>
         <w:tc>
           <w:tcPr>
-            <w:tcW w:type="dxa" w:w="7508"/>
+            <w:tcW w:type="dxa" w:w="7443"/>
           </w:tcPr>
           <w:p>
             <w:pPr>
@@ -5648,7 +5657,7 @@
         </w:trPr>
         <w:tc>
           <w:tcPr>
-            <w:tcW w:type="dxa" w:w="949"/>
+            <w:tcW w:type="dxa" w:w="1105"/>
           </w:tcPr>
           <w:p>
             <w:pPr>
@@ -5667,7 +5676,7 @@
         </w:tc>
         <w:tc>
           <w:tcPr>
-            <w:tcW w:type="dxa" w:w="3200"/>
+            <w:tcW w:type="dxa" w:w="3173"/>
           </w:tcPr>
           <w:p>
             <w:pPr>
@@ -5686,7 +5695,7 @@
         </w:tc>
         <w:tc>
           <w:tcPr>
-            <w:tcW w:type="dxa" w:w="7508"/>
+            <w:tcW w:type="dxa" w:w="7443"/>
           </w:tcPr>
           <w:p>
             <w:pPr>
@@ -5805,7 +5814,7 @@
         </w:tc>
         <w:tc>
           <w:tcPr>
-            <w:tcW w:type="dxa" w:w="7508"/>
+            <w:tcW w:type="dxa" w:w="7443"/>
           </w:tcPr>
           <w:p>
             <w:pPr>
@@ -5841,7 +5850,7 @@
         </w:trPr>
         <w:tc>
           <w:tcPr>
-            <w:tcW w:type="dxa" w:w="949"/>
+            <w:tcW w:type="dxa" w:w="1105"/>
           </w:tcPr>
           <w:p>
             <w:pPr>
@@ -5860,7 +5869,7 @@
         </w:tc>
         <w:tc>
           <w:tcPr>
-            <w:tcW w:type="dxa" w:w="3200"/>
+            <w:tcW w:type="dxa" w:w="3173"/>
           </w:tcPr>
           <w:p>
             <w:pPr>
@@ -5879,7 +5888,7 @@
         </w:tc>
         <w:tc>
           <w:tcPr>
-            <w:tcW w:type="dxa" w:w="7508"/>
+            <w:tcW w:type="dxa" w:w="7443"/>
           </w:tcPr>
           <w:p>
             <w:pPr>
@@ -5998,7 +6007,7 @@
         </w:tc>
         <w:tc>
           <w:tcPr>
-            <w:tcW w:type="dxa" w:w="7508"/>
+            <w:tcW w:type="dxa" w:w="7443"/>
           </w:tcPr>
           <w:p>
             <w:pPr>
@@ -6034,12 +6043,21 @@
         </w:trPr>
         <w:tc>
           <w:tcPr>
-            <w:tcW w:type="dxa" w:w="949"/>
-          </w:tcPr>
-          <w:p>
-            <w:pPr>
-              <w:spacing w:before="0" w:after="0" w:line="252" w:lineRule="auto"/>
-            </w:pPr>
+            <w:tcW w:type="dxa" w:w="1105"/>
+          </w:tcPr>
+          <w:p>
+            <w:pPr>
+              <w:spacing w:before="0" w:after="0" w:line="252" w:lineRule="auto"/>
+            </w:pPr>
+            <w:r>
+              <w:rPr>
+                <w:rFonts w:ascii="Consolas" w:hAnsi="Consolas" w:eastAsia="맑은 고딕"/>
+                <w:b w:val="0"/>
+                <w:color w:val="0090A0"/>
+                <w:sz w:val="14"/>
+              </w:rPr>
+              <w:t>▾</w:t>
+            </w:r>
             <w:r>
               <w:rPr>
                 <w:rFonts w:ascii="Consolas" w:hAnsi="Consolas" w:eastAsia="맑은 고딕"/>
@@ -6103,7 +6121,7 @@
         </w:tc>
         <w:tc>
           <w:tcPr>
-            <w:tcW w:type="dxa" w:w="7508"/>
+            <w:tcW w:type="dxa" w:w="7443"/>
             <w:gridSpan w:val="2"/>
           </w:tcPr>
           <w:p>
@@ -6131,7 +6149,7 @@
         </w:trPr>
         <w:tc>
           <w:tcPr>
-            <w:tcW w:type="dxa" w:w="949"/>
+            <w:tcW w:type="dxa" w:w="1105"/>
           </w:tcPr>
           <w:p>
             <w:pPr>
@@ -6150,7 +6168,7 @@
         </w:tc>
         <w:tc>
           <w:tcPr>
-            <w:tcW w:type="dxa" w:w="3200"/>
+            <w:tcW w:type="dxa" w:w="3173"/>
           </w:tcPr>
           <w:p>
             <w:pPr>
@@ -6169,7 +6187,7 @@
         </w:tc>
         <w:tc>
           <w:tcPr>
-            <w:tcW w:type="dxa" w:w="7508"/>
+            <w:tcW w:type="dxa" w:w="7443"/>
           </w:tcPr>
           <w:p>
             <w:pPr>
@@ -6288,7 +6306,7 @@
         </w:tc>
         <w:tc>
           <w:tcPr>
-            <w:tcW w:type="dxa" w:w="7508"/>
+            <w:tcW w:type="dxa" w:w="7443"/>
           </w:tcPr>
           <w:p>
             <w:pPr>
@@ -6324,7 +6342,7 @@
         </w:trPr>
         <w:tc>
           <w:tcPr>
-            <w:tcW w:type="dxa" w:w="949"/>
+            <w:tcW w:type="dxa" w:w="1105"/>
           </w:tcPr>
           <w:p>
             <w:pPr>
@@ -6343,7 +6361,7 @@
         </w:tc>
         <w:tc>
           <w:tcPr>
-            <w:tcW w:type="dxa" w:w="3200"/>
+            <w:tcW w:type="dxa" w:w="3173"/>
           </w:tcPr>
           <w:p>
             <w:pPr>
@@ -6362,7 +6380,7 @@
         </w:tc>
         <w:tc>
           <w:tcPr>
-            <w:tcW w:type="dxa" w:w="7508"/>
+            <w:tcW w:type="dxa" w:w="7443"/>
           </w:tcPr>
           <w:p>
             <w:pPr>
@@ -6481,7 +6499,7 @@
         </w:tc>
         <w:tc>
           <w:tcPr>
-            <w:tcW w:type="dxa" w:w="7508"/>
+            <w:tcW w:type="dxa" w:w="7443"/>
           </w:tcPr>
           <w:p>
             <w:pPr>
@@ -6517,12 +6535,21 @@
         </w:trPr>
         <w:tc>
           <w:tcPr>
-            <w:tcW w:type="dxa" w:w="949"/>
-          </w:tcPr>
-          <w:p>
-            <w:pPr>
-              <w:spacing w:before="0" w:after="0" w:line="252" w:lineRule="auto"/>
-            </w:pPr>
+            <w:tcW w:type="dxa" w:w="1105"/>
+          </w:tcPr>
+          <w:p>
+            <w:pPr>
+              <w:spacing w:before="0" w:after="0" w:line="252" w:lineRule="auto"/>
+            </w:pPr>
+            <w:r>
+              <w:rPr>
+                <w:rFonts w:ascii="Consolas" w:hAnsi="Consolas" w:eastAsia="맑은 고딕"/>
+                <w:b w:val="0"/>
+                <w:color w:val="0090A0"/>
+                <w:sz w:val="14"/>
+              </w:rPr>
+              <w:t>▾</w:t>
+            </w:r>
             <w:r>
               <w:rPr>
                 <w:rFonts w:ascii="Consolas" w:hAnsi="Consolas" w:eastAsia="맑은 고딕"/>
@@ -6586,7 +6613,7 @@
         </w:tc>
         <w:tc>
           <w:tcPr>
-            <w:tcW w:type="dxa" w:w="7508"/>
+            <w:tcW w:type="dxa" w:w="7443"/>
             <w:gridSpan w:val="2"/>
           </w:tcPr>
           <w:p>
@@ -6614,7 +6641,7 @@
         </w:trPr>
         <w:tc>
           <w:tcPr>
-            <w:tcW w:type="dxa" w:w="949"/>
+            <w:tcW w:type="dxa" w:w="1105"/>
           </w:tcPr>
           <w:p>
             <w:pPr>
@@ -6633,7 +6660,7 @@
         </w:tc>
         <w:tc>
           <w:tcPr>
-            <w:tcW w:type="dxa" w:w="3200"/>
+            <w:tcW w:type="dxa" w:w="3173"/>
           </w:tcPr>
           <w:p>
             <w:pPr>
@@ -6652,7 +6679,7 @@
         </w:tc>
         <w:tc>
           <w:tcPr>
-            <w:tcW w:type="dxa" w:w="7508"/>
+            <w:tcW w:type="dxa" w:w="7443"/>
           </w:tcPr>
           <w:p>
             <w:pPr>
@@ -6771,7 +6798,7 @@
         </w:tc>
         <w:tc>
           <w:tcPr>
-            <w:tcW w:type="dxa" w:w="7508"/>
+            <w:tcW w:type="dxa" w:w="7443"/>
           </w:tcPr>
           <w:p>
             <w:pPr>
@@ -6807,12 +6834,21 @@
         </w:trPr>
         <w:tc>
           <w:tcPr>
-            <w:tcW w:type="dxa" w:w="949"/>
-          </w:tcPr>
-          <w:p>
-            <w:pPr>
-              <w:spacing w:before="0" w:after="0" w:line="252" w:lineRule="auto"/>
-            </w:pPr>
+            <w:tcW w:type="dxa" w:w="1105"/>
+          </w:tcPr>
+          <w:p>
+            <w:pPr>
+              <w:spacing w:before="0" w:after="0" w:line="252" w:lineRule="auto"/>
+            </w:pPr>
+            <w:r>
+              <w:rPr>
+                <w:rFonts w:ascii="Consolas" w:hAnsi="Consolas" w:eastAsia="맑은 고딕"/>
+                <w:b w:val="0"/>
+                <w:color w:val="0090A0"/>
+                <w:sz w:val="14"/>
+              </w:rPr>
+              <w:t>▾</w:t>
+            </w:r>
             <w:r>
               <w:rPr>
                 <w:rFonts w:ascii="Consolas" w:hAnsi="Consolas" w:eastAsia="맑은 고딕"/>
@@ -6876,7 +6912,7 @@
         </w:tc>
         <w:tc>
           <w:tcPr>
-            <w:tcW w:type="dxa" w:w="7508"/>
+            <w:tcW w:type="dxa" w:w="7443"/>
             <w:gridSpan w:val="2"/>
           </w:tcPr>
           <w:p>
@@ -6904,7 +6940,7 @@
         </w:trPr>
         <w:tc>
           <w:tcPr>
-            <w:tcW w:type="dxa" w:w="949"/>
+            <w:tcW w:type="dxa" w:w="1105"/>
           </w:tcPr>
           <w:p>
             <w:pPr>
@@ -6923,7 +6959,7 @@
         </w:tc>
         <w:tc>
           <w:tcPr>
-            <w:tcW w:type="dxa" w:w="3200"/>
+            <w:tcW w:type="dxa" w:w="3173"/>
           </w:tcPr>
           <w:p>
             <w:pPr>
@@ -6942,7 +6978,7 @@
         </w:tc>
         <w:tc>
           <w:tcPr>
-            <w:tcW w:type="dxa" w:w="7508"/>
+            <w:tcW w:type="dxa" w:w="7443"/>
           </w:tcPr>
           <w:p>
             <w:pPr>
@@ -7061,7 +7097,7 @@
         </w:tc>
         <w:tc>
           <w:tcPr>
-            <w:tcW w:type="dxa" w:w="7508"/>
+            <w:tcW w:type="dxa" w:w="7443"/>
           </w:tcPr>
           <w:p>
             <w:pPr>
@@ -7097,12 +7133,21 @@
         </w:trPr>
         <w:tc>
           <w:tcPr>
-            <w:tcW w:type="dxa" w:w="949"/>
-          </w:tcPr>
-          <w:p>
-            <w:pPr>
-              <w:spacing w:before="0" w:after="0" w:line="252" w:lineRule="auto"/>
-            </w:pPr>
+            <w:tcW w:type="dxa" w:w="1105"/>
+          </w:tcPr>
+          <w:p>
+            <w:pPr>
+              <w:spacing w:before="0" w:after="0" w:line="252" w:lineRule="auto"/>
+            </w:pPr>
+            <w:r>
+              <w:rPr>
+                <w:rFonts w:ascii="Consolas" w:hAnsi="Consolas" w:eastAsia="맑은 고딕"/>
+                <w:b w:val="0"/>
+                <w:color w:val="0090A0"/>
+                <w:sz w:val="14"/>
+              </w:rPr>
+              <w:t>▾</w:t>
+            </w:r>
             <w:r>
               <w:rPr>
                 <w:rFonts w:ascii="Consolas" w:hAnsi="Consolas" w:eastAsia="맑은 고딕"/>
@@ -7166,7 +7211,7 @@
         </w:tc>
         <w:tc>
           <w:tcPr>
-            <w:tcW w:type="dxa" w:w="7508"/>
+            <w:tcW w:type="dxa" w:w="7443"/>
             <w:gridSpan w:val="2"/>
           </w:tcPr>
           <w:p>
@@ -7194,7 +7239,7 @@
         </w:trPr>
         <w:tc>
           <w:tcPr>
-            <w:tcW w:type="dxa" w:w="949"/>
+            <w:tcW w:type="dxa" w:w="1105"/>
           </w:tcPr>
           <w:p>
             <w:pPr>
@@ -7213,7 +7258,7 @@
         </w:tc>
         <w:tc>
           <w:tcPr>
-            <w:tcW w:type="dxa" w:w="3200"/>
+            <w:tcW w:type="dxa" w:w="3173"/>
           </w:tcPr>
           <w:p>
             <w:pPr>
@@ -7232,7 +7277,7 @@
         </w:tc>
         <w:tc>
           <w:tcPr>
-            <w:tcW w:type="dxa" w:w="7508"/>
+            <w:tcW w:type="dxa" w:w="7443"/>
           </w:tcPr>
           <w:p>
             <w:pPr>
@@ -7351,7 +7396,7 @@
         </w:tc>
         <w:tc>
           <w:tcPr>
-            <w:tcW w:type="dxa" w:w="7508"/>
+            <w:tcW w:type="dxa" w:w="7443"/>
           </w:tcPr>
           <w:p>
             <w:pPr>
@@ -7387,7 +7432,7 @@
         </w:trPr>
         <w:tc>
           <w:tcPr>
-            <w:tcW w:type="dxa" w:w="949"/>
+            <w:tcW w:type="dxa" w:w="1105"/>
           </w:tcPr>
           <w:p>
             <w:pPr>
@@ -7406,7 +7451,7 @@
         </w:tc>
         <w:tc>
           <w:tcPr>
-            <w:tcW w:type="dxa" w:w="3200"/>
+            <w:tcW w:type="dxa" w:w="3173"/>
           </w:tcPr>
           <w:p>
             <w:pPr>
@@ -7425,7 +7470,7 @@
         </w:tc>
         <w:tc>
           <w:tcPr>
-            <w:tcW w:type="dxa" w:w="7508"/>
+            <w:tcW w:type="dxa" w:w="7443"/>
           </w:tcPr>
           <w:p>
             <w:pPr>
@@ -7544,7 +7589,7 @@
         </w:tc>
         <w:tc>
           <w:tcPr>
-            <w:tcW w:type="dxa" w:w="7508"/>
+            <w:tcW w:type="dxa" w:w="7443"/>
           </w:tcPr>
           <w:p>
             <w:pPr>
@@ -7580,12 +7625,21 @@
         </w:trPr>
         <w:tc>
           <w:tcPr>
-            <w:tcW w:type="dxa" w:w="949"/>
-          </w:tcPr>
-          <w:p>
-            <w:pPr>
-              <w:spacing w:before="0" w:after="0" w:line="252" w:lineRule="auto"/>
-            </w:pPr>
+            <w:tcW w:type="dxa" w:w="1105"/>
+          </w:tcPr>
+          <w:p>
+            <w:pPr>
+              <w:spacing w:before="0" w:after="0" w:line="252" w:lineRule="auto"/>
+            </w:pPr>
+            <w:r>
+              <w:rPr>
+                <w:rFonts w:ascii="Consolas" w:hAnsi="Consolas" w:eastAsia="맑은 고딕"/>
+                <w:b w:val="0"/>
+                <w:color w:val="0090A0"/>
+                <w:sz w:val="14"/>
+              </w:rPr>
+              <w:t>▾</w:t>
+            </w:r>
             <w:r>
               <w:rPr>
                 <w:rFonts w:ascii="Consolas" w:hAnsi="Consolas" w:eastAsia="맑은 고딕"/>
@@ -7649,7 +7703,7 @@
         </w:tc>
         <w:tc>
           <w:tcPr>
-            <w:tcW w:type="dxa" w:w="7508"/>
+            <w:tcW w:type="dxa" w:w="7443"/>
             <w:gridSpan w:val="2"/>
           </w:tcPr>
           <w:p>
@@ -7677,7 +7731,7 @@
         </w:trPr>
         <w:tc>
           <w:tcPr>
-            <w:tcW w:type="dxa" w:w="949"/>
+            <w:tcW w:type="dxa" w:w="1105"/>
           </w:tcPr>
           <w:p>
             <w:pPr>
@@ -7696,7 +7750,7 @@
         </w:tc>
         <w:tc>
           <w:tcPr>
-            <w:tcW w:type="dxa" w:w="3200"/>
+            <w:tcW w:type="dxa" w:w="3173"/>
           </w:tcPr>
           <w:p>
             <w:pPr>
@@ -7715,7 +7769,7 @@
         </w:tc>
         <w:tc>
           <w:tcPr>
-            <w:tcW w:type="dxa" w:w="7508"/>
+            <w:tcW w:type="dxa" w:w="7443"/>
           </w:tcPr>
           <w:p>
             <w:pPr>
@@ -7834,7 +7888,7 @@
         </w:tc>
         <w:tc>
           <w:tcPr>
-            <w:tcW w:type="dxa" w:w="7508"/>
+            <w:tcW w:type="dxa" w:w="7443"/>
           </w:tcPr>
           <w:p>
             <w:pPr>
@@ -7929,12 +7983,21 @@
         </w:trPr>
         <w:tc>
           <w:tcPr>
-            <w:tcW w:type="dxa" w:w="949"/>
-          </w:tcPr>
-          <w:p>
-            <w:pPr>
-              <w:spacing w:before="0" w:after="0" w:line="252" w:lineRule="auto"/>
-            </w:pPr>
+            <w:tcW w:type="dxa" w:w="1105"/>
+          </w:tcPr>
+          <w:p>
+            <w:pPr>
+              <w:spacing w:before="0" w:after="0" w:line="252" w:lineRule="auto"/>
+            </w:pPr>
+            <w:r>
+              <w:rPr>
+                <w:rFonts w:ascii="Consolas" w:hAnsi="Consolas" w:eastAsia="맑은 고딕"/>
+                <w:b w:val="0"/>
+                <w:color w:val="0090A0"/>
+                <w:sz w:val="14"/>
+              </w:rPr>
+              <w:t>▾</w:t>
+            </w:r>
             <w:r>
               <w:rPr>
                 <w:rFonts w:ascii="Consolas" w:hAnsi="Consolas" w:eastAsia="맑은 고딕"/>
@@ -7998,7 +8061,7 @@
         </w:tc>
         <w:tc>
           <w:tcPr>
-            <w:tcW w:type="dxa" w:w="7508"/>
+            <w:tcW w:type="dxa" w:w="7443"/>
             <w:gridSpan w:val="2"/>
           </w:tcPr>
           <w:p>
@@ -8026,55 +8089,55 @@
         </w:trPr>
         <w:tc>
           <w:tcPr>
+            <w:tcW w:type="dxa" w:w="1105"/>
+          </w:tcPr>
+          <w:p/>
+        </w:tc>
+        <w:tc>
+          <w:tcPr>
+            <w:tcW w:type="dxa" w:w="3173"/>
+          </w:tcPr>
+          <w:p/>
+        </w:tc>
+        <w:tc>
+          <w:tcPr>
+            <w:tcW w:type="dxa" w:w="7443"/>
+          </w:tcPr>
+          <w:p/>
+        </w:tc>
+        <w:tc>
+          <w:tcPr>
+            <w:tcW w:type="dxa" w:w="450"/>
+          </w:tcPr>
+          <w:p/>
+        </w:tc>
+        <w:tc>
+          <w:tcPr>
+            <w:tcW w:type="dxa" w:w="450"/>
+          </w:tcPr>
+          <w:p/>
+        </w:tc>
+        <w:tc>
+          <w:tcPr>
+            <w:tcW w:type="dxa" w:w="719"/>
+          </w:tcPr>
+          <w:p/>
+        </w:tc>
+        <w:tc>
+          <w:tcPr>
+            <w:tcW w:type="dxa" w:w="719"/>
+          </w:tcPr>
+          <w:p/>
+        </w:tc>
+        <w:tc>
+          <w:tcPr>
             <w:tcW w:type="dxa" w:w="949"/>
           </w:tcPr>
           <w:p/>
         </w:tc>
         <w:tc>
           <w:tcPr>
-            <w:tcW w:type="dxa" w:w="3200"/>
-          </w:tcPr>
-          <w:p/>
-        </w:tc>
-        <w:tc>
-          <w:tcPr>
-            <w:tcW w:type="dxa" w:w="7508"/>
-          </w:tcPr>
-          <w:p/>
-        </w:tc>
-        <w:tc>
-          <w:tcPr>
-            <w:tcW w:type="dxa" w:w="450"/>
-          </w:tcPr>
-          <w:p/>
-        </w:tc>
-        <w:tc>
-          <w:tcPr>
-            <w:tcW w:type="dxa" w:w="450"/>
-          </w:tcPr>
-          <w:p/>
-        </w:tc>
-        <w:tc>
-          <w:tcPr>
-            <w:tcW w:type="dxa" w:w="719"/>
-          </w:tcPr>
-          <w:p/>
-        </w:tc>
-        <w:tc>
-          <w:tcPr>
-            <w:tcW w:type="dxa" w:w="719"/>
-          </w:tcPr>
-          <w:p/>
-        </w:tc>
-        <w:tc>
-          <w:tcPr>
-            <w:tcW w:type="dxa" w:w="949"/>
-          </w:tcPr>
-          <w:p/>
-        </w:tc>
-        <w:tc>
-          <w:tcPr>
-            <w:tcW w:type="dxa" w:w="7508"/>
+            <w:tcW w:type="dxa" w:w="7443"/>
           </w:tcPr>
           <w:p/>
         </w:tc>
@@ -8097,7 +8160,7 @@
         </w:trPr>
         <w:tc>
           <w:tcPr>
-            <w:tcW w:type="dxa" w:w="949"/>
+            <w:tcW w:type="dxa" w:w="1105"/>
           </w:tcPr>
           <w:p>
             <w:pPr>
@@ -8116,7 +8179,7 @@
         </w:tc>
         <w:tc>
           <w:tcPr>
-            <w:tcW w:type="dxa" w:w="3200"/>
+            <w:tcW w:type="dxa" w:w="3173"/>
           </w:tcPr>
           <w:p>
             <w:pPr>
@@ -8135,7 +8198,7 @@
         </w:tc>
         <w:tc>
           <w:tcPr>
-            <w:tcW w:type="dxa" w:w="7508"/>
+            <w:tcW w:type="dxa" w:w="7443"/>
           </w:tcPr>
           <w:p>
             <w:pPr>
@@ -8254,7 +8317,7 @@
         </w:tc>
         <w:tc>
           <w:tcPr>
-            <w:tcW w:type="dxa" w:w="7508"/>
+            <w:tcW w:type="dxa" w:w="7443"/>
           </w:tcPr>
           <w:p>
             <w:pPr>
@@ -8290,12 +8353,21 @@
         </w:trPr>
         <w:tc>
           <w:tcPr>
-            <w:tcW w:type="dxa" w:w="949"/>
-          </w:tcPr>
-          <w:p>
-            <w:pPr>
-              <w:spacing w:before="0" w:after="0" w:line="252" w:lineRule="auto"/>
-            </w:pPr>
+            <w:tcW w:type="dxa" w:w="1105"/>
+          </w:tcPr>
+          <w:p>
+            <w:pPr>
+              <w:spacing w:before="0" w:after="0" w:line="252" w:lineRule="auto"/>
+            </w:pPr>
+            <w:r>
+              <w:rPr>
+                <w:rFonts w:ascii="Consolas" w:hAnsi="Consolas" w:eastAsia="맑은 고딕"/>
+                <w:b w:val="0"/>
+                <w:color w:val="0090A0"/>
+                <w:sz w:val="14"/>
+              </w:rPr>
+              <w:t>▾</w:t>
+            </w:r>
             <w:r>
               <w:rPr>
                 <w:rFonts w:ascii="Consolas" w:hAnsi="Consolas" w:eastAsia="맑은 고딕"/>
@@ -8359,7 +8431,7 @@
         </w:tc>
         <w:tc>
           <w:tcPr>
-            <w:tcW w:type="dxa" w:w="7508"/>
+            <w:tcW w:type="dxa" w:w="7443"/>
             <w:gridSpan w:val="2"/>
           </w:tcPr>
           <w:p>
@@ -8387,55 +8459,55 @@
         </w:trPr>
         <w:tc>
           <w:tcPr>
+            <w:tcW w:type="dxa" w:w="1105"/>
+          </w:tcPr>
+          <w:p/>
+        </w:tc>
+        <w:tc>
+          <w:tcPr>
+            <w:tcW w:type="dxa" w:w="3173"/>
+          </w:tcPr>
+          <w:p/>
+        </w:tc>
+        <w:tc>
+          <w:tcPr>
+            <w:tcW w:type="dxa" w:w="7443"/>
+          </w:tcPr>
+          <w:p/>
+        </w:tc>
+        <w:tc>
+          <w:tcPr>
+            <w:tcW w:type="dxa" w:w="450"/>
+          </w:tcPr>
+          <w:p/>
+        </w:tc>
+        <w:tc>
+          <w:tcPr>
+            <w:tcW w:type="dxa" w:w="450"/>
+          </w:tcPr>
+          <w:p/>
+        </w:tc>
+        <w:tc>
+          <w:tcPr>
+            <w:tcW w:type="dxa" w:w="719"/>
+          </w:tcPr>
+          <w:p/>
+        </w:tc>
+        <w:tc>
+          <w:tcPr>
+            <w:tcW w:type="dxa" w:w="719"/>
+          </w:tcPr>
+          <w:p/>
+        </w:tc>
+        <w:tc>
+          <w:tcPr>
             <w:tcW w:type="dxa" w:w="949"/>
           </w:tcPr>
           <w:p/>
         </w:tc>
         <w:tc>
           <w:tcPr>
-            <w:tcW w:type="dxa" w:w="3200"/>
-          </w:tcPr>
-          <w:p/>
-        </w:tc>
-        <w:tc>
-          <w:tcPr>
-            <w:tcW w:type="dxa" w:w="7508"/>
-          </w:tcPr>
-          <w:p/>
-        </w:tc>
-        <w:tc>
-          <w:tcPr>
-            <w:tcW w:type="dxa" w:w="450"/>
-          </w:tcPr>
-          <w:p/>
-        </w:tc>
-        <w:tc>
-          <w:tcPr>
-            <w:tcW w:type="dxa" w:w="450"/>
-          </w:tcPr>
-          <w:p/>
-        </w:tc>
-        <w:tc>
-          <w:tcPr>
-            <w:tcW w:type="dxa" w:w="719"/>
-          </w:tcPr>
-          <w:p/>
-        </w:tc>
-        <w:tc>
-          <w:tcPr>
-            <w:tcW w:type="dxa" w:w="719"/>
-          </w:tcPr>
-          <w:p/>
-        </w:tc>
-        <w:tc>
-          <w:tcPr>
-            <w:tcW w:type="dxa" w:w="949"/>
-          </w:tcPr>
-          <w:p/>
-        </w:tc>
-        <w:tc>
-          <w:tcPr>
-            <w:tcW w:type="dxa" w:w="7508"/>
+            <w:tcW w:type="dxa" w:w="7443"/>
           </w:tcPr>
           <w:p/>
         </w:tc>
@@ -8458,7 +8530,7 @@
         </w:trPr>
         <w:tc>
           <w:tcPr>
-            <w:tcW w:type="dxa" w:w="949"/>
+            <w:tcW w:type="dxa" w:w="1105"/>
           </w:tcPr>
           <w:p>
             <w:pPr>
@@ -8477,7 +8549,7 @@
         </w:tc>
         <w:tc>
           <w:tcPr>
-            <w:tcW w:type="dxa" w:w="3200"/>
+            <w:tcW w:type="dxa" w:w="3173"/>
           </w:tcPr>
           <w:p>
             <w:pPr>
@@ -8503,7 +8575,7 @@
         </w:tc>
         <w:tc>
           <w:tcPr>
-            <w:tcW w:type="dxa" w:w="7508"/>
+            <w:tcW w:type="dxa" w:w="7443"/>
           </w:tcPr>
           <w:p>
             <w:pPr>
@@ -8622,7 +8694,7 @@
         </w:tc>
         <w:tc>
           <w:tcPr>
-            <w:tcW w:type="dxa" w:w="7508"/>
+            <w:tcW w:type="dxa" w:w="7443"/>
           </w:tcPr>
           <w:p>
             <w:pPr>
@@ -8658,55 +8730,55 @@
         </w:trPr>
         <w:tc>
           <w:tcPr>
+            <w:tcW w:type="dxa" w:w="1105"/>
+          </w:tcPr>
+          <w:p/>
+        </w:tc>
+        <w:tc>
+          <w:tcPr>
+            <w:tcW w:type="dxa" w:w="3173"/>
+          </w:tcPr>
+          <w:p/>
+        </w:tc>
+        <w:tc>
+          <w:tcPr>
+            <w:tcW w:type="dxa" w:w="7443"/>
+          </w:tcPr>
+          <w:p/>
+        </w:tc>
+        <w:tc>
+          <w:tcPr>
+            <w:tcW w:type="dxa" w:w="450"/>
+          </w:tcPr>
+          <w:p/>
+        </w:tc>
+        <w:tc>
+          <w:tcPr>
+            <w:tcW w:type="dxa" w:w="450"/>
+          </w:tcPr>
+          <w:p/>
+        </w:tc>
+        <w:tc>
+          <w:tcPr>
+            <w:tcW w:type="dxa" w:w="719"/>
+          </w:tcPr>
+          <w:p/>
+        </w:tc>
+        <w:tc>
+          <w:tcPr>
+            <w:tcW w:type="dxa" w:w="719"/>
+          </w:tcPr>
+          <w:p/>
+        </w:tc>
+        <w:tc>
+          <w:tcPr>
             <w:tcW w:type="dxa" w:w="949"/>
           </w:tcPr>
           <w:p/>
         </w:tc>
         <w:tc>
           <w:tcPr>
-            <w:tcW w:type="dxa" w:w="3200"/>
-          </w:tcPr>
-          <w:p/>
-        </w:tc>
-        <w:tc>
-          <w:tcPr>
-            <w:tcW w:type="dxa" w:w="7508"/>
-          </w:tcPr>
-          <w:p/>
-        </w:tc>
-        <w:tc>
-          <w:tcPr>
-            <w:tcW w:type="dxa" w:w="450"/>
-          </w:tcPr>
-          <w:p/>
-        </w:tc>
-        <w:tc>
-          <w:tcPr>
-            <w:tcW w:type="dxa" w:w="450"/>
-          </w:tcPr>
-          <w:p/>
-        </w:tc>
-        <w:tc>
-          <w:tcPr>
-            <w:tcW w:type="dxa" w:w="719"/>
-          </w:tcPr>
-          <w:p/>
-        </w:tc>
-        <w:tc>
-          <w:tcPr>
-            <w:tcW w:type="dxa" w:w="719"/>
-          </w:tcPr>
-          <w:p/>
-        </w:tc>
-        <w:tc>
-          <w:tcPr>
-            <w:tcW w:type="dxa" w:w="949"/>
-          </w:tcPr>
-          <w:p/>
-        </w:tc>
-        <w:tc>
-          <w:tcPr>
-            <w:tcW w:type="dxa" w:w="7508"/>
+            <w:tcW w:type="dxa" w:w="7443"/>
           </w:tcPr>
           <w:p/>
         </w:tc>
@@ -8729,7 +8801,7 @@
         </w:trPr>
         <w:tc>
           <w:tcPr>
-            <w:tcW w:type="dxa" w:w="949"/>
+            <w:tcW w:type="dxa" w:w="1105"/>
           </w:tcPr>
           <w:p>
             <w:pPr>
@@ -8748,7 +8820,7 @@
         </w:tc>
         <w:tc>
           <w:tcPr>
-            <w:tcW w:type="dxa" w:w="3200"/>
+            <w:tcW w:type="dxa" w:w="3173"/>
           </w:tcPr>
           <w:p>
             <w:pPr>
@@ -8767,7 +8839,7 @@
         </w:tc>
         <w:tc>
           <w:tcPr>
-            <w:tcW w:type="dxa" w:w="7508"/>
+            <w:tcW w:type="dxa" w:w="7443"/>
           </w:tcPr>
           <w:p>
             <w:pPr>
@@ -8886,7 +8958,7 @@
         </w:tc>
         <w:tc>
           <w:tcPr>
-            <w:tcW w:type="dxa" w:w="7508"/>
+            <w:tcW w:type="dxa" w:w="7443"/>
           </w:tcPr>
           <w:p>
             <w:pPr>
@@ -8922,12 +8994,21 @@
         </w:trPr>
         <w:tc>
           <w:tcPr>
-            <w:tcW w:type="dxa" w:w="949"/>
-          </w:tcPr>
-          <w:p>
-            <w:pPr>
-              <w:spacing w:before="0" w:after="0" w:line="252" w:lineRule="auto"/>
-            </w:pPr>
+            <w:tcW w:type="dxa" w:w="1105"/>
+          </w:tcPr>
+          <w:p>
+            <w:pPr>
+              <w:spacing w:before="0" w:after="0" w:line="252" w:lineRule="auto"/>
+            </w:pPr>
+            <w:r>
+              <w:rPr>
+                <w:rFonts w:ascii="Consolas" w:hAnsi="Consolas" w:eastAsia="맑은 고딕"/>
+                <w:b w:val="0"/>
+                <w:color w:val="0090A0"/>
+                <w:sz w:val="14"/>
+              </w:rPr>
+              <w:t>▾</w:t>
+            </w:r>
             <w:r>
               <w:rPr>
                 <w:rFonts w:ascii="Consolas" w:hAnsi="Consolas" w:eastAsia="맑은 고딕"/>
@@ -8991,7 +9072,7 @@
         </w:tc>
         <w:tc>
           <w:tcPr>
-            <w:tcW w:type="dxa" w:w="7508"/>
+            <w:tcW w:type="dxa" w:w="7443"/>
             <w:gridSpan w:val="2"/>
           </w:tcPr>
           <w:p>
@@ -9019,7 +9100,7 @@
         </w:trPr>
         <w:tc>
           <w:tcPr>
-            <w:tcW w:type="dxa" w:w="949"/>
+            <w:tcW w:type="dxa" w:w="1105"/>
           </w:tcPr>
           <w:p>
             <w:pPr>
@@ -9038,7 +9119,7 @@
         </w:tc>
         <w:tc>
           <w:tcPr>
-            <w:tcW w:type="dxa" w:w="3200"/>
+            <w:tcW w:type="dxa" w:w="3173"/>
           </w:tcPr>
           <w:p>
             <w:pPr>
@@ -9064,7 +9145,7 @@
         </w:tc>
         <w:tc>
           <w:tcPr>
-            <w:tcW w:type="dxa" w:w="7508"/>
+            <w:tcW w:type="dxa" w:w="7443"/>
           </w:tcPr>
           <w:p>
             <w:pPr>
@@ -9183,7 +9264,7 @@
         </w:tc>
         <w:tc>
           <w:tcPr>
-            <w:tcW w:type="dxa" w:w="7508"/>
+            <w:tcW w:type="dxa" w:w="7443"/>
           </w:tcPr>
           <w:p>
             <w:pPr>
@@ -9278,12 +9359,21 @@
         </w:trPr>
         <w:tc>
           <w:tcPr>
-            <w:tcW w:type="dxa" w:w="949"/>
-          </w:tcPr>
-          <w:p>
-            <w:pPr>
-              <w:spacing w:before="0" w:after="0" w:line="252" w:lineRule="auto"/>
-            </w:pPr>
+            <w:tcW w:type="dxa" w:w="1105"/>
+          </w:tcPr>
+          <w:p>
+            <w:pPr>
+              <w:spacing w:before="0" w:after="0" w:line="252" w:lineRule="auto"/>
+            </w:pPr>
+            <w:r>
+              <w:rPr>
+                <w:rFonts w:ascii="Consolas" w:hAnsi="Consolas" w:eastAsia="맑은 고딕"/>
+                <w:b w:val="0"/>
+                <w:color w:val="0090A0"/>
+                <w:sz w:val="14"/>
+              </w:rPr>
+              <w:t>▾</w:t>
+            </w:r>
             <w:r>
               <w:rPr>
                 <w:rFonts w:ascii="Consolas" w:hAnsi="Consolas" w:eastAsia="맑은 고딕"/>
@@ -9347,7 +9437,7 @@
         </w:tc>
         <w:tc>
           <w:tcPr>
-            <w:tcW w:type="dxa" w:w="7508"/>
+            <w:tcW w:type="dxa" w:w="7443"/>
             <w:gridSpan w:val="2"/>
           </w:tcPr>
           <w:p>
@@ -9375,7 +9465,7 @@
         </w:trPr>
         <w:tc>
           <w:tcPr>
-            <w:tcW w:type="dxa" w:w="949"/>
+            <w:tcW w:type="dxa" w:w="1105"/>
           </w:tcPr>
           <w:p>
             <w:pPr>
@@ -9394,7 +9484,7 @@
         </w:tc>
         <w:tc>
           <w:tcPr>
-            <w:tcW w:type="dxa" w:w="3200"/>
+            <w:tcW w:type="dxa" w:w="3173"/>
           </w:tcPr>
           <w:p>
             <w:pPr>
@@ -9413,7 +9503,7 @@
         </w:tc>
         <w:tc>
           <w:tcPr>
-            <w:tcW w:type="dxa" w:w="7508"/>
+            <w:tcW w:type="dxa" w:w="7443"/>
           </w:tcPr>
           <w:p>
             <w:pPr>
@@ -9532,7 +9622,7 @@
         </w:tc>
         <w:tc>
           <w:tcPr>
-            <w:tcW w:type="dxa" w:w="7508"/>
+            <w:tcW w:type="dxa" w:w="7443"/>
           </w:tcPr>
           <w:p>
             <w:pPr>
@@ -9568,55 +9658,55 @@
         </w:trPr>
         <w:tc>
           <w:tcPr>
+            <w:tcW w:type="dxa" w:w="1105"/>
+          </w:tcPr>
+          <w:p/>
+        </w:tc>
+        <w:tc>
+          <w:tcPr>
+            <w:tcW w:type="dxa" w:w="3173"/>
+          </w:tcPr>
+          <w:p/>
+        </w:tc>
+        <w:tc>
+          <w:tcPr>
+            <w:tcW w:type="dxa" w:w="7443"/>
+          </w:tcPr>
+          <w:p/>
+        </w:tc>
+        <w:tc>
+          <w:tcPr>
+            <w:tcW w:type="dxa" w:w="450"/>
+          </w:tcPr>
+          <w:p/>
+        </w:tc>
+        <w:tc>
+          <w:tcPr>
+            <w:tcW w:type="dxa" w:w="450"/>
+          </w:tcPr>
+          <w:p/>
+        </w:tc>
+        <w:tc>
+          <w:tcPr>
+            <w:tcW w:type="dxa" w:w="719"/>
+          </w:tcPr>
+          <w:p/>
+        </w:tc>
+        <w:tc>
+          <w:tcPr>
+            <w:tcW w:type="dxa" w:w="719"/>
+          </w:tcPr>
+          <w:p/>
+        </w:tc>
+        <w:tc>
+          <w:tcPr>
             <w:tcW w:type="dxa" w:w="949"/>
           </w:tcPr>
           <w:p/>
         </w:tc>
         <w:tc>
           <w:tcPr>
-            <w:tcW w:type="dxa" w:w="3200"/>
-          </w:tcPr>
-          <w:p/>
-        </w:tc>
-        <w:tc>
-          <w:tcPr>
-            <w:tcW w:type="dxa" w:w="7508"/>
-          </w:tcPr>
-          <w:p/>
-        </w:tc>
-        <w:tc>
-          <w:tcPr>
-            <w:tcW w:type="dxa" w:w="450"/>
-          </w:tcPr>
-          <w:p/>
-        </w:tc>
-        <w:tc>
-          <w:tcPr>
-            <w:tcW w:type="dxa" w:w="450"/>
-          </w:tcPr>
-          <w:p/>
-        </w:tc>
-        <w:tc>
-          <w:tcPr>
-            <w:tcW w:type="dxa" w:w="719"/>
-          </w:tcPr>
-          <w:p/>
-        </w:tc>
-        <w:tc>
-          <w:tcPr>
-            <w:tcW w:type="dxa" w:w="719"/>
-          </w:tcPr>
-          <w:p/>
-        </w:tc>
-        <w:tc>
-          <w:tcPr>
-            <w:tcW w:type="dxa" w:w="949"/>
-          </w:tcPr>
-          <w:p/>
-        </w:tc>
-        <w:tc>
-          <w:tcPr>
-            <w:tcW w:type="dxa" w:w="7508"/>
+            <w:tcW w:type="dxa" w:w="7443"/>
           </w:tcPr>
           <w:p/>
         </w:tc>
@@ -9639,7 +9729,7 @@
         </w:trPr>
         <w:tc>
           <w:tcPr>
-            <w:tcW w:type="dxa" w:w="949"/>
+            <w:tcW w:type="dxa" w:w="1105"/>
           </w:tcPr>
           <w:p>
             <w:pPr>
@@ -9658,7 +9748,7 @@
         </w:tc>
         <w:tc>
           <w:tcPr>
-            <w:tcW w:type="dxa" w:w="3200"/>
+            <w:tcW w:type="dxa" w:w="3173"/>
           </w:tcPr>
           <w:p>
             <w:pPr>
@@ -9684,7 +9774,7 @@
         </w:tc>
         <w:tc>
           <w:tcPr>
-            <w:tcW w:type="dxa" w:w="7508"/>
+            <w:tcW w:type="dxa" w:w="7443"/>
           </w:tcPr>
           <w:p>
             <w:pPr>
@@ -9794,7 +9884,7 @@
         </w:tc>
         <w:tc>
           <w:tcPr>
-            <w:tcW w:type="dxa" w:w="7508"/>
+            <w:tcW w:type="dxa" w:w="7443"/>
           </w:tcPr>
           <w:p>
             <w:pPr>
@@ -9821,55 +9911,55 @@
         </w:trPr>
         <w:tc>
           <w:tcPr>
+            <w:tcW w:type="dxa" w:w="1105"/>
+          </w:tcPr>
+          <w:p/>
+        </w:tc>
+        <w:tc>
+          <w:tcPr>
+            <w:tcW w:type="dxa" w:w="3173"/>
+          </w:tcPr>
+          <w:p/>
+        </w:tc>
+        <w:tc>
+          <w:tcPr>
+            <w:tcW w:type="dxa" w:w="7443"/>
+          </w:tcPr>
+          <w:p/>
+        </w:tc>
+        <w:tc>
+          <w:tcPr>
+            <w:tcW w:type="dxa" w:w="450"/>
+          </w:tcPr>
+          <w:p/>
+        </w:tc>
+        <w:tc>
+          <w:tcPr>
+            <w:tcW w:type="dxa" w:w="450"/>
+          </w:tcPr>
+          <w:p/>
+        </w:tc>
+        <w:tc>
+          <w:tcPr>
+            <w:tcW w:type="dxa" w:w="719"/>
+          </w:tcPr>
+          <w:p/>
+        </w:tc>
+        <w:tc>
+          <w:tcPr>
+            <w:tcW w:type="dxa" w:w="719"/>
+          </w:tcPr>
+          <w:p/>
+        </w:tc>
+        <w:tc>
+          <w:tcPr>
             <w:tcW w:type="dxa" w:w="949"/>
           </w:tcPr>
           <w:p/>
         </w:tc>
         <w:tc>
           <w:tcPr>
-            <w:tcW w:type="dxa" w:w="3200"/>
-          </w:tcPr>
-          <w:p/>
-        </w:tc>
-        <w:tc>
-          <w:tcPr>
-            <w:tcW w:type="dxa" w:w="7508"/>
-          </w:tcPr>
-          <w:p/>
-        </w:tc>
-        <w:tc>
-          <w:tcPr>
-            <w:tcW w:type="dxa" w:w="450"/>
-          </w:tcPr>
-          <w:p/>
-        </w:tc>
-        <w:tc>
-          <w:tcPr>
-            <w:tcW w:type="dxa" w:w="450"/>
-          </w:tcPr>
-          <w:p/>
-        </w:tc>
-        <w:tc>
-          <w:tcPr>
-            <w:tcW w:type="dxa" w:w="719"/>
-          </w:tcPr>
-          <w:p/>
-        </w:tc>
-        <w:tc>
-          <w:tcPr>
-            <w:tcW w:type="dxa" w:w="719"/>
-          </w:tcPr>
-          <w:p/>
-        </w:tc>
-        <w:tc>
-          <w:tcPr>
-            <w:tcW w:type="dxa" w:w="949"/>
-          </w:tcPr>
-          <w:p/>
-        </w:tc>
-        <w:tc>
-          <w:tcPr>
-            <w:tcW w:type="dxa" w:w="7508"/>
+            <w:tcW w:type="dxa" w:w="7443"/>
           </w:tcPr>
           <w:p/>
         </w:tc>
@@ -9892,7 +9982,7 @@
         </w:trPr>
         <w:tc>
           <w:tcPr>
-            <w:tcW w:type="dxa" w:w="949"/>
+            <w:tcW w:type="dxa" w:w="1105"/>
           </w:tcPr>
           <w:p>
             <w:pPr>
@@ -9911,7 +10001,7 @@
         </w:tc>
         <w:tc>
           <w:tcPr>
-            <w:tcW w:type="dxa" w:w="3200"/>
+            <w:tcW w:type="dxa" w:w="3173"/>
           </w:tcPr>
           <w:p>
             <w:pPr>
@@ -9930,7 +10020,7 @@
         </w:tc>
         <w:tc>
           <w:tcPr>
-            <w:tcW w:type="dxa" w:w="7508"/>
+            <w:tcW w:type="dxa" w:w="7443"/>
           </w:tcPr>
           <w:p>
             <w:pPr>
@@ -10040,7 +10130,7 @@
         </w:tc>
         <w:tc>
           <w:tcPr>
-            <w:tcW w:type="dxa" w:w="7508"/>
+            <w:tcW w:type="dxa" w:w="7443"/>
           </w:tcPr>
           <w:p>
             <w:pPr>
@@ -10067,55 +10157,55 @@
         </w:trPr>
         <w:tc>
           <w:tcPr>
+            <w:tcW w:type="dxa" w:w="1105"/>
+          </w:tcPr>
+          <w:p/>
+        </w:tc>
+        <w:tc>
+          <w:tcPr>
+            <w:tcW w:type="dxa" w:w="3173"/>
+          </w:tcPr>
+          <w:p/>
+        </w:tc>
+        <w:tc>
+          <w:tcPr>
+            <w:tcW w:type="dxa" w:w="7443"/>
+          </w:tcPr>
+          <w:p/>
+        </w:tc>
+        <w:tc>
+          <w:tcPr>
+            <w:tcW w:type="dxa" w:w="450"/>
+          </w:tcPr>
+          <w:p/>
+        </w:tc>
+        <w:tc>
+          <w:tcPr>
+            <w:tcW w:type="dxa" w:w="450"/>
+          </w:tcPr>
+          <w:p/>
+        </w:tc>
+        <w:tc>
+          <w:tcPr>
+            <w:tcW w:type="dxa" w:w="719"/>
+          </w:tcPr>
+          <w:p/>
+        </w:tc>
+        <w:tc>
+          <w:tcPr>
+            <w:tcW w:type="dxa" w:w="719"/>
+          </w:tcPr>
+          <w:p/>
+        </w:tc>
+        <w:tc>
+          <w:tcPr>
             <w:tcW w:type="dxa" w:w="949"/>
           </w:tcPr>
           <w:p/>
         </w:tc>
         <w:tc>
           <w:tcPr>
-            <w:tcW w:type="dxa" w:w="3200"/>
-          </w:tcPr>
-          <w:p/>
-        </w:tc>
-        <w:tc>
-          <w:tcPr>
-            <w:tcW w:type="dxa" w:w="7508"/>
-          </w:tcPr>
-          <w:p/>
-        </w:tc>
-        <w:tc>
-          <w:tcPr>
-            <w:tcW w:type="dxa" w:w="450"/>
-          </w:tcPr>
-          <w:p/>
-        </w:tc>
-        <w:tc>
-          <w:tcPr>
-            <w:tcW w:type="dxa" w:w="450"/>
-          </w:tcPr>
-          <w:p/>
-        </w:tc>
-        <w:tc>
-          <w:tcPr>
-            <w:tcW w:type="dxa" w:w="719"/>
-          </w:tcPr>
-          <w:p/>
-        </w:tc>
-        <w:tc>
-          <w:tcPr>
-            <w:tcW w:type="dxa" w:w="719"/>
-          </w:tcPr>
-          <w:p/>
-        </w:tc>
-        <w:tc>
-          <w:tcPr>
-            <w:tcW w:type="dxa" w:w="949"/>
-          </w:tcPr>
-          <w:p/>
-        </w:tc>
-        <w:tc>
-          <w:tcPr>
-            <w:tcW w:type="dxa" w:w="7508"/>
+            <w:tcW w:type="dxa" w:w="7443"/>
           </w:tcPr>
           <w:p/>
         </w:tc>
@@ -10138,7 +10228,7 @@
         </w:trPr>
         <w:tc>
           <w:tcPr>
-            <w:tcW w:type="dxa" w:w="949"/>
+            <w:tcW w:type="dxa" w:w="1105"/>
           </w:tcPr>
           <w:p>
             <w:pPr>
@@ -10157,7 +10247,7 @@
         </w:tc>
         <w:tc>
           <w:tcPr>
-            <w:tcW w:type="dxa" w:w="3200"/>
+            <w:tcW w:type="dxa" w:w="3173"/>
           </w:tcPr>
           <w:p>
             <w:pPr>
@@ -10176,7 +10266,7 @@
         </w:tc>
         <w:tc>
           <w:tcPr>
-            <w:tcW w:type="dxa" w:w="7508"/>
+            <w:tcW w:type="dxa" w:w="7443"/>
           </w:tcPr>
           <w:p>
             <w:pPr>
@@ -10286,7 +10376,7 @@
         </w:tc>
         <w:tc>
           <w:tcPr>
-            <w:tcW w:type="dxa" w:w="7508"/>
+            <w:tcW w:type="dxa" w:w="7443"/>
           </w:tcPr>
           <w:p>
             <w:pPr>
@@ -10313,55 +10403,55 @@
         </w:trPr>
         <w:tc>
           <w:tcPr>
+            <w:tcW w:type="dxa" w:w="1105"/>
+          </w:tcPr>
+          <w:p/>
+        </w:tc>
+        <w:tc>
+          <w:tcPr>
+            <w:tcW w:type="dxa" w:w="3173"/>
+          </w:tcPr>
+          <w:p/>
+        </w:tc>
+        <w:tc>
+          <w:tcPr>
+            <w:tcW w:type="dxa" w:w="7443"/>
+          </w:tcPr>
+          <w:p/>
+        </w:tc>
+        <w:tc>
+          <w:tcPr>
+            <w:tcW w:type="dxa" w:w="450"/>
+          </w:tcPr>
+          <w:p/>
+        </w:tc>
+        <w:tc>
+          <w:tcPr>
+            <w:tcW w:type="dxa" w:w="450"/>
+          </w:tcPr>
+          <w:p/>
+        </w:tc>
+        <w:tc>
+          <w:tcPr>
+            <w:tcW w:type="dxa" w:w="719"/>
+          </w:tcPr>
+          <w:p/>
+        </w:tc>
+        <w:tc>
+          <w:tcPr>
+            <w:tcW w:type="dxa" w:w="719"/>
+          </w:tcPr>
+          <w:p/>
+        </w:tc>
+        <w:tc>
+          <w:tcPr>
             <w:tcW w:type="dxa" w:w="949"/>
           </w:tcPr>
           <w:p/>
         </w:tc>
         <w:tc>
           <w:tcPr>
-            <w:tcW w:type="dxa" w:w="3200"/>
-          </w:tcPr>
-          <w:p/>
-        </w:tc>
-        <w:tc>
-          <w:tcPr>
-            <w:tcW w:type="dxa" w:w="7508"/>
-          </w:tcPr>
-          <w:p/>
-        </w:tc>
-        <w:tc>
-          <w:tcPr>
-            <w:tcW w:type="dxa" w:w="450"/>
-          </w:tcPr>
-          <w:p/>
-        </w:tc>
-        <w:tc>
-          <w:tcPr>
-            <w:tcW w:type="dxa" w:w="450"/>
-          </w:tcPr>
-          <w:p/>
-        </w:tc>
-        <w:tc>
-          <w:tcPr>
-            <w:tcW w:type="dxa" w:w="719"/>
-          </w:tcPr>
-          <w:p/>
-        </w:tc>
-        <w:tc>
-          <w:tcPr>
-            <w:tcW w:type="dxa" w:w="719"/>
-          </w:tcPr>
-          <w:p/>
-        </w:tc>
-        <w:tc>
-          <w:tcPr>
-            <w:tcW w:type="dxa" w:w="949"/>
-          </w:tcPr>
-          <w:p/>
-        </w:tc>
-        <w:tc>
-          <w:tcPr>
-            <w:tcW w:type="dxa" w:w="7508"/>
+            <w:tcW w:type="dxa" w:w="7443"/>
           </w:tcPr>
           <w:p/>
         </w:tc>
@@ -10384,7 +10474,7 @@
         </w:trPr>
         <w:tc>
           <w:tcPr>
-            <w:tcW w:type="dxa" w:w="949"/>
+            <w:tcW w:type="dxa" w:w="1105"/>
           </w:tcPr>
           <w:p>
             <w:pPr>
@@ -10403,7 +10493,7 @@
         </w:tc>
         <w:tc>
           <w:tcPr>
-            <w:tcW w:type="dxa" w:w="3200"/>
+            <w:tcW w:type="dxa" w:w="3173"/>
           </w:tcPr>
           <w:p>
             <w:pPr>
@@ -10422,7 +10512,7 @@
         </w:tc>
         <w:tc>
           <w:tcPr>
-            <w:tcW w:type="dxa" w:w="7508"/>
+            <w:tcW w:type="dxa" w:w="7443"/>
           </w:tcPr>
           <w:p>
             <w:pPr>
@@ -10532,7 +10622,7 @@
         </w:tc>
         <w:tc>
           <w:tcPr>
-            <w:tcW w:type="dxa" w:w="7508"/>
+            <w:tcW w:type="dxa" w:w="7443"/>
           </w:tcPr>
           <w:p>
             <w:pPr>
@@ -10559,55 +10649,55 @@
         </w:trPr>
         <w:tc>
           <w:tcPr>
+            <w:tcW w:type="dxa" w:w="1105"/>
+          </w:tcPr>
+          <w:p/>
+        </w:tc>
+        <w:tc>
+          <w:tcPr>
+            <w:tcW w:type="dxa" w:w="3173"/>
+          </w:tcPr>
+          <w:p/>
+        </w:tc>
+        <w:tc>
+          <w:tcPr>
+            <w:tcW w:type="dxa" w:w="7443"/>
+          </w:tcPr>
+          <w:p/>
+        </w:tc>
+        <w:tc>
+          <w:tcPr>
+            <w:tcW w:type="dxa" w:w="450"/>
+          </w:tcPr>
+          <w:p/>
+        </w:tc>
+        <w:tc>
+          <w:tcPr>
+            <w:tcW w:type="dxa" w:w="450"/>
+          </w:tcPr>
+          <w:p/>
+        </w:tc>
+        <w:tc>
+          <w:tcPr>
+            <w:tcW w:type="dxa" w:w="719"/>
+          </w:tcPr>
+          <w:p/>
+        </w:tc>
+        <w:tc>
+          <w:tcPr>
+            <w:tcW w:type="dxa" w:w="719"/>
+          </w:tcPr>
+          <w:p/>
+        </w:tc>
+        <w:tc>
+          <w:tcPr>
             <w:tcW w:type="dxa" w:w="949"/>
           </w:tcPr>
           <w:p/>
         </w:tc>
         <w:tc>
           <w:tcPr>
-            <w:tcW w:type="dxa" w:w="3200"/>
-          </w:tcPr>
-          <w:p/>
-        </w:tc>
-        <w:tc>
-          <w:tcPr>
-            <w:tcW w:type="dxa" w:w="7508"/>
-          </w:tcPr>
-          <w:p/>
-        </w:tc>
-        <w:tc>
-          <w:tcPr>
-            <w:tcW w:type="dxa" w:w="450"/>
-          </w:tcPr>
-          <w:p/>
-        </w:tc>
-        <w:tc>
-          <w:tcPr>
-            <w:tcW w:type="dxa" w:w="450"/>
-          </w:tcPr>
-          <w:p/>
-        </w:tc>
-        <w:tc>
-          <w:tcPr>
-            <w:tcW w:type="dxa" w:w="719"/>
-          </w:tcPr>
-          <w:p/>
-        </w:tc>
-        <w:tc>
-          <w:tcPr>
-            <w:tcW w:type="dxa" w:w="719"/>
-          </w:tcPr>
-          <w:p/>
-        </w:tc>
-        <w:tc>
-          <w:tcPr>
-            <w:tcW w:type="dxa" w:w="949"/>
-          </w:tcPr>
-          <w:p/>
-        </w:tc>
-        <w:tc>
-          <w:tcPr>
-            <w:tcW w:type="dxa" w:w="7508"/>
+            <w:tcW w:type="dxa" w:w="7443"/>
           </w:tcPr>
           <w:p/>
         </w:tc>
@@ -10630,7 +10720,7 @@
         </w:trPr>
         <w:tc>
           <w:tcPr>
-            <w:tcW w:type="dxa" w:w="949"/>
+            <w:tcW w:type="dxa" w:w="1105"/>
           </w:tcPr>
           <w:p>
             <w:pPr>
@@ -10649,7 +10739,7 @@
         </w:tc>
         <w:tc>
           <w:tcPr>
-            <w:tcW w:type="dxa" w:w="3200"/>
+            <w:tcW w:type="dxa" w:w="3173"/>
           </w:tcPr>
           <w:p>
             <w:pPr>
@@ -10668,7 +10758,7 @@
         </w:tc>
         <w:tc>
           <w:tcPr>
-            <w:tcW w:type="dxa" w:w="7508"/>
+            <w:tcW w:type="dxa" w:w="7443"/>
           </w:tcPr>
           <w:p>
             <w:pPr>
@@ -10778,7 +10868,7 @@
         </w:tc>
         <w:tc>
           <w:tcPr>
-            <w:tcW w:type="dxa" w:w="7508"/>
+            <w:tcW w:type="dxa" w:w="7443"/>
           </w:tcPr>
           <w:p>
             <w:pPr>
@@ -10805,55 +10895,55 @@
         </w:trPr>
         <w:tc>
           <w:tcPr>
+            <w:tcW w:type="dxa" w:w="1105"/>
+          </w:tcPr>
+          <w:p/>
+        </w:tc>
+        <w:tc>
+          <w:tcPr>
+            <w:tcW w:type="dxa" w:w="3173"/>
+          </w:tcPr>
+          <w:p/>
+        </w:tc>
+        <w:tc>
+          <w:tcPr>
+            <w:tcW w:type="dxa" w:w="7443"/>
+          </w:tcPr>
+          <w:p/>
+        </w:tc>
+        <w:tc>
+          <w:tcPr>
+            <w:tcW w:type="dxa" w:w="450"/>
+          </w:tcPr>
+          <w:p/>
+        </w:tc>
+        <w:tc>
+          <w:tcPr>
+            <w:tcW w:type="dxa" w:w="450"/>
+          </w:tcPr>
+          <w:p/>
+        </w:tc>
+        <w:tc>
+          <w:tcPr>
+            <w:tcW w:type="dxa" w:w="719"/>
+          </w:tcPr>
+          <w:p/>
+        </w:tc>
+        <w:tc>
+          <w:tcPr>
+            <w:tcW w:type="dxa" w:w="719"/>
+          </w:tcPr>
+          <w:p/>
+        </w:tc>
+        <w:tc>
+          <w:tcPr>
             <w:tcW w:type="dxa" w:w="949"/>
           </w:tcPr>
           <w:p/>
         </w:tc>
         <w:tc>
           <w:tcPr>
-            <w:tcW w:type="dxa" w:w="3200"/>
-          </w:tcPr>
-          <w:p/>
-        </w:tc>
-        <w:tc>
-          <w:tcPr>
-            <w:tcW w:type="dxa" w:w="7508"/>
-          </w:tcPr>
-          <w:p/>
-        </w:tc>
-        <w:tc>
-          <w:tcPr>
-            <w:tcW w:type="dxa" w:w="450"/>
-          </w:tcPr>
-          <w:p/>
-        </w:tc>
-        <w:tc>
-          <w:tcPr>
-            <w:tcW w:type="dxa" w:w="450"/>
-          </w:tcPr>
-          <w:p/>
-        </w:tc>
-        <w:tc>
-          <w:tcPr>
-            <w:tcW w:type="dxa" w:w="719"/>
-          </w:tcPr>
-          <w:p/>
-        </w:tc>
-        <w:tc>
-          <w:tcPr>
-            <w:tcW w:type="dxa" w:w="719"/>
-          </w:tcPr>
-          <w:p/>
-        </w:tc>
-        <w:tc>
-          <w:tcPr>
-            <w:tcW w:type="dxa" w:w="949"/>
-          </w:tcPr>
-          <w:p/>
-        </w:tc>
-        <w:tc>
-          <w:tcPr>
-            <w:tcW w:type="dxa" w:w="7508"/>
+            <w:tcW w:type="dxa" w:w="7443"/>
           </w:tcPr>
           <w:p/>
         </w:tc>
@@ -10876,7 +10966,7 @@
         </w:trPr>
         <w:tc>
           <w:tcPr>
-            <w:tcW w:type="dxa" w:w="949"/>
+            <w:tcW w:type="dxa" w:w="1105"/>
           </w:tcPr>
           <w:p>
             <w:pPr>
@@ -10895,7 +10985,7 @@
         </w:tc>
         <w:tc>
           <w:tcPr>
-            <w:tcW w:type="dxa" w:w="3200"/>
+            <w:tcW w:type="dxa" w:w="3173"/>
           </w:tcPr>
           <w:p>
             <w:pPr>
@@ -10914,7 +11004,7 @@
         </w:tc>
         <w:tc>
           <w:tcPr>
-            <w:tcW w:type="dxa" w:w="7508"/>
+            <w:tcW w:type="dxa" w:w="7443"/>
           </w:tcPr>
           <w:p>
             <w:pPr>
@@ -11024,7 +11114,7 @@
         </w:tc>
         <w:tc>
           <w:tcPr>
-            <w:tcW w:type="dxa" w:w="7508"/>
+            <w:tcW w:type="dxa" w:w="7443"/>
           </w:tcPr>
           <w:p>
             <w:pPr>
@@ -11051,7 +11141,7 @@
         </w:trPr>
         <w:tc>
           <w:tcPr>
-            <w:tcW w:type="dxa" w:w="949"/>
+            <w:tcW w:type="dxa" w:w="1105"/>
           </w:tcPr>
           <w:p>
             <w:pPr>
@@ -11070,7 +11160,7 @@
         </w:tc>
         <w:tc>
           <w:tcPr>
-            <w:tcW w:type="dxa" w:w="3200"/>
+            <w:tcW w:type="dxa" w:w="3173"/>
           </w:tcPr>
           <w:p>
             <w:pPr>
@@ -11089,7 +11179,7 @@
         </w:tc>
         <w:tc>
           <w:tcPr>
-            <w:tcW w:type="dxa" w:w="7508"/>
+            <w:tcW w:type="dxa" w:w="7443"/>
           </w:tcPr>
           <w:p>
             <w:pPr>
@@ -11208,7 +11298,7 @@
         </w:tc>
         <w:tc>
           <w:tcPr>
-            <w:tcW w:type="dxa" w:w="7508"/>
+            <w:tcW w:type="dxa" w:w="7443"/>
           </w:tcPr>
           <w:p>
             <w:pPr>
@@ -11235,7 +11325,7 @@
         </w:trPr>
         <w:tc>
           <w:tcPr>
-            <w:tcW w:type="dxa" w:w="949"/>
+            <w:tcW w:type="dxa" w:w="1105"/>
           </w:tcPr>
           <w:p>
             <w:pPr>
@@ -11254,7 +11344,7 @@
         </w:tc>
         <w:tc>
           <w:tcPr>
-            <w:tcW w:type="dxa" w:w="3200"/>
+            <w:tcW w:type="dxa" w:w="3173"/>
           </w:tcPr>
           <w:p>
             <w:pPr>
@@ -11273,7 +11363,7 @@
         </w:tc>
         <w:tc>
           <w:tcPr>
-            <w:tcW w:type="dxa" w:w="7508"/>
+            <w:tcW w:type="dxa" w:w="7443"/>
           </w:tcPr>
           <w:p>
             <w:pPr>
@@ -11392,7 +11482,7 @@
         </w:tc>
         <w:tc>
           <w:tcPr>
-            <w:tcW w:type="dxa" w:w="7508"/>
+            <w:tcW w:type="dxa" w:w="7443"/>
           </w:tcPr>
           <w:p>
             <w:pPr>
@@ -11419,7 +11509,7 @@
         </w:trPr>
         <w:tc>
           <w:tcPr>
-            <w:tcW w:type="dxa" w:w="949"/>
+            <w:tcW w:type="dxa" w:w="1105"/>
           </w:tcPr>
           <w:p>
             <w:pPr>
@@ -11438,7 +11528,7 @@
         </w:tc>
         <w:tc>
           <w:tcPr>
-            <w:tcW w:type="dxa" w:w="3200"/>
+            <w:tcW w:type="dxa" w:w="3173"/>
           </w:tcPr>
           <w:p>
             <w:pPr>
@@ -11457,7 +11547,7 @@
         </w:tc>
         <w:tc>
           <w:tcPr>
-            <w:tcW w:type="dxa" w:w="7508"/>
+            <w:tcW w:type="dxa" w:w="7443"/>
           </w:tcPr>
           <w:p>
             <w:pPr>
@@ -11576,7 +11666,7 @@
         </w:tc>
         <w:tc>
           <w:tcPr>
-            <w:tcW w:type="dxa" w:w="7508"/>
+            <w:tcW w:type="dxa" w:w="7443"/>
           </w:tcPr>
           <w:p>
             <w:pPr>
@@ -11603,7 +11693,7 @@
         </w:trPr>
         <w:tc>
           <w:tcPr>
-            <w:tcW w:type="dxa" w:w="949"/>
+            <w:tcW w:type="dxa" w:w="1105"/>
           </w:tcPr>
           <w:p>
             <w:pPr>
@@ -11622,7 +11712,7 @@
         </w:tc>
         <w:tc>
           <w:tcPr>
-            <w:tcW w:type="dxa" w:w="3200"/>
+            <w:tcW w:type="dxa" w:w="3173"/>
           </w:tcPr>
           <w:p>
             <w:pPr>
@@ -11641,7 +11731,7 @@
         </w:tc>
         <w:tc>
           <w:tcPr>
-            <w:tcW w:type="dxa" w:w="7508"/>
+            <w:tcW w:type="dxa" w:w="7443"/>
           </w:tcPr>
           <w:p>
             <w:pPr>
@@ -11760,7 +11850,7 @@
         </w:tc>
         <w:tc>
           <w:tcPr>
-            <w:tcW w:type="dxa" w:w="7508"/>
+            <w:tcW w:type="dxa" w:w="7443"/>
           </w:tcPr>
           <w:p>
             <w:pPr>
@@ -11787,7 +11877,7 @@
         </w:trPr>
         <w:tc>
           <w:tcPr>
-            <w:tcW w:type="dxa" w:w="949"/>
+            <w:tcW w:type="dxa" w:w="1105"/>
           </w:tcPr>
           <w:p>
             <w:pPr>
@@ -11806,7 +11896,7 @@
         </w:tc>
         <w:tc>
           <w:tcPr>
-            <w:tcW w:type="dxa" w:w="3200"/>
+            <w:tcW w:type="dxa" w:w="3173"/>
           </w:tcPr>
           <w:p>
             <w:pPr>
@@ -11825,7 +11915,7 @@
         </w:tc>
         <w:tc>
           <w:tcPr>
-            <w:tcW w:type="dxa" w:w="7508"/>
+            <w:tcW w:type="dxa" w:w="7443"/>
           </w:tcPr>
           <w:p>
             <w:pPr>
@@ -11944,7 +12034,7 @@
         </w:tc>
         <w:tc>
           <w:tcPr>
-            <w:tcW w:type="dxa" w:w="7508"/>
+            <w:tcW w:type="dxa" w:w="7443"/>
           </w:tcPr>
           <w:p>
             <w:pPr>
@@ -11971,7 +12061,7 @@
         </w:trPr>
         <w:tc>
           <w:tcPr>
-            <w:tcW w:type="dxa" w:w="949"/>
+            <w:tcW w:type="dxa" w:w="1105"/>
           </w:tcPr>
           <w:p>
             <w:pPr>
@@ -11990,7 +12080,7 @@
         </w:tc>
         <w:tc>
           <w:tcPr>
-            <w:tcW w:type="dxa" w:w="3200"/>
+            <w:tcW w:type="dxa" w:w="3173"/>
           </w:tcPr>
           <w:p>
             <w:pPr>
@@ -12009,7 +12099,7 @@
         </w:tc>
         <w:tc>
           <w:tcPr>
-            <w:tcW w:type="dxa" w:w="7508"/>
+            <w:tcW w:type="dxa" w:w="7443"/>
           </w:tcPr>
           <w:p>
             <w:pPr>
@@ -12128,7 +12218,7 @@
         </w:tc>
         <w:tc>
           <w:tcPr>
-            <w:tcW w:type="dxa" w:w="7508"/>
+            <w:tcW w:type="dxa" w:w="7443"/>
           </w:tcPr>
           <w:p>
             <w:pPr>
@@ -12155,7 +12245,7 @@
         </w:trPr>
         <w:tc>
           <w:tcPr>
-            <w:tcW w:type="dxa" w:w="949"/>
+            <w:tcW w:type="dxa" w:w="1105"/>
           </w:tcPr>
           <w:p>
             <w:pPr>
@@ -12174,7 +12264,7 @@
         </w:tc>
         <w:tc>
           <w:tcPr>
-            <w:tcW w:type="dxa" w:w="3200"/>
+            <w:tcW w:type="dxa" w:w="3173"/>
           </w:tcPr>
           <w:p>
             <w:pPr>
@@ -12193,7 +12283,7 @@
         </w:tc>
         <w:tc>
           <w:tcPr>
-            <w:tcW w:type="dxa" w:w="7508"/>
+            <w:tcW w:type="dxa" w:w="7443"/>
           </w:tcPr>
           <w:p>
             <w:pPr>
@@ -12312,7 +12402,7 @@
         </w:tc>
         <w:tc>
           <w:tcPr>
-            <w:tcW w:type="dxa" w:w="7508"/>
+            <w:tcW w:type="dxa" w:w="7443"/>
           </w:tcPr>
           <w:p>
             <w:pPr>
@@ -12339,7 +12429,7 @@
         </w:trPr>
         <w:tc>
           <w:tcPr>
-            <w:tcW w:type="dxa" w:w="949"/>
+            <w:tcW w:type="dxa" w:w="1105"/>
           </w:tcPr>
           <w:p>
             <w:pPr>
@@ -12358,7 +12448,7 @@
         </w:tc>
         <w:tc>
           <w:tcPr>
-            <w:tcW w:type="dxa" w:w="3200"/>
+            <w:tcW w:type="dxa" w:w="3173"/>
           </w:tcPr>
           <w:p>
             <w:pPr>
@@ -12377,7 +12467,7 @@
         </w:tc>
         <w:tc>
           <w:tcPr>
-            <w:tcW w:type="dxa" w:w="7508"/>
+            <w:tcW w:type="dxa" w:w="7443"/>
           </w:tcPr>
           <w:p>
             <w:pPr>
@@ -12496,7 +12586,7 @@
         </w:tc>
         <w:tc>
           <w:tcPr>
-            <w:tcW w:type="dxa" w:w="7508"/>
+            <w:tcW w:type="dxa" w:w="7443"/>
           </w:tcPr>
           <w:p>
             <w:pPr>
@@ -12523,55 +12613,55 @@
         </w:trPr>
         <w:tc>
           <w:tcPr>
+            <w:tcW w:type="dxa" w:w="1105"/>
+          </w:tcPr>
+          <w:p/>
+        </w:tc>
+        <w:tc>
+          <w:tcPr>
+            <w:tcW w:type="dxa" w:w="3173"/>
+          </w:tcPr>
+          <w:p/>
+        </w:tc>
+        <w:tc>
+          <w:tcPr>
+            <w:tcW w:type="dxa" w:w="7443"/>
+          </w:tcPr>
+          <w:p/>
+        </w:tc>
+        <w:tc>
+          <w:tcPr>
+            <w:tcW w:type="dxa" w:w="450"/>
+          </w:tcPr>
+          <w:p/>
+        </w:tc>
+        <w:tc>
+          <w:tcPr>
+            <w:tcW w:type="dxa" w:w="450"/>
+          </w:tcPr>
+          <w:p/>
+        </w:tc>
+        <w:tc>
+          <w:tcPr>
+            <w:tcW w:type="dxa" w:w="719"/>
+          </w:tcPr>
+          <w:p/>
+        </w:tc>
+        <w:tc>
+          <w:tcPr>
+            <w:tcW w:type="dxa" w:w="719"/>
+          </w:tcPr>
+          <w:p/>
+        </w:tc>
+        <w:tc>
+          <w:tcPr>
             <w:tcW w:type="dxa" w:w="949"/>
           </w:tcPr>
           <w:p/>
         </w:tc>
         <w:tc>
           <w:tcPr>
-            <w:tcW w:type="dxa" w:w="3200"/>
-          </w:tcPr>
-          <w:p/>
-        </w:tc>
-        <w:tc>
-          <w:tcPr>
-            <w:tcW w:type="dxa" w:w="7508"/>
-          </w:tcPr>
-          <w:p/>
-        </w:tc>
-        <w:tc>
-          <w:tcPr>
-            <w:tcW w:type="dxa" w:w="450"/>
-          </w:tcPr>
-          <w:p/>
-        </w:tc>
-        <w:tc>
-          <w:tcPr>
-            <w:tcW w:type="dxa" w:w="450"/>
-          </w:tcPr>
-          <w:p/>
-        </w:tc>
-        <w:tc>
-          <w:tcPr>
-            <w:tcW w:type="dxa" w:w="719"/>
-          </w:tcPr>
-          <w:p/>
-        </w:tc>
-        <w:tc>
-          <w:tcPr>
-            <w:tcW w:type="dxa" w:w="719"/>
-          </w:tcPr>
-          <w:p/>
-        </w:tc>
-        <w:tc>
-          <w:tcPr>
-            <w:tcW w:type="dxa" w:w="949"/>
-          </w:tcPr>
-          <w:p/>
-        </w:tc>
-        <w:tc>
-          <w:tcPr>
-            <w:tcW w:type="dxa" w:w="7508"/>
+            <w:tcW w:type="dxa" w:w="7443"/>
           </w:tcPr>
           <w:p/>
         </w:tc>
@@ -12594,7 +12684,7 @@
         </w:trPr>
         <w:tc>
           <w:tcPr>
-            <w:tcW w:type="dxa" w:w="949"/>
+            <w:tcW w:type="dxa" w:w="1105"/>
           </w:tcPr>
           <w:p>
             <w:pPr>
@@ -12613,7 +12703,7 @@
         </w:tc>
         <w:tc>
           <w:tcPr>
-            <w:tcW w:type="dxa" w:w="3200"/>
+            <w:tcW w:type="dxa" w:w="3173"/>
           </w:tcPr>
           <w:p>
             <w:pPr>
@@ -12632,7 +12722,7 @@
         </w:tc>
         <w:tc>
           <w:tcPr>
-            <w:tcW w:type="dxa" w:w="7508"/>
+            <w:tcW w:type="dxa" w:w="7443"/>
           </w:tcPr>
           <w:p>
             <w:pPr>
@@ -12742,7 +12832,7 @@
         </w:tc>
         <w:tc>
           <w:tcPr>
-            <w:tcW w:type="dxa" w:w="7508"/>
+            <w:tcW w:type="dxa" w:w="7443"/>
           </w:tcPr>
           <w:p>
             <w:pPr>
@@ -12828,12 +12918,21 @@
         </w:trPr>
         <w:tc>
           <w:tcPr>
-            <w:tcW w:type="dxa" w:w="949"/>
-          </w:tcPr>
-          <w:p>
-            <w:pPr>
-              <w:spacing w:before="0" w:after="0" w:line="252" w:lineRule="auto"/>
-            </w:pPr>
+            <w:tcW w:type="dxa" w:w="1105"/>
+          </w:tcPr>
+          <w:p>
+            <w:pPr>
+              <w:spacing w:before="0" w:after="0" w:line="252" w:lineRule="auto"/>
+            </w:pPr>
+            <w:r>
+              <w:rPr>
+                <w:rFonts w:ascii="Consolas" w:hAnsi="Consolas" w:eastAsia="맑은 고딕"/>
+                <w:b w:val="0"/>
+                <w:color w:val="0090A0"/>
+                <w:sz w:val="14"/>
+              </w:rPr>
+              <w:t>▾</w:t>
+            </w:r>
             <w:r>
               <w:rPr>
                 <w:rFonts w:ascii="Consolas" w:hAnsi="Consolas" w:eastAsia="맑은 고딕"/>
@@ -12897,7 +12996,7 @@
         </w:tc>
         <w:tc>
           <w:tcPr>
-            <w:tcW w:type="dxa" w:w="7508"/>
+            <w:tcW w:type="dxa" w:w="7443"/>
             <w:gridSpan w:val="2"/>
           </w:tcPr>
           <w:p>
@@ -12925,7 +13024,7 @@
         </w:trPr>
         <w:tc>
           <w:tcPr>
-            <w:tcW w:type="dxa" w:w="949"/>
+            <w:tcW w:type="dxa" w:w="1105"/>
           </w:tcPr>
           <w:p>
             <w:pPr>
@@ -12944,7 +13043,7 @@
         </w:tc>
         <w:tc>
           <w:tcPr>
-            <w:tcW w:type="dxa" w:w="3200"/>
+            <w:tcW w:type="dxa" w:w="3173"/>
           </w:tcPr>
           <w:p>
             <w:pPr>
@@ -12963,7 +13062,7 @@
         </w:tc>
         <w:tc>
           <w:tcPr>
-            <w:tcW w:type="dxa" w:w="7508"/>
+            <w:tcW w:type="dxa" w:w="7443"/>
           </w:tcPr>
           <w:p>
             <w:pPr>
@@ -13082,7 +13181,7 @@
         </w:tc>
         <w:tc>
           <w:tcPr>
-            <w:tcW w:type="dxa" w:w="7508"/>
+            <w:tcW w:type="dxa" w:w="7443"/>
           </w:tcPr>
           <w:p>
             <w:pPr>
@@ -13118,12 +13217,21 @@
         </w:trPr>
         <w:tc>
           <w:tcPr>
-            <w:tcW w:type="dxa" w:w="949"/>
-          </w:tcPr>
-          <w:p>
-            <w:pPr>
-              <w:spacing w:before="0" w:after="0" w:line="252" w:lineRule="auto"/>
-            </w:pPr>
+            <w:tcW w:type="dxa" w:w="1105"/>
+          </w:tcPr>
+          <w:p>
+            <w:pPr>
+              <w:spacing w:before="0" w:after="0" w:line="252" w:lineRule="auto"/>
+            </w:pPr>
+            <w:r>
+              <w:rPr>
+                <w:rFonts w:ascii="Consolas" w:hAnsi="Consolas" w:eastAsia="맑은 고딕"/>
+                <w:b w:val="0"/>
+                <w:color w:val="0090A0"/>
+                <w:sz w:val="14"/>
+              </w:rPr>
+              <w:t>▾</w:t>
+            </w:r>
             <w:r>
               <w:rPr>
                 <w:rFonts w:ascii="Consolas" w:hAnsi="Consolas" w:eastAsia="맑은 고딕"/>
@@ -13187,7 +13295,7 @@
         </w:tc>
         <w:tc>
           <w:tcPr>
-            <w:tcW w:type="dxa" w:w="7508"/>
+            <w:tcW w:type="dxa" w:w="7443"/>
             <w:gridSpan w:val="2"/>
           </w:tcPr>
           <w:p>
@@ -13215,7 +13323,7 @@
         </w:trPr>
         <w:tc>
           <w:tcPr>
-            <w:tcW w:type="dxa" w:w="949"/>
+            <w:tcW w:type="dxa" w:w="1105"/>
           </w:tcPr>
           <w:p>
             <w:pPr>
@@ -13234,7 +13342,7 @@
         </w:tc>
         <w:tc>
           <w:tcPr>
-            <w:tcW w:type="dxa" w:w="3200"/>
+            <w:tcW w:type="dxa" w:w="3173"/>
           </w:tcPr>
           <w:p>
             <w:pPr>
@@ -13253,7 +13361,7 @@
         </w:tc>
         <w:tc>
           <w:tcPr>
-            <w:tcW w:type="dxa" w:w="7508"/>
+            <w:tcW w:type="dxa" w:w="7443"/>
           </w:tcPr>
           <w:p>
             <w:pPr>
@@ -13372,7 +13480,7 @@
         </w:tc>
         <w:tc>
           <w:tcPr>
-            <w:tcW w:type="dxa" w:w="7508"/>
+            <w:tcW w:type="dxa" w:w="7443"/>
           </w:tcPr>
           <w:p>
             <w:pPr>
@@ -13467,12 +13575,21 @@
         </w:trPr>
         <w:tc>
           <w:tcPr>
-            <w:tcW w:type="dxa" w:w="949"/>
-          </w:tcPr>
-          <w:p>
-            <w:pPr>
-              <w:spacing w:before="0" w:after="0" w:line="252" w:lineRule="auto"/>
-            </w:pPr>
+            <w:tcW w:type="dxa" w:w="1105"/>
+          </w:tcPr>
+          <w:p>
+            <w:pPr>
+              <w:spacing w:before="0" w:after="0" w:line="252" w:lineRule="auto"/>
+            </w:pPr>
+            <w:r>
+              <w:rPr>
+                <w:rFonts w:ascii="Consolas" w:hAnsi="Consolas" w:eastAsia="맑은 고딕"/>
+                <w:b w:val="0"/>
+                <w:color w:val="0090A0"/>
+                <w:sz w:val="14"/>
+              </w:rPr>
+              <w:t>▾</w:t>
+            </w:r>
             <w:r>
               <w:rPr>
                 <w:rFonts w:ascii="Consolas" w:hAnsi="Consolas" w:eastAsia="맑은 고딕"/>
@@ -13536,7 +13653,7 @@
         </w:tc>
         <w:tc>
           <w:tcPr>
-            <w:tcW w:type="dxa" w:w="7508"/>
+            <w:tcW w:type="dxa" w:w="7443"/>
             <w:gridSpan w:val="2"/>
           </w:tcPr>
           <w:p>
@@ -13564,7 +13681,7 @@
         </w:trPr>
         <w:tc>
           <w:tcPr>
-            <w:tcW w:type="dxa" w:w="949"/>
+            <w:tcW w:type="dxa" w:w="1105"/>
           </w:tcPr>
           <w:p>
             <w:pPr>
@@ -13583,7 +13700,7 @@
         </w:tc>
         <w:tc>
           <w:tcPr>
-            <w:tcW w:type="dxa" w:w="3200"/>
+            <w:tcW w:type="dxa" w:w="3173"/>
           </w:tcPr>
           <w:p>
             <w:pPr>
@@ -13602,7 +13719,7 @@
         </w:tc>
         <w:tc>
           <w:tcPr>
-            <w:tcW w:type="dxa" w:w="7508"/>
+            <w:tcW w:type="dxa" w:w="7443"/>
           </w:tcPr>
           <w:p>
             <w:pPr>
@@ -13721,7 +13838,7 @@
         </w:tc>
         <w:tc>
           <w:tcPr>
-            <w:tcW w:type="dxa" w:w="7508"/>
+            <w:tcW w:type="dxa" w:w="7443"/>
           </w:tcPr>
           <w:p>
             <w:pPr>
@@ -13757,7 +13874,7 @@
         </w:trPr>
         <w:tc>
           <w:tcPr>
-            <w:tcW w:type="dxa" w:w="949"/>
+            <w:tcW w:type="dxa" w:w="1105"/>
           </w:tcPr>
           <w:p>
             <w:pPr>
@@ -13776,7 +13893,7 @@
         </w:tc>
         <w:tc>
           <w:tcPr>
-            <w:tcW w:type="dxa" w:w="3200"/>
+            <w:tcW w:type="dxa" w:w="3173"/>
           </w:tcPr>
           <w:p>
             <w:pPr>
@@ -13795,7 +13912,7 @@
         </w:tc>
         <w:tc>
           <w:tcPr>
-            <w:tcW w:type="dxa" w:w="7508"/>
+            <w:tcW w:type="dxa" w:w="7443"/>
           </w:tcPr>
           <w:p>
             <w:pPr>
@@ -13914,7 +14031,7 @@
         </w:tc>
         <w:tc>
           <w:tcPr>
-            <w:tcW w:type="dxa" w:w="7508"/>
+            <w:tcW w:type="dxa" w:w="7443"/>
           </w:tcPr>
           <w:p>
             <w:pPr>
@@ -13950,7 +14067,7 @@
         </w:trPr>
         <w:tc>
           <w:tcPr>
-            <w:tcW w:type="dxa" w:w="949"/>
+            <w:tcW w:type="dxa" w:w="1105"/>
           </w:tcPr>
           <w:p>
             <w:pPr>
@@ -13969,7 +14086,7 @@
         </w:tc>
         <w:tc>
           <w:tcPr>
-            <w:tcW w:type="dxa" w:w="3200"/>
+            <w:tcW w:type="dxa" w:w="3173"/>
           </w:tcPr>
           <w:p>
             <w:pPr>
@@ -13988,7 +14105,7 @@
         </w:tc>
         <w:tc>
           <w:tcPr>
-            <w:tcW w:type="dxa" w:w="7508"/>
+            <w:tcW w:type="dxa" w:w="7443"/>
           </w:tcPr>
           <w:p>
             <w:pPr>
@@ -14107,7 +14224,7 @@
         </w:tc>
         <w:tc>
           <w:tcPr>
-            <w:tcW w:type="dxa" w:w="7508"/>
+            <w:tcW w:type="dxa" w:w="7443"/>
           </w:tcPr>
           <w:p>
             <w:pPr>
@@ -14143,7 +14260,7 @@
         </w:trPr>
         <w:tc>
           <w:tcPr>
-            <w:tcW w:type="dxa" w:w="949"/>
+            <w:tcW w:type="dxa" w:w="1105"/>
           </w:tcPr>
           <w:p>
             <w:pPr>
@@ -14163,7 +14280,7 @@
         </w:tc>
         <w:tc>
           <w:tcPr>
-            <w:tcW w:type="dxa" w:w="3200"/>
+            <w:tcW w:type="dxa" w:w="3173"/>
           </w:tcPr>
           <w:p>
             <w:pPr>
@@ -14183,7 +14300,7 @@
         </w:tc>
         <w:tc>
           <w:tcPr>
-            <w:tcW w:type="dxa" w:w="7508"/>
+            <w:tcW w:type="dxa" w:w="7443"/>
           </w:tcPr>
           <w:p>
             <w:pPr>
@@ -14308,7 +14425,7 @@
         </w:tc>
         <w:tc>
           <w:tcPr>
-            <w:tcW w:type="dxa" w:w="7508"/>
+            <w:tcW w:type="dxa" w:w="7443"/>
           </w:tcPr>
           <w:p>
             <w:pPr>

--- a/docs/ocs_sim_qms.docx
+++ b/docs/ocs_sim_qms.docx
@@ -3363,7 +3363,7 @@
                 <w:color w:val="0090A0"/>
                 <w:sz w:val="14"/>
               </w:rPr>
-              <w:t>▾</w:t>
+              <w:t>▸</w:t>
             </w:r>
             <w:r>
               <w:rPr>
@@ -6056,7 +6056,7 @@
                 <w:color w:val="0090A0"/>
                 <w:sz w:val="14"/>
               </w:rPr>
-              <w:t>▾</w:t>
+              <w:t>▸</w:t>
             </w:r>
             <w:r>
               <w:rPr>
@@ -6548,7 +6548,7 @@
                 <w:color w:val="0090A0"/>
                 <w:sz w:val="14"/>
               </w:rPr>
-              <w:t>▾</w:t>
+              <w:t>▸</w:t>
             </w:r>
             <w:r>
               <w:rPr>
@@ -6847,7 +6847,7 @@
                 <w:color w:val="0090A0"/>
                 <w:sz w:val="14"/>
               </w:rPr>
-              <w:t>▾</w:t>
+              <w:t>▸</w:t>
             </w:r>
             <w:r>
               <w:rPr>
@@ -7146,7 +7146,7 @@
                 <w:color w:val="0090A0"/>
                 <w:sz w:val="14"/>
               </w:rPr>
-              <w:t>▾</w:t>
+              <w:t>▸</w:t>
             </w:r>
             <w:r>
               <w:rPr>
@@ -7638,7 +7638,7 @@
                 <w:color w:val="0090A0"/>
                 <w:sz w:val="14"/>
               </w:rPr>
-              <w:t>▾</w:t>
+              <w:t>▸</w:t>
             </w:r>
             <w:r>
               <w:rPr>
@@ -7996,7 +7996,7 @@
                 <w:color w:val="0090A0"/>
                 <w:sz w:val="14"/>
               </w:rPr>
-              <w:t>▾</w:t>
+              <w:t>▸</w:t>
             </w:r>
             <w:r>
               <w:rPr>
@@ -8366,7 +8366,7 @@
                 <w:color w:val="0090A0"/>
                 <w:sz w:val="14"/>
               </w:rPr>
-              <w:t>▾</w:t>
+              <w:t>▸</w:t>
             </w:r>
             <w:r>
               <w:rPr>
@@ -9007,7 +9007,7 @@
                 <w:color w:val="0090A0"/>
                 <w:sz w:val="14"/>
               </w:rPr>
-              <w:t>▾</w:t>
+              <w:t>▸</w:t>
             </w:r>
             <w:r>
               <w:rPr>
@@ -9372,7 +9372,7 @@
                 <w:color w:val="0090A0"/>
                 <w:sz w:val="14"/>
               </w:rPr>
-              <w:t>▾</w:t>
+              <w:t>▸</w:t>
             </w:r>
             <w:r>
               <w:rPr>
@@ -12931,7 +12931,7 @@
                 <w:color w:val="0090A0"/>
                 <w:sz w:val="14"/>
               </w:rPr>
-              <w:t>▾</w:t>
+              <w:t>▸</w:t>
             </w:r>
             <w:r>
               <w:rPr>
@@ -13230,7 +13230,7 @@
                 <w:color w:val="0090A0"/>
                 <w:sz w:val="14"/>
               </w:rPr>
-              <w:t>▾</w:t>
+              <w:t>▸</w:t>
             </w:r>
             <w:r>
               <w:rPr>
@@ -13588,7 +13588,7 @@
                 <w:color w:val="0090A0"/>
                 <w:sz w:val="14"/>
               </w:rPr>
-              <w:t>▾</w:t>
+              <w:t>▸</w:t>
             </w:r>
             <w:r>
               <w:rPr>

--- a/docs/ocs_sim_qms.docx
+++ b/docs/ocs_sim_qms.docx
@@ -14,7 +14,25 @@
           <w:color w:val="0090A0"/>
           <w:sz w:val="16"/>
         </w:rPr>
-        <w:t>총괄5-세부1 · A-4-5 · 10/15 최종 견적(견26CAMTIC-DMWorks-1015-3) 기준 · 10/18 중장위 심의 준비 지침 적용 · 2026.10.19 작성 · 검토본</w:t>
+        <w:t xml:space="preserve">총괄5-세부1 · A-4-5 · </w:t>
+      </w:r>
+      <w:r>
+        <w:rPr>
+          <w:rFonts w:ascii="맑은 고딕" w:hAnsi="맑은 고딕" w:eastAsia="맑은 고딕"/>
+          <w:b w:val="0"/>
+          <w:color w:val="0090A0"/>
+          <w:sz w:val="16"/>
+        </w:rPr>
+        <w:t>10/15 최종 견적(견26CAMTIC-DMWorks-1015-3) 기준</w:t>
+      </w:r>
+      <w:r>
+        <w:rPr>
+          <w:rFonts w:ascii="맑은 고딕" w:hAnsi="맑은 고딕" w:eastAsia="맑은 고딕"/>
+          <w:b w:val="0"/>
+          <w:color w:val="0090A0"/>
+          <w:sz w:val="16"/>
+        </w:rPr>
+        <w:t xml:space="preserve"> · 10/18 중장위 심의 준비 지침 적용 · 2026.10.19 작성 · 검토본</w:t>
       </w:r>
     </w:p>
     <w:p>

--- a/docs/ocs_sim_qms.docx
+++ b/docs/ocs_sim_qms.docx
@@ -17155,7 +17155,7 @@
                 <w:color w:val="13203F"/>
                 <w:sz w:val="16"/>
               </w:rPr>
-              <w:t>같은 견적서 10/15 최종본 (PDF 원본 — 5장 견적서 원본)</w:t>
+              <w:t>같은 견적서 10/15 최종본 (PDF) — 1015-1~3</w:t>
             </w:r>
           </w:p>
         </w:tc>
